--- a/writing/r1bass_ecotox_manuscript.docx
+++ b/writing/r1bass_ecotox_manuscript.docx
@@ -1237,7 +1237,43 @@
           <w:kern w:val="0"/>
           <w14:ligatures w14:val="none"/>
         </w:rPr>
-        <w:t xml:space="preserve"> We examined whether exposure to cadmium (Cd) or perfluoropentanoic acid (PFPeA)—a short-chain </w:t>
+        <w:t xml:space="preserve"> We examined whether exposure to cadmium (Cd) or </w:t>
+      </w:r>
+      <w:proofErr w:type="spellStart"/>
+      <w:r>
+        <w:rPr>
+          <w:rFonts w:ascii="Arial" w:eastAsia="Times New Roman" w:hAnsi="Arial" w:cs="Arial"/>
+          <w:kern w:val="0"/>
+          <w14:ligatures w14:val="none"/>
+        </w:rPr>
+        <w:t>perfluoropentanoic</w:t>
+      </w:r>
+      <w:proofErr w:type="spellEnd"/>
+      <w:r>
+        <w:rPr>
+          <w:rFonts w:ascii="Arial" w:eastAsia="Times New Roman" w:hAnsi="Arial" w:cs="Arial"/>
+          <w:kern w:val="0"/>
+          <w14:ligatures w14:val="none"/>
+        </w:rPr>
+        <w:t xml:space="preserve"> acid (</w:t>
+      </w:r>
+      <w:proofErr w:type="spellStart"/>
+      <w:r>
+        <w:rPr>
+          <w:rFonts w:ascii="Arial" w:eastAsia="Times New Roman" w:hAnsi="Arial" w:cs="Arial"/>
+          <w:kern w:val="0"/>
+          <w14:ligatures w14:val="none"/>
+        </w:rPr>
+        <w:t>PFPeA</w:t>
+      </w:r>
+      <w:proofErr w:type="spellEnd"/>
+      <w:r>
+        <w:rPr>
+          <w:rFonts w:ascii="Arial" w:eastAsia="Times New Roman" w:hAnsi="Arial" w:cs="Arial"/>
+          <w:kern w:val="0"/>
+          <w14:ligatures w14:val="none"/>
+        </w:rPr>
+        <w:t xml:space="preserve">)—a short-chain </w:t>
       </w:r>
       <w:bookmarkStart w:id="1" w:name="_Hlk213782290"/>
       <w:r>
@@ -1385,7 +1421,43 @@
           <w:kern w:val="0"/>
           <w14:ligatures w14:val="none"/>
         </w:rPr>
-        <w:t>, we compared five groups (control, Cd low, Cd high, PFPeA low, PFPeA high) across four sampling periods</w:t>
+        <w:t xml:space="preserve">, we compared five groups (control, Cd low, Cd high, </w:t>
+      </w:r>
+      <w:proofErr w:type="spellStart"/>
+      <w:r>
+        <w:rPr>
+          <w:rFonts w:ascii="Arial" w:eastAsia="Times New Roman" w:hAnsi="Arial" w:cs="Arial"/>
+          <w:kern w:val="0"/>
+          <w14:ligatures w14:val="none"/>
+        </w:rPr>
+        <w:t>PFPeA</w:t>
+      </w:r>
+      <w:proofErr w:type="spellEnd"/>
+      <w:r>
+        <w:rPr>
+          <w:rFonts w:ascii="Arial" w:eastAsia="Times New Roman" w:hAnsi="Arial" w:cs="Arial"/>
+          <w:kern w:val="0"/>
+          <w14:ligatures w14:val="none"/>
+        </w:rPr>
+        <w:t xml:space="preserve"> low, </w:t>
+      </w:r>
+      <w:proofErr w:type="spellStart"/>
+      <w:r>
+        <w:rPr>
+          <w:rFonts w:ascii="Arial" w:eastAsia="Times New Roman" w:hAnsi="Arial" w:cs="Arial"/>
+          <w:kern w:val="0"/>
+          <w14:ligatures w14:val="none"/>
+        </w:rPr>
+        <w:t>PFPeA</w:t>
+      </w:r>
+      <w:proofErr w:type="spellEnd"/>
+      <w:r>
+        <w:rPr>
+          <w:rFonts w:ascii="Arial" w:eastAsia="Times New Roman" w:hAnsi="Arial" w:cs="Arial"/>
+          <w:kern w:val="0"/>
+          <w14:ligatures w14:val="none"/>
+        </w:rPr>
+        <w:t xml:space="preserve"> high) across four sampling periods</w:t>
       </w:r>
       <w:r>
         <w:rPr>
@@ -1433,7 +1505,25 @@
           <w:kern w:val="0"/>
           <w14:ligatures w14:val="none"/>
         </w:rPr>
-        <w:t>High PFPeA exposure elevated NLR values within four days of treatment</w:t>
+        <w:t xml:space="preserve">High </w:t>
+      </w:r>
+      <w:proofErr w:type="spellStart"/>
+      <w:r>
+        <w:rPr>
+          <w:rFonts w:ascii="Arial" w:eastAsia="Times New Roman" w:hAnsi="Arial" w:cs="Arial"/>
+          <w:kern w:val="0"/>
+          <w14:ligatures w14:val="none"/>
+        </w:rPr>
+        <w:t>PFPeA</w:t>
+      </w:r>
+      <w:proofErr w:type="spellEnd"/>
+      <w:r>
+        <w:rPr>
+          <w:rFonts w:ascii="Arial" w:eastAsia="Times New Roman" w:hAnsi="Arial" w:cs="Arial"/>
+          <w:kern w:val="0"/>
+          <w14:ligatures w14:val="none"/>
+        </w:rPr>
+        <w:t xml:space="preserve"> exposure elevated NLR values within four days of treatment</w:t>
       </w:r>
       <w:r>
         <w:rPr>
@@ -1545,7 +1635,25 @@
           <w:kern w:val="0"/>
           <w14:ligatures w14:val="none"/>
         </w:rPr>
-        <w:t xml:space="preserve">only in the high-PFPeA group one week later. Neither Cd </w:t>
+        <w:t>only in the high-</w:t>
+      </w:r>
+      <w:proofErr w:type="spellStart"/>
+      <w:r>
+        <w:rPr>
+          <w:rFonts w:ascii="Arial" w:eastAsia="Times New Roman" w:hAnsi="Arial" w:cs="Arial"/>
+          <w:kern w:val="0"/>
+          <w14:ligatures w14:val="none"/>
+        </w:rPr>
+        <w:t>PFPeA</w:t>
+      </w:r>
+      <w:proofErr w:type="spellEnd"/>
+      <w:r>
+        <w:rPr>
+          <w:rFonts w:ascii="Arial" w:eastAsia="Times New Roman" w:hAnsi="Arial" w:cs="Arial"/>
+          <w:kern w:val="0"/>
+          <w14:ligatures w14:val="none"/>
+        </w:rPr>
+        <w:t xml:space="preserve"> group one week later. Neither Cd </w:t>
       </w:r>
       <w:r>
         <w:rPr>
@@ -1561,7 +1669,25 @@
           <w:kern w:val="0"/>
           <w14:ligatures w14:val="none"/>
         </w:rPr>
-        <w:t xml:space="preserve">nor low PFPeA exposure altered NLR </w:t>
+        <w:t xml:space="preserve">nor low </w:t>
+      </w:r>
+      <w:proofErr w:type="spellStart"/>
+      <w:r>
+        <w:rPr>
+          <w:rFonts w:ascii="Arial" w:eastAsia="Times New Roman" w:hAnsi="Arial" w:cs="Arial"/>
+          <w:kern w:val="0"/>
+          <w14:ligatures w14:val="none"/>
+        </w:rPr>
+        <w:t>PFPeA</w:t>
+      </w:r>
+      <w:proofErr w:type="spellEnd"/>
+      <w:r>
+        <w:rPr>
+          <w:rFonts w:ascii="Arial" w:eastAsia="Times New Roman" w:hAnsi="Arial" w:cs="Arial"/>
+          <w:kern w:val="0"/>
+          <w14:ligatures w14:val="none"/>
+        </w:rPr>
+        <w:t xml:space="preserve"> exposure altered NLR </w:t>
       </w:r>
       <w:r>
         <w:rPr>
@@ -1633,8 +1759,18 @@
           <w:kern w:val="0"/>
           <w14:ligatures w14:val="none"/>
         </w:rPr>
-        <w:t xml:space="preserve"> PFPeA</w:t>
-      </w:r>
+        <w:t xml:space="preserve"> </w:t>
+      </w:r>
+      <w:proofErr w:type="spellStart"/>
+      <w:r>
+        <w:rPr>
+          <w:rFonts w:ascii="Arial" w:eastAsia="Times New Roman" w:hAnsi="Arial" w:cs="Arial"/>
+          <w:kern w:val="0"/>
+          <w14:ligatures w14:val="none"/>
+        </w:rPr>
+        <w:t>PFPeA</w:t>
+      </w:r>
+      <w:proofErr w:type="spellEnd"/>
       <w:r>
         <w:rPr>
           <w:rFonts w:ascii="Arial" w:eastAsia="Times New Roman" w:hAnsi="Arial" w:cs="Arial"/>
@@ -1795,7 +1931,27 @@
           <w:kern w:val="0"/>
           <w14:ligatures w14:val="none"/>
         </w:rPr>
-        <w:t>Leukocyte Profiles, Perfluoropentanoic Acid, Cadmium, Largemouth Bass, Per- Polyfluoroalkyl Substances, Stress</w:t>
+        <w:t xml:space="preserve">Leukocyte Profiles, </w:t>
+      </w:r>
+      <w:proofErr w:type="spellStart"/>
+      <w:r>
+        <w:rPr>
+          <w:rFonts w:ascii="Arial" w:eastAsia="Times New Roman" w:hAnsi="Arial" w:cs="Arial"/>
+          <w:color w:val="000000"/>
+          <w:kern w:val="0"/>
+          <w14:ligatures w14:val="none"/>
+        </w:rPr>
+        <w:t>Perfluoropentanoic</w:t>
+      </w:r>
+      <w:proofErr w:type="spellEnd"/>
+      <w:r>
+        <w:rPr>
+          <w:rFonts w:ascii="Arial" w:eastAsia="Times New Roman" w:hAnsi="Arial" w:cs="Arial"/>
+          <w:color w:val="000000"/>
+          <w:kern w:val="0"/>
+          <w14:ligatures w14:val="none"/>
+        </w:rPr>
+        <w:t xml:space="preserve"> Acid, Cadmium, Largemouth Bass, Per- Polyfluoroalkyl Substances, Stress</w:t>
       </w:r>
       <w:r>
         <w:rPr>
@@ -3090,7 +3246,25 @@
           <w:kern w:val="0"/>
           <w14:ligatures w14:val="none"/>
         </w:rPr>
-        <w:t xml:space="preserve">., 2013; Coperchini </w:t>
+        <w:t xml:space="preserve">., 2013; </w:t>
+      </w:r>
+      <w:proofErr w:type="spellStart"/>
+      <w:r>
+        <w:rPr>
+          <w:rFonts w:ascii="Arial" w:eastAsia="Times New Roman" w:hAnsi="Arial" w:cs="Arial"/>
+          <w:kern w:val="0"/>
+          <w14:ligatures w14:val="none"/>
+        </w:rPr>
+        <w:t>Coperchini</w:t>
+      </w:r>
+      <w:proofErr w:type="spellEnd"/>
+      <w:r>
+        <w:rPr>
+          <w:rFonts w:ascii="Arial" w:eastAsia="Times New Roman" w:hAnsi="Arial" w:cs="Arial"/>
+          <w:kern w:val="0"/>
+          <w14:ligatures w14:val="none"/>
+        </w:rPr>
+        <w:t xml:space="preserve"> </w:t>
       </w:r>
       <w:r>
         <w:rPr>
@@ -3451,13 +3625,23 @@
         </w:rPr>
         <w:t xml:space="preserve"> across freshwater taxa (</w:t>
       </w:r>
-      <w:r>
-        <w:rPr>
-          <w:rFonts w:ascii="Arial" w:hAnsi="Arial" w:cs="Arial"/>
-          <w:color w:val="000000"/>
-          <w:kern w:val="0"/>
-        </w:rPr>
-        <w:t xml:space="preserve">Hontela </w:t>
+      <w:proofErr w:type="spellStart"/>
+      <w:r>
+        <w:rPr>
+          <w:rFonts w:ascii="Arial" w:hAnsi="Arial" w:cs="Arial"/>
+          <w:color w:val="000000"/>
+          <w:kern w:val="0"/>
+        </w:rPr>
+        <w:t>Hontela</w:t>
+      </w:r>
+      <w:proofErr w:type="spellEnd"/>
+      <w:r>
+        <w:rPr>
+          <w:rFonts w:ascii="Arial" w:hAnsi="Arial" w:cs="Arial"/>
+          <w:color w:val="000000"/>
+          <w:kern w:val="0"/>
+        </w:rPr>
+        <w:t xml:space="preserve"> </w:t>
       </w:r>
       <w:r>
         <w:rPr>
@@ -3483,7 +3667,25 @@
           <w:color w:val="000000"/>
           <w:kern w:val="0"/>
         </w:rPr>
-        <w:t xml:space="preserve"> Jezierska and Witeska, 200</w:t>
+        <w:t xml:space="preserve"> Jezierska and </w:t>
+      </w:r>
+      <w:proofErr w:type="spellStart"/>
+      <w:r>
+        <w:rPr>
+          <w:rFonts w:ascii="Arial" w:hAnsi="Arial" w:cs="Arial"/>
+          <w:color w:val="000000"/>
+          <w:kern w:val="0"/>
+        </w:rPr>
+        <w:t>Witeska</w:t>
+      </w:r>
+      <w:proofErr w:type="spellEnd"/>
+      <w:r>
+        <w:rPr>
+          <w:rFonts w:ascii="Arial" w:hAnsi="Arial" w:cs="Arial"/>
+          <w:color w:val="000000"/>
+          <w:kern w:val="0"/>
+        </w:rPr>
+        <w:t>, 200</w:t>
       </w:r>
       <w:r>
         <w:rPr>
@@ -3533,15 +3735,7 @@
           <w:color w:val="000000"/>
           <w:kern w:val="0"/>
         </w:rPr>
-        <w:t>., 20</w:t>
-      </w:r>
-      <w:r>
-        <w:rPr>
-          <w:rFonts w:ascii="Arial" w:hAnsi="Arial" w:cs="Arial"/>
-          <w:color w:val="000000"/>
-          <w:kern w:val="0"/>
-        </w:rPr>
-        <w:t xml:space="preserve">09; </w:t>
+        <w:t xml:space="preserve">., 2009; </w:t>
       </w:r>
       <w:r>
         <w:rPr>
@@ -4093,7 +4287,27 @@
           <w:kern w:val="0"/>
           <w14:ligatures w14:val="none"/>
         </w:rPr>
-        <w:t>brupt osmotic changes can activate endocrine stress pathways, disrupt ionoregulation, and alter leukocyte dynamics in fishes (</w:t>
+        <w:t xml:space="preserve">brupt osmotic changes can activate endocrine stress pathways, disrupt </w:t>
+      </w:r>
+      <w:proofErr w:type="spellStart"/>
+      <w:r>
+        <w:rPr>
+          <w:rFonts w:ascii="Arial" w:eastAsia="Times New Roman" w:hAnsi="Arial" w:cs="Arial"/>
+          <w:color w:val="000000"/>
+          <w:kern w:val="0"/>
+          <w14:ligatures w14:val="none"/>
+        </w:rPr>
+        <w:t>ionoregulation</w:t>
+      </w:r>
+      <w:proofErr w:type="spellEnd"/>
+      <w:r>
+        <w:rPr>
+          <w:rFonts w:ascii="Arial" w:eastAsia="Times New Roman" w:hAnsi="Arial" w:cs="Arial"/>
+          <w:color w:val="000000"/>
+          <w:kern w:val="0"/>
+          <w14:ligatures w14:val="none"/>
+        </w:rPr>
+        <w:t>, and alter leukocyte dynamics in fishes (</w:t>
       </w:r>
       <w:r>
         <w:rPr>
@@ -5517,7 +5731,47 @@
           <w:kern w:val="0"/>
           <w14:ligatures w14:val="none"/>
         </w:rPr>
-        <w:t xml:space="preserve"> and perfluoropentanoic acid (PFPeA; a </w:t>
+        <w:t xml:space="preserve"> and </w:t>
+      </w:r>
+      <w:proofErr w:type="spellStart"/>
+      <w:r>
+        <w:rPr>
+          <w:rFonts w:ascii="Arial" w:eastAsia="Times New Roman" w:hAnsi="Arial" w:cs="Arial"/>
+          <w:color w:val="000000"/>
+          <w:kern w:val="0"/>
+          <w14:ligatures w14:val="none"/>
+        </w:rPr>
+        <w:t>perfluoropentanoic</w:t>
+      </w:r>
+      <w:proofErr w:type="spellEnd"/>
+      <w:r>
+        <w:rPr>
+          <w:rFonts w:ascii="Arial" w:eastAsia="Times New Roman" w:hAnsi="Arial" w:cs="Arial"/>
+          <w:color w:val="000000"/>
+          <w:kern w:val="0"/>
+          <w14:ligatures w14:val="none"/>
+        </w:rPr>
+        <w:t xml:space="preserve"> acid (</w:t>
+      </w:r>
+      <w:proofErr w:type="spellStart"/>
+      <w:r>
+        <w:rPr>
+          <w:rFonts w:ascii="Arial" w:eastAsia="Times New Roman" w:hAnsi="Arial" w:cs="Arial"/>
+          <w:color w:val="000000"/>
+          <w:kern w:val="0"/>
+          <w14:ligatures w14:val="none"/>
+        </w:rPr>
+        <w:t>PFPeA</w:t>
+      </w:r>
+      <w:proofErr w:type="spellEnd"/>
+      <w:r>
+        <w:rPr>
+          <w:rFonts w:ascii="Arial" w:eastAsia="Times New Roman" w:hAnsi="Arial" w:cs="Arial"/>
+          <w:color w:val="000000"/>
+          <w:kern w:val="0"/>
+          <w14:ligatures w14:val="none"/>
+        </w:rPr>
+        <w:t xml:space="preserve">; a </w:t>
       </w:r>
       <w:r>
         <w:rPr>
@@ -6546,16 +6800,56 @@
           <w:kern w:val="0"/>
           <w14:ligatures w14:val="none"/>
         </w:rPr>
-        <w:t xml:space="preserve"> 34.6 L of tap water treated with Seachem Prime concentrated conditioner</w:t>
-      </w:r>
-      <w:r>
-        <w:rPr>
-          <w:rFonts w:ascii="Arial" w:eastAsia="Times New Roman" w:hAnsi="Arial" w:cs="Arial"/>
-          <w:color w:val="000000"/>
-          <w:kern w:val="0"/>
-          <w14:ligatures w14:val="none"/>
-        </w:rPr>
-        <w:t xml:space="preserve"> (Seachem Laboratories, Madison, GA, USA)</w:t>
+        <w:t xml:space="preserve"> 34.6 L of tap water treated with </w:t>
+      </w:r>
+      <w:proofErr w:type="spellStart"/>
+      <w:r>
+        <w:rPr>
+          <w:rFonts w:ascii="Arial" w:eastAsia="Times New Roman" w:hAnsi="Arial" w:cs="Arial"/>
+          <w:color w:val="000000"/>
+          <w:kern w:val="0"/>
+          <w14:ligatures w14:val="none"/>
+        </w:rPr>
+        <w:t>Seachem</w:t>
+      </w:r>
+      <w:proofErr w:type="spellEnd"/>
+      <w:r>
+        <w:rPr>
+          <w:rFonts w:ascii="Arial" w:eastAsia="Times New Roman" w:hAnsi="Arial" w:cs="Arial"/>
+          <w:color w:val="000000"/>
+          <w:kern w:val="0"/>
+          <w14:ligatures w14:val="none"/>
+        </w:rPr>
+        <w:t xml:space="preserve"> Prime concentrated conditioner</w:t>
+      </w:r>
+      <w:r>
+        <w:rPr>
+          <w:rFonts w:ascii="Arial" w:eastAsia="Times New Roman" w:hAnsi="Arial" w:cs="Arial"/>
+          <w:color w:val="000000"/>
+          <w:kern w:val="0"/>
+          <w14:ligatures w14:val="none"/>
+        </w:rPr>
+        <w:t xml:space="preserve"> (</w:t>
+      </w:r>
+      <w:proofErr w:type="spellStart"/>
+      <w:r>
+        <w:rPr>
+          <w:rFonts w:ascii="Arial" w:eastAsia="Times New Roman" w:hAnsi="Arial" w:cs="Arial"/>
+          <w:color w:val="000000"/>
+          <w:kern w:val="0"/>
+          <w14:ligatures w14:val="none"/>
+        </w:rPr>
+        <w:t>Seachem</w:t>
+      </w:r>
+      <w:proofErr w:type="spellEnd"/>
+      <w:r>
+        <w:rPr>
+          <w:rFonts w:ascii="Arial" w:eastAsia="Times New Roman" w:hAnsi="Arial" w:cs="Arial"/>
+          <w:color w:val="000000"/>
+          <w:kern w:val="0"/>
+          <w14:ligatures w14:val="none"/>
+        </w:rPr>
+        <w:t xml:space="preserve"> Laboratories, Madison, GA, USA)</w:t>
       </w:r>
       <w:r>
         <w:rPr>
@@ -6729,7 +7023,47 @@
           <w:kern w:val="0"/>
           <w14:ligatures w14:val="none"/>
         </w:rPr>
-        <w:t>(0.034 ppm), Cd high (0.34 ppm), PFPeA low (3.4 mg/L), PFPeA high (34 mg/L)—with</w:t>
+        <w:t xml:space="preserve">(0.034 ppm), Cd high (0.34 ppm), </w:t>
+      </w:r>
+      <w:proofErr w:type="spellStart"/>
+      <w:r>
+        <w:rPr>
+          <w:rFonts w:ascii="Arial" w:eastAsia="Times New Roman" w:hAnsi="Arial" w:cs="Arial"/>
+          <w:color w:val="000000"/>
+          <w:kern w:val="0"/>
+          <w14:ligatures w14:val="none"/>
+        </w:rPr>
+        <w:t>PFPeA</w:t>
+      </w:r>
+      <w:proofErr w:type="spellEnd"/>
+      <w:r>
+        <w:rPr>
+          <w:rFonts w:ascii="Arial" w:eastAsia="Times New Roman" w:hAnsi="Arial" w:cs="Arial"/>
+          <w:color w:val="000000"/>
+          <w:kern w:val="0"/>
+          <w14:ligatures w14:val="none"/>
+        </w:rPr>
+        <w:t xml:space="preserve"> low (3.4 mg/L), </w:t>
+      </w:r>
+      <w:proofErr w:type="spellStart"/>
+      <w:r>
+        <w:rPr>
+          <w:rFonts w:ascii="Arial" w:eastAsia="Times New Roman" w:hAnsi="Arial" w:cs="Arial"/>
+          <w:color w:val="000000"/>
+          <w:kern w:val="0"/>
+          <w14:ligatures w14:val="none"/>
+        </w:rPr>
+        <w:t>PFPeA</w:t>
+      </w:r>
+      <w:proofErr w:type="spellEnd"/>
+      <w:r>
+        <w:rPr>
+          <w:rFonts w:ascii="Arial" w:eastAsia="Times New Roman" w:hAnsi="Arial" w:cs="Arial"/>
+          <w:color w:val="000000"/>
+          <w:kern w:val="0"/>
+          <w14:ligatures w14:val="none"/>
+        </w:rPr>
+        <w:t xml:space="preserve"> high (34 mg/L)—with</w:t>
       </w:r>
       <w:r>
         <w:rPr>
@@ -6795,7 +7129,27 @@
           <w:kern w:val="0"/>
           <w14:ligatures w14:val="none"/>
         </w:rPr>
-        <w:t>he PFPeA high</w:t>
+        <w:t xml:space="preserve">he </w:t>
+      </w:r>
+      <w:proofErr w:type="spellStart"/>
+      <w:r>
+        <w:rPr>
+          <w:rFonts w:ascii="Arial" w:eastAsia="Times New Roman" w:hAnsi="Arial" w:cs="Arial"/>
+          <w:color w:val="000000"/>
+          <w:kern w:val="0"/>
+          <w14:ligatures w14:val="none"/>
+        </w:rPr>
+        <w:t>PFPeA</w:t>
+      </w:r>
+      <w:proofErr w:type="spellEnd"/>
+      <w:r>
+        <w:rPr>
+          <w:rFonts w:ascii="Arial" w:eastAsia="Times New Roman" w:hAnsi="Arial" w:cs="Arial"/>
+          <w:color w:val="000000"/>
+          <w:kern w:val="0"/>
+          <w14:ligatures w14:val="none"/>
+        </w:rPr>
+        <w:t xml:space="preserve"> high</w:t>
       </w:r>
       <w:r>
         <w:rPr>
@@ -7064,7 +7418,27 @@
           <w:kern w:val="0"/>
           <w14:ligatures w14:val="none"/>
         </w:rPr>
-        <w:t xml:space="preserve"> PFPeA low </w:t>
+        <w:t xml:space="preserve"> </w:t>
+      </w:r>
+      <w:proofErr w:type="spellStart"/>
+      <w:r>
+        <w:rPr>
+          <w:rFonts w:ascii="Arial" w:eastAsia="Times New Roman" w:hAnsi="Arial" w:cs="Arial"/>
+          <w:color w:val="000000"/>
+          <w:kern w:val="0"/>
+          <w14:ligatures w14:val="none"/>
+        </w:rPr>
+        <w:t>PFPeA</w:t>
+      </w:r>
+      <w:proofErr w:type="spellEnd"/>
+      <w:r>
+        <w:rPr>
+          <w:rFonts w:ascii="Arial" w:eastAsia="Times New Roman" w:hAnsi="Arial" w:cs="Arial"/>
+          <w:color w:val="000000"/>
+          <w:kern w:val="0"/>
+          <w14:ligatures w14:val="none"/>
+        </w:rPr>
+        <w:t xml:space="preserve"> low </w:t>
       </w:r>
       <w:r>
         <w:rPr>
@@ -7102,6 +7476,7 @@
         </w:rPr>
         <w:t xml:space="preserve"> (</w:t>
       </w:r>
+      <w:proofErr w:type="spellStart"/>
       <w:r>
         <w:rPr>
           <w:rFonts w:ascii="Arial" w:eastAsia="Times New Roman" w:hAnsi="Arial" w:cs="Arial"/>
@@ -7135,7 +7510,16 @@
           <w:color w:val="000000"/>
           <w:kern w:val="0"/>
         </w:rPr>
-        <w:t xml:space="preserve">Kurwadkar </w:t>
+        <w:t>Kurwadkar</w:t>
+      </w:r>
+      <w:proofErr w:type="spellEnd"/>
+      <w:r>
+        <w:rPr>
+          <w:rFonts w:ascii="Arial" w:hAnsi="Arial" w:cs="Arial"/>
+          <w:color w:val="000000"/>
+          <w:kern w:val="0"/>
+        </w:rPr>
+        <w:t xml:space="preserve"> </w:t>
       </w:r>
       <w:r>
         <w:rPr>
@@ -7935,7 +8319,27 @@
           <w:kern w:val="0"/>
           <w14:ligatures w14:val="none"/>
         </w:rPr>
-        <w:t xml:space="preserve"> aerated livewell to Southeastern Louisiana University</w:t>
+        <w:t xml:space="preserve"> aerated </w:t>
+      </w:r>
+      <w:proofErr w:type="spellStart"/>
+      <w:r>
+        <w:rPr>
+          <w:rFonts w:ascii="Arial" w:eastAsia="Times New Roman" w:hAnsi="Arial" w:cs="Arial"/>
+          <w:color w:val="000000"/>
+          <w:kern w:val="0"/>
+          <w14:ligatures w14:val="none"/>
+        </w:rPr>
+        <w:t>livewell</w:t>
+      </w:r>
+      <w:proofErr w:type="spellEnd"/>
+      <w:r>
+        <w:rPr>
+          <w:rFonts w:ascii="Arial" w:eastAsia="Times New Roman" w:hAnsi="Arial" w:cs="Arial"/>
+          <w:color w:val="000000"/>
+          <w:kern w:val="0"/>
+          <w14:ligatures w14:val="none"/>
+        </w:rPr>
+        <w:t xml:space="preserve"> to Southeastern Louisiana University</w:t>
       </w:r>
       <w:r>
         <w:rPr>
@@ -7998,16 +8402,56 @@
           <w:kern w:val="0"/>
           <w14:ligatures w14:val="none"/>
         </w:rPr>
-        <w:t>total length (TL) and weight (Wt) of 15 bass</w:t>
-      </w:r>
-      <w:r>
-        <w:rPr>
-          <w:rFonts w:ascii="Arial" w:eastAsia="Times New Roman" w:hAnsi="Arial" w:cs="Arial"/>
-          <w:color w:val="000000"/>
-          <w:kern w:val="0"/>
-          <w14:ligatures w14:val="none"/>
-        </w:rPr>
-        <w:t xml:space="preserve"> and placed each individual into </w:t>
+        <w:t>total length (TL) and weight (</w:t>
+      </w:r>
+      <w:proofErr w:type="spellStart"/>
+      <w:r>
+        <w:rPr>
+          <w:rFonts w:ascii="Arial" w:eastAsia="Times New Roman" w:hAnsi="Arial" w:cs="Arial"/>
+          <w:color w:val="000000"/>
+          <w:kern w:val="0"/>
+          <w14:ligatures w14:val="none"/>
+        </w:rPr>
+        <w:t>Wt</w:t>
+      </w:r>
+      <w:proofErr w:type="spellEnd"/>
+      <w:r>
+        <w:rPr>
+          <w:rFonts w:ascii="Arial" w:eastAsia="Times New Roman" w:hAnsi="Arial" w:cs="Arial"/>
+          <w:color w:val="000000"/>
+          <w:kern w:val="0"/>
+          <w14:ligatures w14:val="none"/>
+        </w:rPr>
+        <w:t>) of 15 bass</w:t>
+      </w:r>
+      <w:r>
+        <w:rPr>
+          <w:rFonts w:ascii="Arial" w:eastAsia="Times New Roman" w:hAnsi="Arial" w:cs="Arial"/>
+          <w:color w:val="000000"/>
+          <w:kern w:val="0"/>
+          <w14:ligatures w14:val="none"/>
+        </w:rPr>
+        <w:t xml:space="preserve"> and placed </w:t>
+      </w:r>
+      <w:proofErr w:type="gramStart"/>
+      <w:r>
+        <w:rPr>
+          <w:rFonts w:ascii="Arial" w:eastAsia="Times New Roman" w:hAnsi="Arial" w:cs="Arial"/>
+          <w:color w:val="000000"/>
+          <w:kern w:val="0"/>
+          <w14:ligatures w14:val="none"/>
+        </w:rPr>
+        <w:t>each individual</w:t>
+      </w:r>
+      <w:proofErr w:type="gramEnd"/>
+      <w:r>
+        <w:rPr>
+          <w:rFonts w:ascii="Arial" w:eastAsia="Times New Roman" w:hAnsi="Arial" w:cs="Arial"/>
+          <w:color w:val="000000"/>
+          <w:kern w:val="0"/>
+          <w14:ligatures w14:val="none"/>
+        </w:rPr>
+        <w:t xml:space="preserve"> into </w:t>
       </w:r>
       <w:r>
         <w:rPr>
@@ -8447,7 +8891,27 @@
           <w:kern w:val="0"/>
           <w14:ligatures w14:val="none"/>
         </w:rPr>
-        <w:t xml:space="preserve"> differing levels of Cd or PFPeA alter</w:t>
+        <w:t xml:space="preserve"> differing levels of Cd or </w:t>
+      </w:r>
+      <w:proofErr w:type="spellStart"/>
+      <w:r>
+        <w:rPr>
+          <w:rFonts w:ascii="Arial" w:eastAsia="Times New Roman" w:hAnsi="Arial" w:cs="Arial"/>
+          <w:color w:val="000000"/>
+          <w:kern w:val="0"/>
+          <w14:ligatures w14:val="none"/>
+        </w:rPr>
+        <w:t>PFPeA</w:t>
+      </w:r>
+      <w:proofErr w:type="spellEnd"/>
+      <w:r>
+        <w:rPr>
+          <w:rFonts w:ascii="Arial" w:eastAsia="Times New Roman" w:hAnsi="Arial" w:cs="Arial"/>
+          <w:color w:val="000000"/>
+          <w:kern w:val="0"/>
+          <w14:ligatures w14:val="none"/>
+        </w:rPr>
+        <w:t xml:space="preserve"> alter</w:t>
       </w:r>
       <w:r>
         <w:rPr>
@@ -8483,7 +8947,27 @@
           <w:kern w:val="0"/>
           <w14:ligatures w14:val="none"/>
         </w:rPr>
-        <w:t>Cd (0.034 ppm and 0.34 ppm, respectively) and PFPeA (3.4 mg/L and 34 mg/L, respectively; Sigma Aldrich, Darmstadt, Germany</w:t>
+        <w:t xml:space="preserve">Cd (0.034 ppm and 0.34 ppm, respectively) and </w:t>
+      </w:r>
+      <w:proofErr w:type="spellStart"/>
+      <w:r>
+        <w:rPr>
+          <w:rFonts w:ascii="Arial" w:eastAsia="Times New Roman" w:hAnsi="Arial" w:cs="Arial"/>
+          <w:color w:val="000000"/>
+          <w:kern w:val="0"/>
+          <w14:ligatures w14:val="none"/>
+        </w:rPr>
+        <w:t>PFPeA</w:t>
+      </w:r>
+      <w:proofErr w:type="spellEnd"/>
+      <w:r>
+        <w:rPr>
+          <w:rFonts w:ascii="Arial" w:eastAsia="Times New Roman" w:hAnsi="Arial" w:cs="Arial"/>
+          <w:color w:val="000000"/>
+          <w:kern w:val="0"/>
+          <w14:ligatures w14:val="none"/>
+        </w:rPr>
+        <w:t xml:space="preserve"> (3.4 mg/L and 34 mg/L, respectively; Sigma Aldrich, Darmstadt, Germany</w:t>
       </w:r>
       <w:r>
         <w:rPr>
@@ -8640,7 +9124,27 @@
           <w:kern w:val="0"/>
           <w14:ligatures w14:val="none"/>
         </w:rPr>
-        <w:t xml:space="preserve">Cd and PFPeA added to each tank to ensure consistent nominal concentrations across treatments, but we did not analytically confirm </w:t>
+        <w:t xml:space="preserve">Cd and </w:t>
+      </w:r>
+      <w:proofErr w:type="spellStart"/>
+      <w:r>
+        <w:rPr>
+          <w:rFonts w:ascii="Arial" w:eastAsia="Times New Roman" w:hAnsi="Arial" w:cs="Arial"/>
+          <w:color w:val="000000"/>
+          <w:kern w:val="0"/>
+          <w14:ligatures w14:val="none"/>
+        </w:rPr>
+        <w:t>PFPeA</w:t>
+      </w:r>
+      <w:proofErr w:type="spellEnd"/>
+      <w:r>
+        <w:rPr>
+          <w:rFonts w:ascii="Arial" w:eastAsia="Times New Roman" w:hAnsi="Arial" w:cs="Arial"/>
+          <w:color w:val="000000"/>
+          <w:kern w:val="0"/>
+          <w14:ligatures w14:val="none"/>
+        </w:rPr>
+        <w:t xml:space="preserve"> added to each tank to ensure consistent nominal concentrations across treatments, but we did not analytically confirm </w:t>
       </w:r>
       <w:r>
         <w:rPr>
@@ -8667,7 +9171,27 @@
           <w:kern w:val="0"/>
           <w14:ligatures w14:val="none"/>
         </w:rPr>
-        <w:t xml:space="preserve"> On day 14, we collected TL, Wt, and a second blood sample</w:t>
+        <w:t xml:space="preserve"> On day 14, we collected TL, </w:t>
+      </w:r>
+      <w:proofErr w:type="spellStart"/>
+      <w:r>
+        <w:rPr>
+          <w:rFonts w:ascii="Arial" w:eastAsia="Times New Roman" w:hAnsi="Arial" w:cs="Arial"/>
+          <w:color w:val="000000"/>
+          <w:kern w:val="0"/>
+          <w14:ligatures w14:val="none"/>
+        </w:rPr>
+        <w:t>Wt</w:t>
+      </w:r>
+      <w:proofErr w:type="spellEnd"/>
+      <w:r>
+        <w:rPr>
+          <w:rFonts w:ascii="Arial" w:eastAsia="Times New Roman" w:hAnsi="Arial" w:cs="Arial"/>
+          <w:color w:val="000000"/>
+          <w:kern w:val="0"/>
+          <w14:ligatures w14:val="none"/>
+        </w:rPr>
+        <w:t>, and a second blood sample</w:t>
       </w:r>
       <w:r>
         <w:rPr>
@@ -8967,16 +9491,36 @@
           <w:kern w:val="0"/>
           <w14:ligatures w14:val="none"/>
         </w:rPr>
-        <w:t>across the tanks</w:t>
-      </w:r>
-      <w:r>
-        <w:rPr>
-          <w:rFonts w:ascii="Arial" w:eastAsia="Times New Roman" w:hAnsi="Arial" w:cs="Arial"/>
-          <w:color w:val="000000"/>
-          <w:kern w:val="0"/>
-          <w14:ligatures w14:val="none"/>
-        </w:rPr>
-        <w:t xml:space="preserve">, and verified salinity immediately after </w:t>
+        <w:t xml:space="preserve">across the </w:t>
+      </w:r>
+      <w:proofErr w:type="gramStart"/>
+      <w:r>
+        <w:rPr>
+          <w:rFonts w:ascii="Arial" w:eastAsia="Times New Roman" w:hAnsi="Arial" w:cs="Arial"/>
+          <w:color w:val="000000"/>
+          <w:kern w:val="0"/>
+          <w14:ligatures w14:val="none"/>
+        </w:rPr>
+        <w:t>tanks</w:t>
+      </w:r>
+      <w:r>
+        <w:rPr>
+          <w:rFonts w:ascii="Arial" w:eastAsia="Times New Roman" w:hAnsi="Arial" w:cs="Arial"/>
+          <w:color w:val="000000"/>
+          <w:kern w:val="0"/>
+          <w14:ligatures w14:val="none"/>
+        </w:rPr>
+        <w:t>, and</w:t>
+      </w:r>
+      <w:proofErr w:type="gramEnd"/>
+      <w:r>
+        <w:rPr>
+          <w:rFonts w:ascii="Arial" w:eastAsia="Times New Roman" w:hAnsi="Arial" w:cs="Arial"/>
+          <w:color w:val="000000"/>
+          <w:kern w:val="0"/>
+          <w14:ligatures w14:val="none"/>
+        </w:rPr>
+        <w:t xml:space="preserve"> verified salinity immediately after </w:t>
       </w:r>
       <w:r>
         <w:rPr>
@@ -9030,7 +9574,27 @@
           <w:kern w:val="0"/>
           <w14:ligatures w14:val="none"/>
         </w:rPr>
-        <w:t>, TL, and Wt,</w:t>
+        <w:t xml:space="preserve">, TL, and </w:t>
+      </w:r>
+      <w:proofErr w:type="spellStart"/>
+      <w:r>
+        <w:rPr>
+          <w:rFonts w:ascii="Arial" w:eastAsia="Times New Roman" w:hAnsi="Arial" w:cs="Arial"/>
+          <w:color w:val="000000"/>
+          <w:kern w:val="0"/>
+          <w14:ligatures w14:val="none"/>
+        </w:rPr>
+        <w:t>Wt</w:t>
+      </w:r>
+      <w:proofErr w:type="spellEnd"/>
+      <w:r>
+        <w:rPr>
+          <w:rFonts w:ascii="Arial" w:eastAsia="Times New Roman" w:hAnsi="Arial" w:cs="Arial"/>
+          <w:color w:val="000000"/>
+          <w:kern w:val="0"/>
+          <w14:ligatures w14:val="none"/>
+        </w:rPr>
+        <w:t>,</w:t>
       </w:r>
       <w:r>
         <w:rPr>
@@ -9522,7 +10086,27 @@
           <w:kern w:val="0"/>
           <w14:ligatures w14:val="none"/>
         </w:rPr>
-        <w:t xml:space="preserve">with Giemsa-Wright (Fisherbrand, Pittsburgh, PA, USA). </w:t>
+        <w:t>with Giemsa-Wright (</w:t>
+      </w:r>
+      <w:proofErr w:type="spellStart"/>
+      <w:r>
+        <w:rPr>
+          <w:rFonts w:ascii="Arial" w:eastAsia="Times New Roman" w:hAnsi="Arial" w:cs="Arial"/>
+          <w:color w:val="000000"/>
+          <w:kern w:val="0"/>
+          <w14:ligatures w14:val="none"/>
+        </w:rPr>
+        <w:t>Fisherbrand</w:t>
+      </w:r>
+      <w:proofErr w:type="spellEnd"/>
+      <w:r>
+        <w:rPr>
+          <w:rFonts w:ascii="Arial" w:eastAsia="Times New Roman" w:hAnsi="Arial" w:cs="Arial"/>
+          <w:color w:val="000000"/>
+          <w:kern w:val="0"/>
+          <w14:ligatures w14:val="none"/>
+        </w:rPr>
+        <w:t xml:space="preserve">, Pittsburgh, PA, USA). </w:t>
       </w:r>
       <w:r>
         <w:rPr>
@@ -10512,7 +11096,27 @@
           <w:kern w:val="0"/>
           <w14:ligatures w14:val="none"/>
         </w:rPr>
-        <w:t xml:space="preserve"> the control, Cd high, and PFPeA high group</w:t>
+        <w:t xml:space="preserve"> the control, Cd high, and </w:t>
+      </w:r>
+      <w:proofErr w:type="spellStart"/>
+      <w:r>
+        <w:rPr>
+          <w:rFonts w:ascii="Arial" w:eastAsia="Times New Roman" w:hAnsi="Arial" w:cs="Arial"/>
+          <w:color w:val="000000"/>
+          <w:kern w:val="0"/>
+          <w14:ligatures w14:val="none"/>
+        </w:rPr>
+        <w:t>PFPeA</w:t>
+      </w:r>
+      <w:proofErr w:type="spellEnd"/>
+      <w:r>
+        <w:rPr>
+          <w:rFonts w:ascii="Arial" w:eastAsia="Times New Roman" w:hAnsi="Arial" w:cs="Arial"/>
+          <w:color w:val="000000"/>
+          <w:kern w:val="0"/>
+          <w14:ligatures w14:val="none"/>
+        </w:rPr>
+        <w:t xml:space="preserve"> high group</w:t>
       </w:r>
       <w:r>
         <w:rPr>
@@ -10566,7 +11170,27 @@
           <w:kern w:val="0"/>
           <w14:ligatures w14:val="none"/>
         </w:rPr>
-        <w:t xml:space="preserve"> the PFPeA low group died </w:t>
+        <w:t xml:space="preserve"> the </w:t>
+      </w:r>
+      <w:proofErr w:type="spellStart"/>
+      <w:r>
+        <w:rPr>
+          <w:rFonts w:ascii="Arial" w:eastAsia="Times New Roman" w:hAnsi="Arial" w:cs="Arial"/>
+          <w:color w:val="000000"/>
+          <w:kern w:val="0"/>
+          <w14:ligatures w14:val="none"/>
+        </w:rPr>
+        <w:t>PFPeA</w:t>
+      </w:r>
+      <w:proofErr w:type="spellEnd"/>
+      <w:r>
+        <w:rPr>
+          <w:rFonts w:ascii="Arial" w:eastAsia="Times New Roman" w:hAnsi="Arial" w:cs="Arial"/>
+          <w:color w:val="000000"/>
+          <w:kern w:val="0"/>
+          <w14:ligatures w14:val="none"/>
+        </w:rPr>
+        <w:t xml:space="preserve"> low group died </w:t>
       </w:r>
       <w:r>
         <w:rPr>
@@ -10954,6 +11578,7 @@
         </w:rPr>
         <w:t>(</w:t>
       </w:r>
+      <w:proofErr w:type="spellStart"/>
       <w:r>
         <w:rPr>
           <w:rFonts w:ascii="Arial" w:eastAsia="Times New Roman" w:hAnsi="Arial" w:cs="Arial"/>
@@ -10977,6 +11602,7 @@
         </w:rPr>
         <w:t>r</w:t>
       </w:r>
+      <w:proofErr w:type="spellEnd"/>
       <w:r>
         <w:rPr>
           <w:rFonts w:ascii="Arial" w:eastAsia="Times New Roman" w:hAnsi="Arial" w:cs="Arial"/>
@@ -11023,7 +11649,27 @@
           <w:kern w:val="0"/>
           <w14:ligatures w14:val="none"/>
         </w:rPr>
-        <w:t>evaluate whether Cd and PFPeA exposure altered NLRs across sampling periods</w:t>
+        <w:t xml:space="preserve">evaluate whether Cd and </w:t>
+      </w:r>
+      <w:proofErr w:type="spellStart"/>
+      <w:r>
+        <w:rPr>
+          <w:rFonts w:ascii="Arial" w:eastAsia="Times New Roman" w:hAnsi="Arial" w:cs="Arial"/>
+          <w:color w:val="000000"/>
+          <w:kern w:val="0"/>
+          <w14:ligatures w14:val="none"/>
+        </w:rPr>
+        <w:t>PFPeA</w:t>
+      </w:r>
+      <w:proofErr w:type="spellEnd"/>
+      <w:r>
+        <w:rPr>
+          <w:rFonts w:ascii="Arial" w:eastAsia="Times New Roman" w:hAnsi="Arial" w:cs="Arial"/>
+          <w:color w:val="000000"/>
+          <w:kern w:val="0"/>
+          <w14:ligatures w14:val="none"/>
+        </w:rPr>
+        <w:t xml:space="preserve"> exposure altered NLRs across sampling periods</w:t>
       </w:r>
       <w:r>
         <w:rPr>
@@ -11061,6 +11707,7 @@
         </w:rPr>
         <w:t xml:space="preserve"> fit with the </w:t>
       </w:r>
+      <w:proofErr w:type="spellStart"/>
       <w:r>
         <w:rPr>
           <w:rFonts w:ascii="Arial" w:eastAsia="Times New Roman" w:hAnsi="Arial" w:cs="Arial"/>
@@ -11072,14 +11719,35 @@
         </w:rPr>
         <w:t>glmmTMB</w:t>
       </w:r>
-      <w:r>
-        <w:rPr>
-          <w:rFonts w:ascii="Arial" w:eastAsia="Times New Roman" w:hAnsi="Arial" w:cs="Arial"/>
-          <w:color w:val="000000"/>
-          <w:kern w:val="0"/>
-          <w14:ligatures w14:val="none"/>
-        </w:rPr>
-        <w:t xml:space="preserve"> package (McGillycuddy </w:t>
+      <w:proofErr w:type="spellEnd"/>
+      <w:r>
+        <w:rPr>
+          <w:rFonts w:ascii="Arial" w:eastAsia="Times New Roman" w:hAnsi="Arial" w:cs="Arial"/>
+          <w:color w:val="000000"/>
+          <w:kern w:val="0"/>
+          <w14:ligatures w14:val="none"/>
+        </w:rPr>
+        <w:t xml:space="preserve"> package (</w:t>
+      </w:r>
+      <w:proofErr w:type="spellStart"/>
+      <w:r>
+        <w:rPr>
+          <w:rFonts w:ascii="Arial" w:eastAsia="Times New Roman" w:hAnsi="Arial" w:cs="Arial"/>
+          <w:color w:val="000000"/>
+          <w:kern w:val="0"/>
+          <w14:ligatures w14:val="none"/>
+        </w:rPr>
+        <w:t>McGillycuddy</w:t>
+      </w:r>
+      <w:proofErr w:type="spellEnd"/>
+      <w:r>
+        <w:rPr>
+          <w:rFonts w:ascii="Arial" w:eastAsia="Times New Roman" w:hAnsi="Arial" w:cs="Arial"/>
+          <w:color w:val="000000"/>
+          <w:kern w:val="0"/>
+          <w14:ligatures w14:val="none"/>
+        </w:rPr>
+        <w:t xml:space="preserve"> </w:t>
       </w:r>
       <w:r>
         <w:rPr>
@@ -11110,16 +11778,29 @@
         </w:rPr>
         <w:t xml:space="preserve">. We evaluated distributional fit using the </w:t>
       </w:r>
-      <w:r>
-        <w:rPr>
-          <w:rFonts w:ascii="Arial" w:eastAsia="Times New Roman" w:hAnsi="Arial" w:cs="Arial"/>
-          <w:i/>
-          <w:iCs/>
-          <w:color w:val="000000"/>
-          <w:kern w:val="0"/>
-          <w14:ligatures w14:val="none"/>
-        </w:rPr>
-        <w:t xml:space="preserve">fitdistrplus </w:t>
+      <w:proofErr w:type="spellStart"/>
+      <w:r>
+        <w:rPr>
+          <w:rFonts w:ascii="Arial" w:eastAsia="Times New Roman" w:hAnsi="Arial" w:cs="Arial"/>
+          <w:i/>
+          <w:iCs/>
+          <w:color w:val="000000"/>
+          <w:kern w:val="0"/>
+          <w14:ligatures w14:val="none"/>
+        </w:rPr>
+        <w:t>fitdistrplus</w:t>
+      </w:r>
+      <w:proofErr w:type="spellEnd"/>
+      <w:r>
+        <w:rPr>
+          <w:rFonts w:ascii="Arial" w:eastAsia="Times New Roman" w:hAnsi="Arial" w:cs="Arial"/>
+          <w:i/>
+          <w:iCs/>
+          <w:color w:val="000000"/>
+          <w:kern w:val="0"/>
+          <w14:ligatures w14:val="none"/>
+        </w:rPr>
+        <w:t xml:space="preserve"> </w:t>
       </w:r>
       <w:r>
         <w:rPr>
@@ -11285,7 +11966,47 @@
           <w:kern w:val="0"/>
           <w14:ligatures w14:val="none"/>
         </w:rPr>
-        <w:t xml:space="preserve"> PFPeA low, PFPeA high), blood sampl</w:t>
+        <w:t xml:space="preserve"> </w:t>
+      </w:r>
+      <w:proofErr w:type="spellStart"/>
+      <w:r>
+        <w:rPr>
+          <w:rFonts w:ascii="Arial" w:eastAsia="Times New Roman" w:hAnsi="Arial" w:cs="Arial"/>
+          <w:color w:val="000000"/>
+          <w:kern w:val="0"/>
+          <w14:ligatures w14:val="none"/>
+        </w:rPr>
+        <w:t>PFPeA</w:t>
+      </w:r>
+      <w:proofErr w:type="spellEnd"/>
+      <w:r>
+        <w:rPr>
+          <w:rFonts w:ascii="Arial" w:eastAsia="Times New Roman" w:hAnsi="Arial" w:cs="Arial"/>
+          <w:color w:val="000000"/>
+          <w:kern w:val="0"/>
+          <w14:ligatures w14:val="none"/>
+        </w:rPr>
+        <w:t xml:space="preserve"> low, </w:t>
+      </w:r>
+      <w:proofErr w:type="spellStart"/>
+      <w:r>
+        <w:rPr>
+          <w:rFonts w:ascii="Arial" w:eastAsia="Times New Roman" w:hAnsi="Arial" w:cs="Arial"/>
+          <w:color w:val="000000"/>
+          <w:kern w:val="0"/>
+          <w14:ligatures w14:val="none"/>
+        </w:rPr>
+        <w:t>PFPeA</w:t>
+      </w:r>
+      <w:proofErr w:type="spellEnd"/>
+      <w:r>
+        <w:rPr>
+          <w:rFonts w:ascii="Arial" w:eastAsia="Times New Roman" w:hAnsi="Arial" w:cs="Arial"/>
+          <w:color w:val="000000"/>
+          <w:kern w:val="0"/>
+          <w14:ligatures w14:val="none"/>
+        </w:rPr>
+        <w:t xml:space="preserve"> high), blood sampl</w:t>
       </w:r>
       <w:r>
         <w:rPr>
@@ -11920,7 +12641,21 @@
         <w:rPr>
           <w:rFonts w:ascii="Arial" w:hAnsi="Arial" w:cs="Arial"/>
         </w:rPr>
-        <w:t xml:space="preserve"> 204.92 mm (±15.15 mm), PFPeA low</w:t>
+        <w:t xml:space="preserve"> 204.92 mm (±15.15 mm), </w:t>
+      </w:r>
+      <w:proofErr w:type="spellStart"/>
+      <w:r>
+        <w:rPr>
+          <w:rFonts w:ascii="Arial" w:hAnsi="Arial" w:cs="Arial"/>
+        </w:rPr>
+        <w:t>PFPeA</w:t>
+      </w:r>
+      <w:proofErr w:type="spellEnd"/>
+      <w:r>
+        <w:rPr>
+          <w:rFonts w:ascii="Arial" w:hAnsi="Arial" w:cs="Arial"/>
+        </w:rPr>
+        <w:t xml:space="preserve"> low</w:t>
       </w:r>
       <w:r>
         <w:rPr>
@@ -11932,7 +12667,21 @@
         <w:rPr>
           <w:rFonts w:ascii="Arial" w:hAnsi="Arial" w:cs="Arial"/>
         </w:rPr>
-        <w:t xml:space="preserve"> 171.25 (±17.49 mm), PFPeA high</w:t>
+        <w:t xml:space="preserve"> 171.25 (±17.49 mm), </w:t>
+      </w:r>
+      <w:proofErr w:type="spellStart"/>
+      <w:r>
+        <w:rPr>
+          <w:rFonts w:ascii="Arial" w:hAnsi="Arial" w:cs="Arial"/>
+        </w:rPr>
+        <w:t>PFPeA</w:t>
+      </w:r>
+      <w:proofErr w:type="spellEnd"/>
+      <w:r>
+        <w:rPr>
+          <w:rFonts w:ascii="Arial" w:hAnsi="Arial" w:cs="Arial"/>
+        </w:rPr>
+        <w:t xml:space="preserve"> high</w:t>
       </w:r>
       <w:r>
         <w:rPr>
@@ -11986,7 +12735,35 @@
         <w:rPr>
           <w:rFonts w:ascii="Arial" w:hAnsi="Arial" w:cs="Arial"/>
         </w:rPr>
-        <w:t xml:space="preserve"> groups (12 Cd low, 9 Cd high, 9 PFPeA low, 9 PFPeA high, 9 control)</w:t>
+        <w:t xml:space="preserve"> groups (12 Cd low, 9 Cd high, 9 </w:t>
+      </w:r>
+      <w:proofErr w:type="spellStart"/>
+      <w:r>
+        <w:rPr>
+          <w:rFonts w:ascii="Arial" w:hAnsi="Arial" w:cs="Arial"/>
+        </w:rPr>
+        <w:t>PFPeA</w:t>
+      </w:r>
+      <w:proofErr w:type="spellEnd"/>
+      <w:r>
+        <w:rPr>
+          <w:rFonts w:ascii="Arial" w:hAnsi="Arial" w:cs="Arial"/>
+        </w:rPr>
+        <w:t xml:space="preserve"> low, 9 </w:t>
+      </w:r>
+      <w:proofErr w:type="spellStart"/>
+      <w:r>
+        <w:rPr>
+          <w:rFonts w:ascii="Arial" w:hAnsi="Arial" w:cs="Arial"/>
+        </w:rPr>
+        <w:t>PFPeA</w:t>
+      </w:r>
+      <w:proofErr w:type="spellEnd"/>
+      <w:r>
+        <w:rPr>
+          <w:rFonts w:ascii="Arial" w:hAnsi="Arial" w:cs="Arial"/>
+        </w:rPr>
+        <w:t xml:space="preserve"> high, 9 control)</w:t>
       </w:r>
       <w:r>
         <w:rPr>
@@ -12738,7 +13515,21 @@
         <w:rPr>
           <w:rFonts w:ascii="Arial" w:hAnsi="Arial" w:cs="Arial"/>
         </w:rPr>
-        <w:t xml:space="preserve"> PFPeA </w:t>
+        <w:t xml:space="preserve"> </w:t>
+      </w:r>
+      <w:proofErr w:type="spellStart"/>
+      <w:r>
+        <w:rPr>
+          <w:rFonts w:ascii="Arial" w:hAnsi="Arial" w:cs="Arial"/>
+        </w:rPr>
+        <w:t>PFPeA</w:t>
+      </w:r>
+      <w:proofErr w:type="spellEnd"/>
+      <w:r>
+        <w:rPr>
+          <w:rFonts w:ascii="Arial" w:hAnsi="Arial" w:cs="Arial"/>
+        </w:rPr>
+        <w:t xml:space="preserve"> </w:t>
       </w:r>
       <w:r>
         <w:rPr>
@@ -12821,12 +13612,14 @@
         </w:rPr>
         <w:t xml:space="preserve">NLR in the </w:t>
       </w:r>
+      <w:proofErr w:type="spellStart"/>
       <w:r>
         <w:rPr>
           <w:rFonts w:ascii="Arial" w:hAnsi="Arial" w:cs="Arial"/>
         </w:rPr>
         <w:t>PFPeA</w:t>
       </w:r>
+      <w:proofErr w:type="spellEnd"/>
       <w:r>
         <w:rPr>
           <w:rFonts w:ascii="Arial" w:hAnsi="Arial" w:cs="Arial"/>
@@ -12923,12 +13716,14 @@
         </w:rPr>
         <w:t xml:space="preserve">The </w:t>
       </w:r>
+      <w:proofErr w:type="spellStart"/>
       <w:r>
         <w:rPr>
           <w:rFonts w:ascii="Arial" w:hAnsi="Arial" w:cs="Arial"/>
         </w:rPr>
         <w:t>PFPeA</w:t>
       </w:r>
+      <w:proofErr w:type="spellEnd"/>
       <w:r>
         <w:rPr>
           <w:rFonts w:ascii="Arial" w:hAnsi="Arial" w:cs="Arial"/>
@@ -13063,8 +13858,16 @@
         <w:rPr>
           <w:rFonts w:ascii="Arial" w:hAnsi="Arial" w:cs="Arial"/>
         </w:rPr>
-        <w:t xml:space="preserve"> = 0.042), and PFPeA</w:t>
-      </w:r>
+        <w:t xml:space="preserve"> = 0.042), and </w:t>
+      </w:r>
+      <w:proofErr w:type="spellStart"/>
+      <w:r>
+        <w:rPr>
+          <w:rFonts w:ascii="Arial" w:hAnsi="Arial" w:cs="Arial"/>
+        </w:rPr>
+        <w:t>PFPeA</w:t>
+      </w:r>
+      <w:proofErr w:type="spellEnd"/>
       <w:r>
         <w:rPr>
           <w:rFonts w:ascii="Arial" w:hAnsi="Arial" w:cs="Arial"/>
@@ -13291,7 +14094,21 @@
         <w:rPr>
           <w:rFonts w:ascii="Arial" w:hAnsi="Arial" w:cs="Arial"/>
         </w:rPr>
-        <w:t>However, the NLR increases were smaller in the PFPeA high group than in the other</w:t>
+        <w:t xml:space="preserve">However, the NLR increases were smaller in the </w:t>
+      </w:r>
+      <w:proofErr w:type="spellStart"/>
+      <w:r>
+        <w:rPr>
+          <w:rFonts w:ascii="Arial" w:hAnsi="Arial" w:cs="Arial"/>
+        </w:rPr>
+        <w:t>PFPeA</w:t>
+      </w:r>
+      <w:proofErr w:type="spellEnd"/>
+      <w:r>
+        <w:rPr>
+          <w:rFonts w:ascii="Arial" w:hAnsi="Arial" w:cs="Arial"/>
+        </w:rPr>
+        <w:t xml:space="preserve"> high group than in the other</w:t>
       </w:r>
       <w:r>
         <w:rPr>
@@ -13333,7 +14150,21 @@
         <w:rPr>
           <w:rFonts w:ascii="Arial" w:hAnsi="Arial" w:cs="Arial"/>
         </w:rPr>
-        <w:t xml:space="preserve"> 78% (-21–301%; 95% CL) more than PFPeA high </w:t>
+        <w:t xml:space="preserve"> 78% (-21–301%; 95% CL) more than </w:t>
+      </w:r>
+      <w:proofErr w:type="spellStart"/>
+      <w:r>
+        <w:rPr>
+          <w:rFonts w:ascii="Arial" w:hAnsi="Arial" w:cs="Arial"/>
+        </w:rPr>
+        <w:t>PFPeA</w:t>
+      </w:r>
+      <w:proofErr w:type="spellEnd"/>
+      <w:r>
+        <w:rPr>
+          <w:rFonts w:ascii="Arial" w:hAnsi="Arial" w:cs="Arial"/>
+        </w:rPr>
+        <w:t xml:space="preserve"> high </w:t>
       </w:r>
       <w:r>
         <w:rPr>
@@ -13492,7 +14323,35 @@
         <w:rPr>
           <w:rFonts w:ascii="Arial" w:hAnsi="Arial" w:cs="Arial"/>
         </w:rPr>
-        <w:t>. PFPeA low increased 173% (21–515%) more than the PFPeA high group (Z</w:t>
+        <w:t xml:space="preserve">. </w:t>
+      </w:r>
+      <w:proofErr w:type="spellStart"/>
+      <w:r>
+        <w:rPr>
+          <w:rFonts w:ascii="Arial" w:hAnsi="Arial" w:cs="Arial"/>
+        </w:rPr>
+        <w:t>PFPeA</w:t>
+      </w:r>
+      <w:proofErr w:type="spellEnd"/>
+      <w:r>
+        <w:rPr>
+          <w:rFonts w:ascii="Arial" w:hAnsi="Arial" w:cs="Arial"/>
+        </w:rPr>
+        <w:t xml:space="preserve"> low increased 173% (21–515%) more than the </w:t>
+      </w:r>
+      <w:proofErr w:type="spellStart"/>
+      <w:r>
+        <w:rPr>
+          <w:rFonts w:ascii="Arial" w:hAnsi="Arial" w:cs="Arial"/>
+        </w:rPr>
+        <w:t>PFPeA</w:t>
+      </w:r>
+      <w:proofErr w:type="spellEnd"/>
+      <w:r>
+        <w:rPr>
+          <w:rFonts w:ascii="Arial" w:hAnsi="Arial" w:cs="Arial"/>
+        </w:rPr>
+        <w:t xml:space="preserve"> high group (Z</w:t>
       </w:r>
       <w:r>
         <w:rPr>
@@ -13636,7 +14495,21 @@
         <w:rPr>
           <w:rFonts w:ascii="Arial" w:hAnsi="Arial" w:cs="Arial"/>
         </w:rPr>
-        <w:t>By day 22, NLR declined in all groups except PFPeA high</w:t>
+        <w:t xml:space="preserve">By day 22, NLR declined in all groups except </w:t>
+      </w:r>
+      <w:proofErr w:type="spellStart"/>
+      <w:r>
+        <w:rPr>
+          <w:rFonts w:ascii="Arial" w:hAnsi="Arial" w:cs="Arial"/>
+        </w:rPr>
+        <w:t>PFPeA</w:t>
+      </w:r>
+      <w:proofErr w:type="spellEnd"/>
+      <w:r>
+        <w:rPr>
+          <w:rFonts w:ascii="Arial" w:hAnsi="Arial" w:cs="Arial"/>
+        </w:rPr>
+        <w:t xml:space="preserve"> high</w:t>
       </w:r>
       <w:r>
         <w:rPr>
@@ -13668,11 +14541,19 @@
         </w:rPr>
         <w:t xml:space="preserve">NLR in the </w:t>
       </w:r>
-      <w:r>
-        <w:rPr>
-          <w:rFonts w:ascii="Arial" w:hAnsi="Arial" w:cs="Arial"/>
-        </w:rPr>
-        <w:t>PFPeA high</w:t>
+      <w:proofErr w:type="spellStart"/>
+      <w:r>
+        <w:rPr>
+          <w:rFonts w:ascii="Arial" w:hAnsi="Arial" w:cs="Arial"/>
+        </w:rPr>
+        <w:t>PFPeA</w:t>
+      </w:r>
+      <w:proofErr w:type="spellEnd"/>
+      <w:r>
+        <w:rPr>
+          <w:rFonts w:ascii="Arial" w:hAnsi="Arial" w:cs="Arial"/>
+        </w:rPr>
+        <w:t xml:space="preserve"> high</w:t>
       </w:r>
       <w:r>
         <w:rPr>
@@ -13768,7 +14649,21 @@
         <w:rPr>
           <w:rFonts w:ascii="Arial" w:hAnsi="Arial" w:cs="Arial"/>
         </w:rPr>
-        <w:t xml:space="preserve"> = 0.0051), PFPeA low (Z</w:t>
+        <w:t xml:space="preserve"> = 0.0051), </w:t>
+      </w:r>
+      <w:proofErr w:type="spellStart"/>
+      <w:r>
+        <w:rPr>
+          <w:rFonts w:ascii="Arial" w:hAnsi="Arial" w:cs="Arial"/>
+        </w:rPr>
+        <w:t>PFPeA</w:t>
+      </w:r>
+      <w:proofErr w:type="spellEnd"/>
+      <w:r>
+        <w:rPr>
+          <w:rFonts w:ascii="Arial" w:hAnsi="Arial" w:cs="Arial"/>
+        </w:rPr>
+        <w:t xml:space="preserve"> low (Z</w:t>
       </w:r>
       <w:r>
         <w:rPr>
@@ -13914,11 +14809,19 @@
         </w:rPr>
         <w:t xml:space="preserve">NLR remained significantly higher in the </w:t>
       </w:r>
-      <w:r>
-        <w:rPr>
-          <w:rFonts w:ascii="Arial" w:hAnsi="Arial" w:cs="Arial"/>
-        </w:rPr>
-        <w:t>PFPeA high</w:t>
+      <w:proofErr w:type="spellStart"/>
+      <w:r>
+        <w:rPr>
+          <w:rFonts w:ascii="Arial" w:hAnsi="Arial" w:cs="Arial"/>
+        </w:rPr>
+        <w:t>PFPeA</w:t>
+      </w:r>
+      <w:proofErr w:type="spellEnd"/>
+      <w:r>
+        <w:rPr>
+          <w:rFonts w:ascii="Arial" w:hAnsi="Arial" w:cs="Arial"/>
+        </w:rPr>
+        <w:t xml:space="preserve"> high</w:t>
       </w:r>
       <w:r>
         <w:rPr>
@@ -13992,7 +14895,21 @@
         <w:rPr>
           <w:rFonts w:ascii="Arial" w:hAnsi="Arial" w:cs="Arial"/>
         </w:rPr>
-        <w:t xml:space="preserve"> PFPeA low</w:t>
+        <w:t xml:space="preserve"> </w:t>
+      </w:r>
+      <w:proofErr w:type="spellStart"/>
+      <w:r>
+        <w:rPr>
+          <w:rFonts w:ascii="Arial" w:hAnsi="Arial" w:cs="Arial"/>
+        </w:rPr>
+        <w:t>PFPeA</w:t>
+      </w:r>
+      <w:proofErr w:type="spellEnd"/>
+      <w:r>
+        <w:rPr>
+          <w:rFonts w:ascii="Arial" w:hAnsi="Arial" w:cs="Arial"/>
+        </w:rPr>
+        <w:t xml:space="preserve"> low</w:t>
       </w:r>
       <w:r>
         <w:rPr>
@@ -14089,6 +15006,7 @@
         <w:lastRenderedPageBreak/>
         <w:t xml:space="preserve">4.1. </w:t>
       </w:r>
+      <w:proofErr w:type="spellStart"/>
       <w:r>
         <w:rPr>
           <w:rFonts w:ascii="Arial" w:eastAsia="Times New Roman" w:hAnsi="Arial" w:cs="Arial"/>
@@ -14122,6 +15040,7 @@
         </w:rPr>
         <w:t>A</w:t>
       </w:r>
+      <w:proofErr w:type="spellEnd"/>
       <w:r>
         <w:rPr>
           <w:rFonts w:ascii="Arial" w:eastAsia="Times New Roman" w:hAnsi="Arial" w:cs="Arial"/>
@@ -14366,17 +15285,37 @@
           <w:kern w:val="0"/>
           <w14:ligatures w14:val="none"/>
         </w:rPr>
-        <w:t xml:space="preserve"> perfluoropentanoic acid</w:t>
-      </w:r>
-      <w:r>
-        <w:rPr>
-          <w:rFonts w:ascii="Arial" w:eastAsia="Times New Roman" w:hAnsi="Arial" w:cs="Arial"/>
-          <w:color w:val="000000"/>
-          <w:kern w:val="0"/>
-          <w14:ligatures w14:val="none"/>
-        </w:rPr>
         <w:t xml:space="preserve"> </w:t>
       </w:r>
+      <w:proofErr w:type="spellStart"/>
+      <w:r>
+        <w:rPr>
+          <w:rFonts w:ascii="Arial" w:eastAsia="Times New Roman" w:hAnsi="Arial" w:cs="Arial"/>
+          <w:color w:val="000000"/>
+          <w:kern w:val="0"/>
+          <w14:ligatures w14:val="none"/>
+        </w:rPr>
+        <w:t>perfluoropentanoic</w:t>
+      </w:r>
+      <w:proofErr w:type="spellEnd"/>
+      <w:r>
+        <w:rPr>
+          <w:rFonts w:ascii="Arial" w:eastAsia="Times New Roman" w:hAnsi="Arial" w:cs="Arial"/>
+          <w:color w:val="000000"/>
+          <w:kern w:val="0"/>
+          <w14:ligatures w14:val="none"/>
+        </w:rPr>
+        <w:t xml:space="preserve"> acid</w:t>
+      </w:r>
+      <w:r>
+        <w:rPr>
+          <w:rFonts w:ascii="Arial" w:eastAsia="Times New Roman" w:hAnsi="Arial" w:cs="Arial"/>
+          <w:color w:val="000000"/>
+          <w:kern w:val="0"/>
+          <w14:ligatures w14:val="none"/>
+        </w:rPr>
+        <w:t xml:space="preserve"> </w:t>
+      </w:r>
       <w:r>
         <w:rPr>
           <w:rFonts w:ascii="Arial" w:eastAsia="Times New Roman" w:hAnsi="Arial" w:cs="Arial"/>
@@ -14386,6 +15325,7 @@
         </w:rPr>
         <w:t>(</w:t>
       </w:r>
+      <w:proofErr w:type="spellStart"/>
       <w:r>
         <w:rPr>
           <w:rFonts w:ascii="Arial" w:eastAsia="Times New Roman" w:hAnsi="Arial" w:cs="Arial"/>
@@ -14395,6 +15335,7 @@
         </w:rPr>
         <w:t>PFPeA</w:t>
       </w:r>
+      <w:proofErr w:type="spellEnd"/>
       <w:r>
         <w:rPr>
           <w:rFonts w:ascii="Arial" w:eastAsia="Times New Roman" w:hAnsi="Arial" w:cs="Arial"/>
@@ -14827,6 +15768,7 @@
         </w:rPr>
         <w:t xml:space="preserve"> </w:t>
       </w:r>
+      <w:proofErr w:type="spellStart"/>
       <w:r>
         <w:rPr>
           <w:rFonts w:ascii="Arial" w:eastAsia="Times New Roman" w:hAnsi="Arial" w:cs="Arial"/>
@@ -14836,6 +15778,7 @@
         </w:rPr>
         <w:t>PFPeA</w:t>
       </w:r>
+      <w:proofErr w:type="spellEnd"/>
       <w:r>
         <w:rPr>
           <w:rFonts w:ascii="Arial" w:eastAsia="Times New Roman" w:hAnsi="Arial" w:cs="Arial"/>
@@ -14915,7 +15858,27 @@
           <w:kern w:val="0"/>
           <w14:ligatures w14:val="none"/>
         </w:rPr>
-        <w:t xml:space="preserve">bass exposed to high PFPeA concentrations exhibited sustained </w:t>
+        <w:t xml:space="preserve">bass exposed to high </w:t>
+      </w:r>
+      <w:proofErr w:type="spellStart"/>
+      <w:r>
+        <w:rPr>
+          <w:rFonts w:ascii="Arial" w:eastAsia="Times New Roman" w:hAnsi="Arial" w:cs="Arial"/>
+          <w:color w:val="000000"/>
+          <w:kern w:val="0"/>
+          <w14:ligatures w14:val="none"/>
+        </w:rPr>
+        <w:t>PFPeA</w:t>
+      </w:r>
+      <w:proofErr w:type="spellEnd"/>
+      <w:r>
+        <w:rPr>
+          <w:rFonts w:ascii="Arial" w:eastAsia="Times New Roman" w:hAnsi="Arial" w:cs="Arial"/>
+          <w:color w:val="000000"/>
+          <w:kern w:val="0"/>
+          <w14:ligatures w14:val="none"/>
+        </w:rPr>
+        <w:t xml:space="preserve"> concentrations exhibited sustained </w:t>
       </w:r>
       <w:r>
         <w:rPr>
@@ -14981,8 +15944,19 @@
           <w:kern w:val="0"/>
           <w14:ligatures w14:val="none"/>
         </w:rPr>
-        <w:t>Cd and PFPeA</w:t>
-      </w:r>
+        <w:t xml:space="preserve">Cd and </w:t>
+      </w:r>
+      <w:proofErr w:type="spellStart"/>
+      <w:r>
+        <w:rPr>
+          <w:rFonts w:ascii="Arial" w:eastAsia="Times New Roman" w:hAnsi="Arial" w:cs="Arial"/>
+          <w:color w:val="000000"/>
+          <w:kern w:val="0"/>
+          <w14:ligatures w14:val="none"/>
+        </w:rPr>
+        <w:t>PFPeA</w:t>
+      </w:r>
+      <w:proofErr w:type="spellEnd"/>
       <w:r>
         <w:rPr>
           <w:rFonts w:ascii="Arial" w:eastAsia="Times New Roman" w:hAnsi="Arial" w:cs="Arial"/>
@@ -15107,17 +16081,37 @@
           <w:kern w:val="0"/>
           <w14:ligatures w14:val="none"/>
         </w:rPr>
-        <w:t xml:space="preserve"> PFPeA high group</w:t>
-      </w:r>
-      <w:r>
-        <w:rPr>
-          <w:rFonts w:ascii="Arial" w:eastAsia="Times New Roman" w:hAnsi="Arial" w:cs="Arial"/>
-          <w:color w:val="000000"/>
-          <w:kern w:val="0"/>
-          <w14:ligatures w14:val="none"/>
-        </w:rPr>
         <w:t xml:space="preserve"> </w:t>
       </w:r>
+      <w:proofErr w:type="spellStart"/>
+      <w:r>
+        <w:rPr>
+          <w:rFonts w:ascii="Arial" w:eastAsia="Times New Roman" w:hAnsi="Arial" w:cs="Arial"/>
+          <w:color w:val="000000"/>
+          <w:kern w:val="0"/>
+          <w14:ligatures w14:val="none"/>
+        </w:rPr>
+        <w:t>PFPeA</w:t>
+      </w:r>
+      <w:proofErr w:type="spellEnd"/>
+      <w:r>
+        <w:rPr>
+          <w:rFonts w:ascii="Arial" w:eastAsia="Times New Roman" w:hAnsi="Arial" w:cs="Arial"/>
+          <w:color w:val="000000"/>
+          <w:kern w:val="0"/>
+          <w14:ligatures w14:val="none"/>
+        </w:rPr>
+        <w:t xml:space="preserve"> high group</w:t>
+      </w:r>
+      <w:r>
+        <w:rPr>
+          <w:rFonts w:ascii="Arial" w:eastAsia="Times New Roman" w:hAnsi="Arial" w:cs="Arial"/>
+          <w:color w:val="000000"/>
+          <w:kern w:val="0"/>
+          <w14:ligatures w14:val="none"/>
+        </w:rPr>
+        <w:t xml:space="preserve"> </w:t>
+      </w:r>
       <w:r>
         <w:rPr>
           <w:rFonts w:ascii="Arial" w:eastAsia="Times New Roman" w:hAnsi="Arial" w:cs="Arial"/>
@@ -15242,7 +16236,27 @@
           <w:kern w:val="0"/>
           <w14:ligatures w14:val="none"/>
         </w:rPr>
-        <w:t>whereas NLR remained elevated in the PFPeA high group</w:t>
+        <w:t xml:space="preserve">whereas NLR remained elevated in the </w:t>
+      </w:r>
+      <w:proofErr w:type="spellStart"/>
+      <w:r>
+        <w:rPr>
+          <w:rFonts w:ascii="Arial" w:eastAsia="Times New Roman" w:hAnsi="Arial" w:cs="Arial"/>
+          <w:color w:val="000000"/>
+          <w:kern w:val="0"/>
+          <w14:ligatures w14:val="none"/>
+        </w:rPr>
+        <w:t>PFPeA</w:t>
+      </w:r>
+      <w:proofErr w:type="spellEnd"/>
+      <w:r>
+        <w:rPr>
+          <w:rFonts w:ascii="Arial" w:eastAsia="Times New Roman" w:hAnsi="Arial" w:cs="Arial"/>
+          <w:color w:val="000000"/>
+          <w:kern w:val="0"/>
+          <w14:ligatures w14:val="none"/>
+        </w:rPr>
+        <w:t xml:space="preserve"> high group</w:t>
       </w:r>
       <w:r>
         <w:rPr>
@@ -15972,7 +16986,27 @@
           <w:kern w:val="0"/>
           <w14:ligatures w14:val="none"/>
         </w:rPr>
-        <w:t xml:space="preserve"> PFPeA, a short-chain PFAS</w:t>
+        <w:t xml:space="preserve"> </w:t>
+      </w:r>
+      <w:proofErr w:type="spellStart"/>
+      <w:r>
+        <w:rPr>
+          <w:rFonts w:ascii="Arial" w:eastAsia="Times New Roman" w:hAnsi="Arial" w:cs="Arial"/>
+          <w:color w:val="000000"/>
+          <w:kern w:val="0"/>
+          <w14:ligatures w14:val="none"/>
+        </w:rPr>
+        <w:t>PFPeA</w:t>
+      </w:r>
+      <w:proofErr w:type="spellEnd"/>
+      <w:r>
+        <w:rPr>
+          <w:rFonts w:ascii="Arial" w:eastAsia="Times New Roman" w:hAnsi="Arial" w:cs="Arial"/>
+          <w:color w:val="000000"/>
+          <w:kern w:val="0"/>
+          <w14:ligatures w14:val="none"/>
+        </w:rPr>
+        <w:t>, a short-chain PFAS</w:t>
       </w:r>
       <w:r>
         <w:rPr>
@@ -17748,7 +18782,27 @@
           <w:kern w:val="0"/>
           <w14:ligatures w14:val="none"/>
         </w:rPr>
-        <w:t xml:space="preserve">new evidence that PFPeA exposure </w:t>
+        <w:t xml:space="preserve">new evidence that </w:t>
+      </w:r>
+      <w:proofErr w:type="spellStart"/>
+      <w:r>
+        <w:rPr>
+          <w:rFonts w:ascii="Arial" w:eastAsia="Times New Roman" w:hAnsi="Arial" w:cs="Arial"/>
+          <w:color w:val="000000"/>
+          <w:kern w:val="0"/>
+          <w14:ligatures w14:val="none"/>
+        </w:rPr>
+        <w:t>PFPeA</w:t>
+      </w:r>
+      <w:proofErr w:type="spellEnd"/>
+      <w:r>
+        <w:rPr>
+          <w:rFonts w:ascii="Arial" w:eastAsia="Times New Roman" w:hAnsi="Arial" w:cs="Arial"/>
+          <w:color w:val="000000"/>
+          <w:kern w:val="0"/>
+          <w14:ligatures w14:val="none"/>
+        </w:rPr>
+        <w:t xml:space="preserve"> exposure </w:t>
       </w:r>
       <w:r>
         <w:rPr>
@@ -18044,7 +19098,27 @@
           <w:kern w:val="0"/>
           <w14:ligatures w14:val="none"/>
         </w:rPr>
-        <w:t xml:space="preserve"> the PFPeA high group</w:t>
+        <w:t xml:space="preserve"> the </w:t>
+      </w:r>
+      <w:proofErr w:type="spellStart"/>
+      <w:r>
+        <w:rPr>
+          <w:rFonts w:ascii="Arial" w:eastAsia="Times New Roman" w:hAnsi="Arial" w:cs="Arial"/>
+          <w:color w:val="000000"/>
+          <w:kern w:val="0"/>
+          <w14:ligatures w14:val="none"/>
+        </w:rPr>
+        <w:t>PFPeA</w:t>
+      </w:r>
+      <w:proofErr w:type="spellEnd"/>
+      <w:r>
+        <w:rPr>
+          <w:rFonts w:ascii="Arial" w:eastAsia="Times New Roman" w:hAnsi="Arial" w:cs="Arial"/>
+          <w:color w:val="000000"/>
+          <w:kern w:val="0"/>
+          <w14:ligatures w14:val="none"/>
+        </w:rPr>
+        <w:t xml:space="preserve"> high group</w:t>
       </w:r>
       <w:r>
         <w:rPr>
@@ -18116,7 +19190,27 @@
           <w:kern w:val="0"/>
           <w14:ligatures w14:val="none"/>
         </w:rPr>
-        <w:t>high, PFPeA low, and control</w:t>
+        <w:t xml:space="preserve">high, </w:t>
+      </w:r>
+      <w:proofErr w:type="spellStart"/>
+      <w:r>
+        <w:rPr>
+          <w:rFonts w:ascii="Arial" w:eastAsia="Times New Roman" w:hAnsi="Arial" w:cs="Arial"/>
+          <w:color w:val="000000"/>
+          <w:kern w:val="0"/>
+          <w14:ligatures w14:val="none"/>
+        </w:rPr>
+        <w:t>PFPeA</w:t>
+      </w:r>
+      <w:proofErr w:type="spellEnd"/>
+      <w:r>
+        <w:rPr>
+          <w:rFonts w:ascii="Arial" w:eastAsia="Times New Roman" w:hAnsi="Arial" w:cs="Arial"/>
+          <w:color w:val="000000"/>
+          <w:kern w:val="0"/>
+          <w14:ligatures w14:val="none"/>
+        </w:rPr>
+        <w:t xml:space="preserve"> low, and control</w:t>
       </w:r>
       <w:r>
         <w:rPr>
@@ -18179,7 +19273,27 @@
           <w:kern w:val="0"/>
           <w14:ligatures w14:val="none"/>
         </w:rPr>
-        <w:t xml:space="preserve">, the high PFPeA and </w:t>
+        <w:t xml:space="preserve">, the high </w:t>
+      </w:r>
+      <w:proofErr w:type="spellStart"/>
+      <w:r>
+        <w:rPr>
+          <w:rFonts w:ascii="Arial" w:eastAsia="Times New Roman" w:hAnsi="Arial" w:cs="Arial"/>
+          <w:color w:val="000000"/>
+          <w:kern w:val="0"/>
+          <w14:ligatures w14:val="none"/>
+        </w:rPr>
+        <w:t>PFPeA</w:t>
+      </w:r>
+      <w:proofErr w:type="spellEnd"/>
+      <w:r>
+        <w:rPr>
+          <w:rFonts w:ascii="Arial" w:eastAsia="Times New Roman" w:hAnsi="Arial" w:cs="Arial"/>
+          <w:color w:val="000000"/>
+          <w:kern w:val="0"/>
+          <w14:ligatures w14:val="none"/>
+        </w:rPr>
+        <w:t xml:space="preserve"> and </w:t>
       </w:r>
       <w:r>
         <w:rPr>
@@ -18841,7 +19955,27 @@
           <w:kern w:val="0"/>
           <w14:ligatures w14:val="none"/>
         </w:rPr>
-        <w:t>Unlike PFPeA exposure, o</w:t>
+        <w:t xml:space="preserve">Unlike </w:t>
+      </w:r>
+      <w:proofErr w:type="spellStart"/>
+      <w:r>
+        <w:rPr>
+          <w:rFonts w:ascii="Arial" w:eastAsia="Times New Roman" w:hAnsi="Arial" w:cs="Arial"/>
+          <w:color w:val="000000"/>
+          <w:kern w:val="0"/>
+          <w14:ligatures w14:val="none"/>
+        </w:rPr>
+        <w:t>PFPeA</w:t>
+      </w:r>
+      <w:proofErr w:type="spellEnd"/>
+      <w:r>
+        <w:rPr>
+          <w:rFonts w:ascii="Arial" w:eastAsia="Times New Roman" w:hAnsi="Arial" w:cs="Arial"/>
+          <w:color w:val="000000"/>
+          <w:kern w:val="0"/>
+          <w14:ligatures w14:val="none"/>
+        </w:rPr>
+        <w:t xml:space="preserve"> exposure, o</w:t>
       </w:r>
       <w:r>
         <w:rPr>
@@ -19543,8 +20677,21 @@
           <w:kern w:val="0"/>
           <w14:ligatures w14:val="none"/>
         </w:rPr>
-        <w:t>Puntius conchonius</w:t>
-      </w:r>
+        <w:t xml:space="preserve">Puntius </w:t>
+      </w:r>
+      <w:proofErr w:type="spellStart"/>
+      <w:r>
+        <w:rPr>
+          <w:rFonts w:ascii="Arial" w:eastAsia="Times New Roman" w:hAnsi="Arial" w:cs="Arial"/>
+          <w:i/>
+          <w:iCs/>
+          <w:color w:val="000000"/>
+          <w:kern w:val="0"/>
+          <w14:ligatures w14:val="none"/>
+        </w:rPr>
+        <w:t>conchonius</w:t>
+      </w:r>
+      <w:proofErr w:type="spellEnd"/>
       <w:r>
         <w:rPr>
           <w:rFonts w:ascii="Arial" w:eastAsia="Times New Roman" w:hAnsi="Arial" w:cs="Arial"/>
@@ -20959,7 +22106,27 @@
           <w:kern w:val="0"/>
           <w14:ligatures w14:val="none"/>
         </w:rPr>
-        <w:t>NLR increases were smaller in the PFPeA high group compared to the</w:t>
+        <w:t xml:space="preserve">NLR increases were smaller in the </w:t>
+      </w:r>
+      <w:proofErr w:type="spellStart"/>
+      <w:r>
+        <w:rPr>
+          <w:rFonts w:ascii="Arial" w:eastAsia="Times New Roman" w:hAnsi="Arial" w:cs="Arial"/>
+          <w:color w:val="000000"/>
+          <w:kern w:val="0"/>
+          <w14:ligatures w14:val="none"/>
+        </w:rPr>
+        <w:t>PFPeA</w:t>
+      </w:r>
+      <w:proofErr w:type="spellEnd"/>
+      <w:r>
+        <w:rPr>
+          <w:rFonts w:ascii="Arial" w:eastAsia="Times New Roman" w:hAnsi="Arial" w:cs="Arial"/>
+          <w:color w:val="000000"/>
+          <w:kern w:val="0"/>
+          <w14:ligatures w14:val="none"/>
+        </w:rPr>
+        <w:t xml:space="preserve"> high group compared to the</w:t>
       </w:r>
       <w:r>
         <w:rPr>
@@ -21004,7 +22171,27 @@
           <w:kern w:val="0"/>
           <w14:ligatures w14:val="none"/>
         </w:rPr>
-        <w:t xml:space="preserve"> high, PFPeA low, and control groups.</w:t>
+        <w:t xml:space="preserve"> high, </w:t>
+      </w:r>
+      <w:proofErr w:type="spellStart"/>
+      <w:r>
+        <w:rPr>
+          <w:rFonts w:ascii="Arial" w:eastAsia="Times New Roman" w:hAnsi="Arial" w:cs="Arial"/>
+          <w:color w:val="000000"/>
+          <w:kern w:val="0"/>
+          <w14:ligatures w14:val="none"/>
+        </w:rPr>
+        <w:t>PFPeA</w:t>
+      </w:r>
+      <w:proofErr w:type="spellEnd"/>
+      <w:r>
+        <w:rPr>
+          <w:rFonts w:ascii="Arial" w:eastAsia="Times New Roman" w:hAnsi="Arial" w:cs="Arial"/>
+          <w:color w:val="000000"/>
+          <w:kern w:val="0"/>
+          <w14:ligatures w14:val="none"/>
+        </w:rPr>
+        <w:t xml:space="preserve"> low, and control groups.</w:t>
       </w:r>
       <w:r>
         <w:rPr>
@@ -21058,7 +22245,27 @@
           <w:kern w:val="0"/>
           <w14:ligatures w14:val="none"/>
         </w:rPr>
-        <w:t xml:space="preserve"> in the PFPeA high group limited the magnitude of subsequent leukocyte redistribution following salt exposure, </w:t>
+        <w:t xml:space="preserve"> in the </w:t>
+      </w:r>
+      <w:proofErr w:type="spellStart"/>
+      <w:r>
+        <w:rPr>
+          <w:rFonts w:ascii="Arial" w:eastAsia="Times New Roman" w:hAnsi="Arial" w:cs="Arial"/>
+          <w:color w:val="000000"/>
+          <w:kern w:val="0"/>
+          <w14:ligatures w14:val="none"/>
+        </w:rPr>
+        <w:t>PFPeA</w:t>
+      </w:r>
+      <w:proofErr w:type="spellEnd"/>
+      <w:r>
+        <w:rPr>
+          <w:rFonts w:ascii="Arial" w:eastAsia="Times New Roman" w:hAnsi="Arial" w:cs="Arial"/>
+          <w:color w:val="000000"/>
+          <w:kern w:val="0"/>
+          <w14:ligatures w14:val="none"/>
+        </w:rPr>
+        <w:t xml:space="preserve"> high group limited the magnitude of subsequent leukocyte redistribution following salt exposure, </w:t>
       </w:r>
       <w:r>
         <w:rPr>
@@ -21076,7 +22283,27 @@
           <w:kern w:val="0"/>
           <w14:ligatures w14:val="none"/>
         </w:rPr>
-        <w:t>NLR. Alternatively, PFPeA exposure</w:t>
+        <w:t xml:space="preserve">NLR. Alternatively, </w:t>
+      </w:r>
+      <w:proofErr w:type="spellStart"/>
+      <w:r>
+        <w:rPr>
+          <w:rFonts w:ascii="Arial" w:eastAsia="Times New Roman" w:hAnsi="Arial" w:cs="Arial"/>
+          <w:color w:val="000000"/>
+          <w:kern w:val="0"/>
+          <w14:ligatures w14:val="none"/>
+        </w:rPr>
+        <w:t>PFPeA</w:t>
+      </w:r>
+      <w:proofErr w:type="spellEnd"/>
+      <w:r>
+        <w:rPr>
+          <w:rFonts w:ascii="Arial" w:eastAsia="Times New Roman" w:hAnsi="Arial" w:cs="Arial"/>
+          <w:color w:val="000000"/>
+          <w:kern w:val="0"/>
+          <w14:ligatures w14:val="none"/>
+        </w:rPr>
+        <w:t xml:space="preserve"> exposure</w:t>
       </w:r>
       <w:r>
         <w:rPr>
@@ -21121,7 +22348,27 @@
           <w:kern w:val="0"/>
           <w14:ligatures w14:val="none"/>
         </w:rPr>
-        <w:t xml:space="preserve">The PFPeA low, Cd-exposed, and control bass, which began at lower </w:t>
+        <w:t xml:space="preserve">The </w:t>
+      </w:r>
+      <w:proofErr w:type="spellStart"/>
+      <w:r>
+        <w:rPr>
+          <w:rFonts w:ascii="Arial" w:eastAsia="Times New Roman" w:hAnsi="Arial" w:cs="Arial"/>
+          <w:color w:val="000000"/>
+          <w:kern w:val="0"/>
+          <w14:ligatures w14:val="none"/>
+        </w:rPr>
+        <w:t>PFPeA</w:t>
+      </w:r>
+      <w:proofErr w:type="spellEnd"/>
+      <w:r>
+        <w:rPr>
+          <w:rFonts w:ascii="Arial" w:eastAsia="Times New Roman" w:hAnsi="Arial" w:cs="Arial"/>
+          <w:color w:val="000000"/>
+          <w:kern w:val="0"/>
+          <w14:ligatures w14:val="none"/>
+        </w:rPr>
+        <w:t xml:space="preserve"> low, Cd-exposed, and control bass, which began at lower </w:t>
       </w:r>
       <w:r>
         <w:rPr>
@@ -21498,7 +22745,27 @@
           <w:kern w:val="0"/>
           <w14:ligatures w14:val="none"/>
         </w:rPr>
-        <w:t xml:space="preserve"> all groups except PFPeA high </w:t>
+        <w:t xml:space="preserve"> all groups except </w:t>
+      </w:r>
+      <w:proofErr w:type="spellStart"/>
+      <w:r>
+        <w:rPr>
+          <w:rFonts w:ascii="Arial" w:eastAsia="Times New Roman" w:hAnsi="Arial" w:cs="Arial"/>
+          <w:color w:val="000000"/>
+          <w:kern w:val="0"/>
+          <w14:ligatures w14:val="none"/>
+        </w:rPr>
+        <w:t>PFPeA</w:t>
+      </w:r>
+      <w:proofErr w:type="spellEnd"/>
+      <w:r>
+        <w:rPr>
+          <w:rFonts w:ascii="Arial" w:eastAsia="Times New Roman" w:hAnsi="Arial" w:cs="Arial"/>
+          <w:color w:val="000000"/>
+          <w:kern w:val="0"/>
+          <w14:ligatures w14:val="none"/>
+        </w:rPr>
+        <w:t xml:space="preserve"> high </w:t>
       </w:r>
       <w:r>
         <w:rPr>
@@ -21553,7 +22820,27 @@
           <w14:ligatures w14:val="none"/>
         </w:rPr>
         <w:lastRenderedPageBreak/>
-        <w:t>elevated in the PFPeA high group throughout the study period.</w:t>
+        <w:t xml:space="preserve">elevated in the </w:t>
+      </w:r>
+      <w:proofErr w:type="spellStart"/>
+      <w:r>
+        <w:rPr>
+          <w:rFonts w:ascii="Arial" w:eastAsia="Times New Roman" w:hAnsi="Arial" w:cs="Arial"/>
+          <w:color w:val="000000"/>
+          <w:kern w:val="0"/>
+          <w14:ligatures w14:val="none"/>
+        </w:rPr>
+        <w:t>PFPeA</w:t>
+      </w:r>
+      <w:proofErr w:type="spellEnd"/>
+      <w:r>
+        <w:rPr>
+          <w:rFonts w:ascii="Arial" w:eastAsia="Times New Roman" w:hAnsi="Arial" w:cs="Arial"/>
+          <w:color w:val="000000"/>
+          <w:kern w:val="0"/>
+          <w14:ligatures w14:val="none"/>
+        </w:rPr>
+        <w:t xml:space="preserve"> high group throughout the study period.</w:t>
       </w:r>
       <w:r>
         <w:rPr>
@@ -21573,6 +22860,7 @@
         </w:rPr>
         <w:t xml:space="preserve">of NLR in the </w:t>
       </w:r>
+      <w:proofErr w:type="spellStart"/>
       <w:r>
         <w:rPr>
           <w:rFonts w:ascii="Arial" w:eastAsia="Times New Roman" w:hAnsi="Arial" w:cs="Arial"/>
@@ -21582,14 +22870,35 @@
         </w:rPr>
         <w:t>PFPeA</w:t>
       </w:r>
-      <w:r>
-        <w:rPr>
-          <w:rFonts w:ascii="Arial" w:eastAsia="Times New Roman" w:hAnsi="Arial" w:cs="Arial"/>
-          <w:color w:val="000000"/>
-          <w:kern w:val="0"/>
-          <w14:ligatures w14:val="none"/>
-        </w:rPr>
-        <w:t xml:space="preserve"> high group suggests that PFPeA exposure</w:t>
+      <w:proofErr w:type="spellEnd"/>
+      <w:r>
+        <w:rPr>
+          <w:rFonts w:ascii="Arial" w:eastAsia="Times New Roman" w:hAnsi="Arial" w:cs="Arial"/>
+          <w:color w:val="000000"/>
+          <w:kern w:val="0"/>
+          <w14:ligatures w14:val="none"/>
+        </w:rPr>
+        <w:t xml:space="preserve"> high group suggests that </w:t>
+      </w:r>
+      <w:proofErr w:type="spellStart"/>
+      <w:r>
+        <w:rPr>
+          <w:rFonts w:ascii="Arial" w:eastAsia="Times New Roman" w:hAnsi="Arial" w:cs="Arial"/>
+          <w:color w:val="000000"/>
+          <w:kern w:val="0"/>
+          <w14:ligatures w14:val="none"/>
+        </w:rPr>
+        <w:t>PFPeA</w:t>
+      </w:r>
+      <w:proofErr w:type="spellEnd"/>
+      <w:r>
+        <w:rPr>
+          <w:rFonts w:ascii="Arial" w:eastAsia="Times New Roman" w:hAnsi="Arial" w:cs="Arial"/>
+          <w:color w:val="000000"/>
+          <w:kern w:val="0"/>
+          <w14:ligatures w14:val="none"/>
+        </w:rPr>
+        <w:t xml:space="preserve"> exposure</w:t>
       </w:r>
       <w:r>
         <w:rPr>
@@ -21670,7 +22979,27 @@
           <w:kern w:val="0"/>
           <w14:ligatures w14:val="none"/>
         </w:rPr>
-        <w:t xml:space="preserve"> PFPeA, along with other PFAS compounds, may </w:t>
+        <w:t xml:space="preserve"> </w:t>
+      </w:r>
+      <w:proofErr w:type="spellStart"/>
+      <w:r>
+        <w:rPr>
+          <w:rFonts w:ascii="Arial" w:eastAsia="Times New Roman" w:hAnsi="Arial" w:cs="Arial"/>
+          <w:color w:val="000000"/>
+          <w:kern w:val="0"/>
+          <w14:ligatures w14:val="none"/>
+        </w:rPr>
+        <w:t>PFPeA</w:t>
+      </w:r>
+      <w:proofErr w:type="spellEnd"/>
+      <w:r>
+        <w:rPr>
+          <w:rFonts w:ascii="Arial" w:eastAsia="Times New Roman" w:hAnsi="Arial" w:cs="Arial"/>
+          <w:color w:val="000000"/>
+          <w:kern w:val="0"/>
+          <w14:ligatures w14:val="none"/>
+        </w:rPr>
+        <w:t xml:space="preserve">, along with other PFAS compounds, may </w:t>
       </w:r>
       <w:r>
         <w:rPr>
@@ -21724,7 +23053,25 @@
           <w:kern w:val="0"/>
           <w14:ligatures w14:val="none"/>
         </w:rPr>
-        <w:t xml:space="preserve">ability to adapt to </w:t>
+        <w:t>ability to a</w:t>
+      </w:r>
+      <w:r>
+        <w:rPr>
+          <w:rFonts w:ascii="Arial" w:eastAsia="Times New Roman" w:hAnsi="Arial" w:cs="Arial"/>
+          <w:color w:val="000000"/>
+          <w:kern w:val="0"/>
+          <w14:ligatures w14:val="none"/>
+        </w:rPr>
+        <w:t>cclimatize</w:t>
+      </w:r>
+      <w:r>
+        <w:rPr>
+          <w:rFonts w:ascii="Arial" w:eastAsia="Times New Roman" w:hAnsi="Arial" w:cs="Arial"/>
+          <w:color w:val="000000"/>
+          <w:kern w:val="0"/>
+          <w14:ligatures w14:val="none"/>
+        </w:rPr>
+        <w:t xml:space="preserve"> to </w:t>
       </w:r>
       <w:r>
         <w:rPr>
@@ -22065,8 +23412,19 @@
           <w:kern w:val="0"/>
           <w14:ligatures w14:val="none"/>
         </w:rPr>
-        <w:t>that PFPeA</w:t>
-      </w:r>
+        <w:t xml:space="preserve">that </w:t>
+      </w:r>
+      <w:proofErr w:type="spellStart"/>
+      <w:r>
+        <w:rPr>
+          <w:rFonts w:ascii="Arial" w:eastAsia="Times New Roman" w:hAnsi="Arial" w:cs="Arial"/>
+          <w:color w:val="000000"/>
+          <w:kern w:val="0"/>
+          <w14:ligatures w14:val="none"/>
+        </w:rPr>
+        <w:t>PFPeA</w:t>
+      </w:r>
+      <w:proofErr w:type="spellEnd"/>
       <w:r>
         <w:rPr>
           <w:rFonts w:ascii="Arial" w:eastAsia="Times New Roman" w:hAnsi="Arial" w:cs="Arial"/>
@@ -22230,7 +23588,27 @@
           <w:kern w:val="0"/>
           <w14:ligatures w14:val="none"/>
         </w:rPr>
-        <w:t xml:space="preserve">across the control, Cd, and PFPeA low groups </w:t>
+        <w:t xml:space="preserve">across the control, Cd, and </w:t>
+      </w:r>
+      <w:proofErr w:type="spellStart"/>
+      <w:r>
+        <w:rPr>
+          <w:rFonts w:ascii="Arial" w:eastAsia="Times New Roman" w:hAnsi="Arial" w:cs="Arial"/>
+          <w:color w:val="000000"/>
+          <w:kern w:val="0"/>
+          <w14:ligatures w14:val="none"/>
+        </w:rPr>
+        <w:t>PFPeA</w:t>
+      </w:r>
+      <w:proofErr w:type="spellEnd"/>
+      <w:r>
+        <w:rPr>
+          <w:rFonts w:ascii="Arial" w:eastAsia="Times New Roman" w:hAnsi="Arial" w:cs="Arial"/>
+          <w:color w:val="000000"/>
+          <w:kern w:val="0"/>
+          <w14:ligatures w14:val="none"/>
+        </w:rPr>
+        <w:t xml:space="preserve"> low groups </w:t>
       </w:r>
       <w:r>
         <w:rPr>
@@ -22366,6 +23744,7 @@
         </w:rPr>
         <w:t>(</w:t>
       </w:r>
+      <w:proofErr w:type="spellStart"/>
       <w:r>
         <w:rPr>
           <w:rFonts w:ascii="Arial" w:eastAsia="Times New Roman" w:hAnsi="Arial" w:cs="Arial"/>
@@ -22399,7 +23778,16 @@
           <w:color w:val="000000"/>
           <w:kern w:val="0"/>
         </w:rPr>
-        <w:t xml:space="preserve">Viadero </w:t>
+        <w:t>Viadero</w:t>
+      </w:r>
+      <w:proofErr w:type="spellEnd"/>
+      <w:r>
+        <w:rPr>
+          <w:rFonts w:ascii="Arial" w:hAnsi="Arial" w:cs="Arial"/>
+          <w:color w:val="000000"/>
+          <w:kern w:val="0"/>
+        </w:rPr>
+        <w:t xml:space="preserve"> </w:t>
       </w:r>
       <w:r>
         <w:rPr>
@@ -22721,7 +24109,27 @@
           <w:kern w:val="0"/>
           <w14:ligatures w14:val="none"/>
         </w:rPr>
-        <w:t xml:space="preserve"> and PFPeA low group</w:t>
+        <w:t xml:space="preserve"> and </w:t>
+      </w:r>
+      <w:proofErr w:type="spellStart"/>
+      <w:r>
+        <w:rPr>
+          <w:rFonts w:ascii="Arial" w:eastAsia="Times New Roman" w:hAnsi="Arial" w:cs="Arial"/>
+          <w:color w:val="000000"/>
+          <w:kern w:val="0"/>
+          <w14:ligatures w14:val="none"/>
+        </w:rPr>
+        <w:t>PFPeA</w:t>
+      </w:r>
+      <w:proofErr w:type="spellEnd"/>
+      <w:r>
+        <w:rPr>
+          <w:rFonts w:ascii="Arial" w:eastAsia="Times New Roman" w:hAnsi="Arial" w:cs="Arial"/>
+          <w:color w:val="000000"/>
+          <w:kern w:val="0"/>
+          <w14:ligatures w14:val="none"/>
+        </w:rPr>
+        <w:t xml:space="preserve"> low group</w:t>
       </w:r>
       <w:r>
         <w:rPr>
@@ -22804,6 +24212,7 @@
         </w:rPr>
         <w:t xml:space="preserve">or low-level </w:t>
       </w:r>
+      <w:proofErr w:type="spellStart"/>
       <w:r>
         <w:rPr>
           <w:rFonts w:ascii="Arial" w:eastAsia="Times New Roman" w:hAnsi="Arial" w:cs="Arial"/>
@@ -22813,6 +24222,7 @@
         </w:rPr>
         <w:t>PFPeA</w:t>
       </w:r>
+      <w:proofErr w:type="spellEnd"/>
       <w:r>
         <w:rPr>
           <w:rFonts w:ascii="Arial" w:eastAsia="Times New Roman" w:hAnsi="Arial" w:cs="Arial"/>
@@ -22994,7 +24404,27 @@
           <w:kern w:val="0"/>
           <w14:ligatures w14:val="none"/>
         </w:rPr>
-        <w:t>elevation observed in PFPeA-exposed bass.</w:t>
+        <w:t xml:space="preserve">elevation observed in </w:t>
+      </w:r>
+      <w:proofErr w:type="spellStart"/>
+      <w:r>
+        <w:rPr>
+          <w:rFonts w:ascii="Arial" w:eastAsia="Times New Roman" w:hAnsi="Arial" w:cs="Arial"/>
+          <w:color w:val="000000"/>
+          <w:kern w:val="0"/>
+          <w14:ligatures w14:val="none"/>
+        </w:rPr>
+        <w:t>PFPeA</w:t>
+      </w:r>
+      <w:proofErr w:type="spellEnd"/>
+      <w:r>
+        <w:rPr>
+          <w:rFonts w:ascii="Arial" w:eastAsia="Times New Roman" w:hAnsi="Arial" w:cs="Arial"/>
+          <w:color w:val="000000"/>
+          <w:kern w:val="0"/>
+          <w14:ligatures w14:val="none"/>
+        </w:rPr>
+        <w:t>-exposed bass.</w:t>
       </w:r>
       <w:r>
         <w:rPr>
@@ -23012,16 +24442,76 @@
           <w:kern w:val="0"/>
           <w14:ligatures w14:val="none"/>
         </w:rPr>
-        <w:t>PFAS compounds have been linked to endocrine disruption, including altered thyroid and glucocorticoid signaling (Coperchini et al., 2021; Ask et al., 2021; Birgersson et al., 2021), immune modulation (Fang et al., 2013; Guillette et al., 2020), and oxidative stress (Piva et al., 2022). Because leukocyte redistribution is closely associated with endocrine and immune regulation, disruption of these pathways may contribute to altered NLR dynamics following PFPeA exposure.</w:t>
-      </w:r>
-      <w:r>
-        <w:rPr>
-          <w:rFonts w:ascii="Arial" w:eastAsia="Times New Roman" w:hAnsi="Arial" w:cs="Arial"/>
-          <w:color w:val="000000"/>
-          <w:kern w:val="0"/>
-          <w14:ligatures w14:val="none"/>
-        </w:rPr>
-        <w:t xml:space="preserve"> These mechanisms remain hypothetical in the context of our study, but provide biologically plausible explanations for our observed patterns.</w:t>
+        <w:t>PFAS compounds have been linked to endocrine disruption, including altered thyroid and glucocorticoid signaling (</w:t>
+      </w:r>
+      <w:proofErr w:type="spellStart"/>
+      <w:r>
+        <w:rPr>
+          <w:rFonts w:ascii="Arial" w:eastAsia="Times New Roman" w:hAnsi="Arial" w:cs="Arial"/>
+          <w:color w:val="000000"/>
+          <w:kern w:val="0"/>
+          <w14:ligatures w14:val="none"/>
+        </w:rPr>
+        <w:t>Coperchini</w:t>
+      </w:r>
+      <w:proofErr w:type="spellEnd"/>
+      <w:r>
+        <w:rPr>
+          <w:rFonts w:ascii="Arial" w:eastAsia="Times New Roman" w:hAnsi="Arial" w:cs="Arial"/>
+          <w:color w:val="000000"/>
+          <w:kern w:val="0"/>
+          <w14:ligatures w14:val="none"/>
+        </w:rPr>
+        <w:t xml:space="preserve"> et al., 2021; Ask et al., 2021; Birgersson et al., 2021), immune modulation (Fang et al., 2013; Guillette et al., 2020), and oxidative stress (Piva et al., 2022). Because leukocyte redistribution is closely associated with endocrine and immune regulation, disruption of these pathways may contribute to altered NLR dynamics following </w:t>
+      </w:r>
+      <w:proofErr w:type="spellStart"/>
+      <w:r>
+        <w:rPr>
+          <w:rFonts w:ascii="Arial" w:eastAsia="Times New Roman" w:hAnsi="Arial" w:cs="Arial"/>
+          <w:color w:val="000000"/>
+          <w:kern w:val="0"/>
+          <w14:ligatures w14:val="none"/>
+        </w:rPr>
+        <w:t>PFPeA</w:t>
+      </w:r>
+      <w:proofErr w:type="spellEnd"/>
+      <w:r>
+        <w:rPr>
+          <w:rFonts w:ascii="Arial" w:eastAsia="Times New Roman" w:hAnsi="Arial" w:cs="Arial"/>
+          <w:color w:val="000000"/>
+          <w:kern w:val="0"/>
+          <w14:ligatures w14:val="none"/>
+        </w:rPr>
+        <w:t xml:space="preserve"> exposure.</w:t>
+      </w:r>
+      <w:r>
+        <w:rPr>
+          <w:rFonts w:ascii="Arial" w:eastAsia="Times New Roman" w:hAnsi="Arial" w:cs="Arial"/>
+          <w:color w:val="000000"/>
+          <w:kern w:val="0"/>
+          <w14:ligatures w14:val="none"/>
+        </w:rPr>
+        <w:t xml:space="preserve"> These mechanisms remain hypothetical in the context of our </w:t>
+      </w:r>
+      <w:proofErr w:type="gramStart"/>
+      <w:r>
+        <w:rPr>
+          <w:rFonts w:ascii="Arial" w:eastAsia="Times New Roman" w:hAnsi="Arial" w:cs="Arial"/>
+          <w:color w:val="000000"/>
+          <w:kern w:val="0"/>
+          <w14:ligatures w14:val="none"/>
+        </w:rPr>
+        <w:t>study, but</w:t>
+      </w:r>
+      <w:proofErr w:type="gramEnd"/>
+      <w:r>
+        <w:rPr>
+          <w:rFonts w:ascii="Arial" w:eastAsia="Times New Roman" w:hAnsi="Arial" w:cs="Arial"/>
+          <w:color w:val="000000"/>
+          <w:kern w:val="0"/>
+          <w14:ligatures w14:val="none"/>
+        </w:rPr>
+        <w:t xml:space="preserve"> provide biologically plausible explanations for our observed patterns.</w:t>
       </w:r>
       <w:r>
         <w:rPr>
@@ -23187,7 +24677,25 @@
           <w:kern w:val="0"/>
           <w14:ligatures w14:val="none"/>
         </w:rPr>
-        <w:t>. Nevertheless, NLR represents only one component of an organism’s physiological response. Additional biomarkers, including cortisol, glucose, oxidative stress indicators, and other immune parameters, would provide a more comprehensive understanding of the physiological pathways influenced by contaminant exposure and environmental change.</w:t>
+        <w:t>. Nevertheless, NLR represents only one component of an organism’s physiological response. Additional biomarkers, including cortisol</w:t>
+      </w:r>
+      <w:r>
+        <w:rPr>
+          <w:rFonts w:ascii="Arial" w:eastAsia="Times New Roman" w:hAnsi="Arial" w:cs="Arial"/>
+          <w:color w:val="000000"/>
+          <w:kern w:val="0"/>
+          <w14:ligatures w14:val="none"/>
+        </w:rPr>
+        <w:t>,</w:t>
+      </w:r>
+      <w:r>
+        <w:rPr>
+          <w:rFonts w:ascii="Arial" w:eastAsia="Times New Roman" w:hAnsi="Arial" w:cs="Arial"/>
+          <w:color w:val="000000"/>
+          <w:kern w:val="0"/>
+          <w14:ligatures w14:val="none"/>
+        </w:rPr>
+        <w:t xml:space="preserve"> oxidative stress indicators, and other immune parameters, would provide a more comprehensive understanding of the physiological pathways influenced by contaminant exposure and environmental change.</w:t>
       </w:r>
     </w:p>
     <w:p>
@@ -23208,17 +24716,26 @@
           <w:kern w:val="0"/>
           <w14:ligatures w14:val="none"/>
         </w:rPr>
+        <w:t xml:space="preserve">Several limitations should be considered when interpreting our findings. </w:t>
+      </w:r>
+      <w:r>
+        <w:rPr>
+          <w:rFonts w:ascii="Arial" w:eastAsia="Times New Roman" w:hAnsi="Arial" w:cs="Arial"/>
+          <w:color w:val="000000"/>
+          <w:kern w:val="0"/>
+          <w14:ligatures w14:val="none"/>
+        </w:rPr>
+        <w:t xml:space="preserve">First, our study involved relatively few individuals per treatment group and should therefore be </w:t>
+      </w:r>
+      <w:r>
+        <w:rPr>
+          <w:rFonts w:ascii="Arial" w:eastAsia="Times New Roman" w:hAnsi="Arial" w:cs="Arial"/>
+          <w:color w:val="000000"/>
+          <w:kern w:val="0"/>
+          <w14:ligatures w14:val="none"/>
+        </w:rPr>
         <w:lastRenderedPageBreak/>
-        <w:t xml:space="preserve">Several limitations should be considered when interpreting our findings. </w:t>
-      </w:r>
-      <w:r>
-        <w:rPr>
-          <w:rFonts w:ascii="Arial" w:eastAsia="Times New Roman" w:hAnsi="Arial" w:cs="Arial"/>
-          <w:color w:val="000000"/>
-          <w:kern w:val="0"/>
-          <w14:ligatures w14:val="none"/>
-        </w:rPr>
-        <w:t xml:space="preserve">First, our study involved relatively few individuals per treatment group and should therefore be viewed as an exploratory laboratory investigation </w:t>
+        <w:t xml:space="preserve">viewed as an exploratory laboratory investigation </w:t>
       </w:r>
       <w:r>
         <w:rPr>
@@ -23290,8 +24807,19 @@
           <w:kern w:val="0"/>
           <w14:ligatures w14:val="none"/>
         </w:rPr>
-        <w:t>. Second, the high PFPeA</w:t>
-      </w:r>
+        <w:t xml:space="preserve">. Second, the high </w:t>
+      </w:r>
+      <w:proofErr w:type="spellStart"/>
+      <w:r>
+        <w:rPr>
+          <w:rFonts w:ascii="Arial" w:eastAsia="Times New Roman" w:hAnsi="Arial" w:cs="Arial"/>
+          <w:color w:val="000000"/>
+          <w:kern w:val="0"/>
+          <w14:ligatures w14:val="none"/>
+        </w:rPr>
+        <w:t>PFPeA</w:t>
+      </w:r>
+      <w:proofErr w:type="spellEnd"/>
       <w:r>
         <w:rPr>
           <w:rFonts w:ascii="Arial" w:eastAsia="Times New Roman" w:hAnsi="Arial" w:cs="Arial"/>
@@ -23966,7 +25494,27 @@
           <w:kern w:val="0"/>
           <w14:ligatures w14:val="none"/>
         </w:rPr>
-        <w:t xml:space="preserve">ble to suggest that PFPeA, and potentially other </w:t>
+        <w:t xml:space="preserve">ble to suggest that </w:t>
+      </w:r>
+      <w:proofErr w:type="spellStart"/>
+      <w:r>
+        <w:rPr>
+          <w:rFonts w:ascii="Arial" w:eastAsia="Times New Roman" w:hAnsi="Arial" w:cs="Arial"/>
+          <w:color w:val="000000"/>
+          <w:kern w:val="0"/>
+          <w14:ligatures w14:val="none"/>
+        </w:rPr>
+        <w:t>PFPeA</w:t>
+      </w:r>
+      <w:proofErr w:type="spellEnd"/>
+      <w:r>
+        <w:rPr>
+          <w:rFonts w:ascii="Arial" w:eastAsia="Times New Roman" w:hAnsi="Arial" w:cs="Arial"/>
+          <w:color w:val="000000"/>
+          <w:kern w:val="0"/>
+          <w14:ligatures w14:val="none"/>
+        </w:rPr>
+        <w:t xml:space="preserve">, and potentially other </w:t>
       </w:r>
       <w:r>
         <w:rPr>
@@ -24113,178 +25661,187 @@
           <w:kern w:val="0"/>
           <w14:ligatures w14:val="none"/>
         </w:rPr>
+        <w:t>Studies on mammals</w:t>
+      </w:r>
+      <w:r>
+        <w:rPr>
+          <w:rFonts w:ascii="Arial" w:eastAsia="Times New Roman" w:hAnsi="Arial" w:cs="Arial"/>
+          <w:color w:val="000000"/>
+          <w:kern w:val="0"/>
+          <w14:ligatures w14:val="none"/>
+        </w:rPr>
+        <w:t xml:space="preserve"> </w:t>
+      </w:r>
+      <w:r>
+        <w:rPr>
+          <w:rFonts w:ascii="Arial" w:eastAsia="Times New Roman" w:hAnsi="Arial" w:cs="Arial"/>
+          <w:color w:val="000000"/>
+          <w:kern w:val="0"/>
+          <w14:ligatures w14:val="none"/>
+        </w:rPr>
+        <w:t>have reported</w:t>
+      </w:r>
+      <w:r>
+        <w:rPr>
+          <w:rFonts w:ascii="Arial" w:eastAsia="Times New Roman" w:hAnsi="Arial" w:cs="Arial"/>
+          <w:color w:val="000000"/>
+          <w:kern w:val="0"/>
+          <w14:ligatures w14:val="none"/>
+        </w:rPr>
+        <w:t xml:space="preserve"> </w:t>
+      </w:r>
+      <w:r>
+        <w:rPr>
+          <w:rFonts w:ascii="Arial" w:eastAsia="Times New Roman" w:hAnsi="Arial" w:cs="Arial"/>
+          <w:color w:val="000000"/>
+          <w:kern w:val="0"/>
+          <w14:ligatures w14:val="none"/>
+        </w:rPr>
+        <w:t xml:space="preserve">that </w:t>
+      </w:r>
+      <w:r>
+        <w:rPr>
+          <w:rFonts w:ascii="Arial" w:eastAsia="Times New Roman" w:hAnsi="Arial" w:cs="Arial"/>
+          <w:color w:val="000000"/>
+          <w:kern w:val="0"/>
+          <w14:ligatures w14:val="none"/>
+        </w:rPr>
+        <w:t xml:space="preserve">certain PFAS </w:t>
+      </w:r>
+      <w:r>
+        <w:rPr>
+          <w:rFonts w:ascii="Arial" w:eastAsia="Times New Roman" w:hAnsi="Arial" w:cs="Arial"/>
+          <w:color w:val="000000"/>
+          <w:kern w:val="0"/>
+          <w14:ligatures w14:val="none"/>
+        </w:rPr>
+        <w:t>compound</w:t>
+      </w:r>
+      <w:r>
+        <w:rPr>
+          <w:rFonts w:ascii="Arial" w:eastAsia="Times New Roman" w:hAnsi="Arial" w:cs="Arial"/>
+          <w:color w:val="000000"/>
+          <w:kern w:val="0"/>
+          <w14:ligatures w14:val="none"/>
+        </w:rPr>
+        <w:t xml:space="preserve">s may </w:t>
+      </w:r>
+      <w:r>
+        <w:rPr>
+          <w:rFonts w:ascii="Arial" w:eastAsia="Times New Roman" w:hAnsi="Arial" w:cs="Arial"/>
+          <w:color w:val="000000"/>
+          <w:kern w:val="0"/>
+          <w14:ligatures w14:val="none"/>
+        </w:rPr>
+        <w:t>affe</w:t>
+      </w:r>
+      <w:r>
+        <w:rPr>
+          <w:rFonts w:ascii="Arial" w:eastAsia="Times New Roman" w:hAnsi="Arial" w:cs="Arial"/>
+          <w:color w:val="000000"/>
+          <w:kern w:val="0"/>
+          <w14:ligatures w14:val="none"/>
+        </w:rPr>
+        <w:t>ct lymphocyte and neutrophil</w:t>
+      </w:r>
+      <w:r>
+        <w:rPr>
+          <w:rFonts w:ascii="Arial" w:eastAsia="Times New Roman" w:hAnsi="Arial" w:cs="Arial"/>
+          <w:color w:val="000000"/>
+          <w:kern w:val="0"/>
+          <w14:ligatures w14:val="none"/>
+        </w:rPr>
+        <w:t xml:space="preserve"> activity </w:t>
+      </w:r>
+      <w:r>
+        <w:rPr>
+          <w:rFonts w:ascii="Arial" w:eastAsia="Times New Roman" w:hAnsi="Arial" w:cs="Arial"/>
+          <w:color w:val="000000"/>
+          <w:kern w:val="0"/>
+          <w14:ligatures w14:val="none"/>
+        </w:rPr>
+        <w:t xml:space="preserve">differently </w:t>
+      </w:r>
+      <w:r>
+        <w:rPr>
+          <w:rFonts w:ascii="Arial" w:eastAsia="Times New Roman" w:hAnsi="Arial" w:cs="Arial"/>
+          <w:color w:val="000000"/>
+          <w:kern w:val="0"/>
+          <w14:ligatures w14:val="none"/>
+        </w:rPr>
+        <w:fldChar w:fldCharType="begin"/>
+      </w:r>
+      <w:r>
+        <w:rPr>
+          <w:rFonts w:ascii="Arial" w:eastAsia="Times New Roman" w:hAnsi="Arial" w:cs="Arial"/>
+          <w:color w:val="000000"/>
+          <w:kern w:val="0"/>
+          <w14:ligatures w14:val="none"/>
+        </w:rPr>
+        <w:instrText xml:space="preserve"> ADDIN ZOTERO_ITEM CSL_CITATION {"citationID":"suAATQAp","properties":{"formattedCitation":"(Qazi {\\i{}et al.}, 2009)","plainCitation":"(Qazi et al., 2009)","noteIndex":0},"citationItems":[{"id":284,"uris":["http://zotero.org/users/4161640/items/K9ARJ2KM"],"itemData":{"id":284,"type":"article-journal","container-title":"Toxicology","issue":"3","journalAbbreviation":"Toxicol.","note":"publisher: Elsevier","page":"207–214","title":"High-dose, short-term exposure of mice to perfluorooctanesulfonate (PFOS) or perfluorooctanoate (PFOA) affects the number of circulating neutrophils differently, but enhances the inflammatory responses of macrophages to lipopolysaccharide (LPS) in a similar fashion","volume":"262","author":[{"family":"Qazi","given":"Mousumi R"},{"family":"Bogdanska","given":"Jasna"},{"family":"Butenhoff","given":"John L"},{"family":"Nelson","given":"B Dean"},{"family":"DePierre","given":"Joseph W"},{"family":"Abedi-Valugerdi","given":"Manuchehr"}],"issued":{"date-parts":[["2009"]]}}}],"schema":"https://github.com/citation-style-language/schema/raw/master/csl-citation.json"} </w:instrText>
+      </w:r>
+      <w:r>
+        <w:rPr>
+          <w:rFonts w:ascii="Arial" w:eastAsia="Times New Roman" w:hAnsi="Arial" w:cs="Arial"/>
+          <w:color w:val="000000"/>
+          <w:kern w:val="0"/>
+          <w14:ligatures w14:val="none"/>
+        </w:rPr>
+        <w:fldChar w:fldCharType="separate"/>
+      </w:r>
+      <w:r>
+        <w:rPr>
+          <w:rFonts w:ascii="Arial" w:hAnsi="Arial" w:cs="Arial"/>
+          <w:color w:val="000000"/>
+          <w:kern w:val="0"/>
+        </w:rPr>
+        <w:t xml:space="preserve">(Qazi </w:t>
+      </w:r>
+      <w:r>
+        <w:rPr>
+          <w:rFonts w:ascii="Arial" w:hAnsi="Arial" w:cs="Arial"/>
+          <w:i/>
+          <w:iCs/>
+          <w:color w:val="000000"/>
+          <w:kern w:val="0"/>
+        </w:rPr>
+        <w:t>et al.</w:t>
+      </w:r>
+      <w:r>
+        <w:rPr>
+          <w:rFonts w:ascii="Arial" w:hAnsi="Arial" w:cs="Arial"/>
+          <w:color w:val="000000"/>
+          <w:kern w:val="0"/>
+        </w:rPr>
+        <w:t>, 2009)</w:t>
+      </w:r>
+      <w:r>
+        <w:rPr>
+          <w:rFonts w:ascii="Arial" w:eastAsia="Times New Roman" w:hAnsi="Arial" w:cs="Arial"/>
+          <w:color w:val="000000"/>
+          <w:kern w:val="0"/>
+          <w14:ligatures w14:val="none"/>
+        </w:rPr>
+        <w:fldChar w:fldCharType="end"/>
+      </w:r>
+      <w:r>
+        <w:rPr>
+          <w:rFonts w:ascii="Arial" w:eastAsia="Times New Roman" w:hAnsi="Arial" w:cs="Arial"/>
+          <w:color w:val="000000"/>
+          <w:kern w:val="0"/>
+          <w14:ligatures w14:val="none"/>
+        </w:rPr>
+        <w:t xml:space="preserve">, suggesting that </w:t>
+      </w:r>
+      <w:r>
+        <w:rPr>
+          <w:rFonts w:ascii="Arial" w:eastAsia="Times New Roman" w:hAnsi="Arial" w:cs="Arial"/>
+          <w:color w:val="000000"/>
+          <w:kern w:val="0"/>
+          <w14:ligatures w14:val="none"/>
+        </w:rPr>
         <w:lastRenderedPageBreak/>
-        <w:t>Studies on mammals</w:t>
-      </w:r>
-      <w:r>
-        <w:rPr>
-          <w:rFonts w:ascii="Arial" w:eastAsia="Times New Roman" w:hAnsi="Arial" w:cs="Arial"/>
-          <w:color w:val="000000"/>
-          <w:kern w:val="0"/>
-          <w14:ligatures w14:val="none"/>
-        </w:rPr>
-        <w:t xml:space="preserve"> </w:t>
-      </w:r>
-      <w:r>
-        <w:rPr>
-          <w:rFonts w:ascii="Arial" w:eastAsia="Times New Roman" w:hAnsi="Arial" w:cs="Arial"/>
-          <w:color w:val="000000"/>
-          <w:kern w:val="0"/>
-          <w14:ligatures w14:val="none"/>
-        </w:rPr>
-        <w:t>have reported</w:t>
-      </w:r>
-      <w:r>
-        <w:rPr>
-          <w:rFonts w:ascii="Arial" w:eastAsia="Times New Roman" w:hAnsi="Arial" w:cs="Arial"/>
-          <w:color w:val="000000"/>
-          <w:kern w:val="0"/>
-          <w14:ligatures w14:val="none"/>
-        </w:rPr>
-        <w:t xml:space="preserve"> </w:t>
-      </w:r>
-      <w:r>
-        <w:rPr>
-          <w:rFonts w:ascii="Arial" w:eastAsia="Times New Roman" w:hAnsi="Arial" w:cs="Arial"/>
-          <w:color w:val="000000"/>
-          <w:kern w:val="0"/>
-          <w14:ligatures w14:val="none"/>
-        </w:rPr>
-        <w:t xml:space="preserve">that </w:t>
-      </w:r>
-      <w:r>
-        <w:rPr>
-          <w:rFonts w:ascii="Arial" w:eastAsia="Times New Roman" w:hAnsi="Arial" w:cs="Arial"/>
-          <w:color w:val="000000"/>
-          <w:kern w:val="0"/>
-          <w14:ligatures w14:val="none"/>
-        </w:rPr>
-        <w:t xml:space="preserve">certain PFAS </w:t>
-      </w:r>
-      <w:r>
-        <w:rPr>
-          <w:rFonts w:ascii="Arial" w:eastAsia="Times New Roman" w:hAnsi="Arial" w:cs="Arial"/>
-          <w:color w:val="000000"/>
-          <w:kern w:val="0"/>
-          <w14:ligatures w14:val="none"/>
-        </w:rPr>
-        <w:t>compound</w:t>
-      </w:r>
-      <w:r>
-        <w:rPr>
-          <w:rFonts w:ascii="Arial" w:eastAsia="Times New Roman" w:hAnsi="Arial" w:cs="Arial"/>
-          <w:color w:val="000000"/>
-          <w:kern w:val="0"/>
-          <w14:ligatures w14:val="none"/>
-        </w:rPr>
-        <w:t xml:space="preserve">s may </w:t>
-      </w:r>
-      <w:r>
-        <w:rPr>
-          <w:rFonts w:ascii="Arial" w:eastAsia="Times New Roman" w:hAnsi="Arial" w:cs="Arial"/>
-          <w:color w:val="000000"/>
-          <w:kern w:val="0"/>
-          <w14:ligatures w14:val="none"/>
-        </w:rPr>
-        <w:t>affe</w:t>
-      </w:r>
-      <w:r>
-        <w:rPr>
-          <w:rFonts w:ascii="Arial" w:eastAsia="Times New Roman" w:hAnsi="Arial" w:cs="Arial"/>
-          <w:color w:val="000000"/>
-          <w:kern w:val="0"/>
-          <w14:ligatures w14:val="none"/>
-        </w:rPr>
-        <w:t>ct lymphocyte and neutrophil</w:t>
-      </w:r>
-      <w:r>
-        <w:rPr>
-          <w:rFonts w:ascii="Arial" w:eastAsia="Times New Roman" w:hAnsi="Arial" w:cs="Arial"/>
-          <w:color w:val="000000"/>
-          <w:kern w:val="0"/>
-          <w14:ligatures w14:val="none"/>
-        </w:rPr>
-        <w:t xml:space="preserve"> activity </w:t>
-      </w:r>
-      <w:r>
-        <w:rPr>
-          <w:rFonts w:ascii="Arial" w:eastAsia="Times New Roman" w:hAnsi="Arial" w:cs="Arial"/>
-          <w:color w:val="000000"/>
-          <w:kern w:val="0"/>
-          <w14:ligatures w14:val="none"/>
-        </w:rPr>
-        <w:t xml:space="preserve">differently </w:t>
-      </w:r>
-      <w:r>
-        <w:rPr>
-          <w:rFonts w:ascii="Arial" w:eastAsia="Times New Roman" w:hAnsi="Arial" w:cs="Arial"/>
-          <w:color w:val="000000"/>
-          <w:kern w:val="0"/>
-          <w14:ligatures w14:val="none"/>
-        </w:rPr>
-        <w:fldChar w:fldCharType="begin"/>
-      </w:r>
-      <w:r>
-        <w:rPr>
-          <w:rFonts w:ascii="Arial" w:eastAsia="Times New Roman" w:hAnsi="Arial" w:cs="Arial"/>
-          <w:color w:val="000000"/>
-          <w:kern w:val="0"/>
-          <w14:ligatures w14:val="none"/>
-        </w:rPr>
-        <w:instrText xml:space="preserve"> ADDIN ZOTERO_ITEM CSL_CITATION {"citationID":"suAATQAp","properties":{"formattedCitation":"(Qazi {\\i{}et al.}, 2009)","plainCitation":"(Qazi et al., 2009)","noteIndex":0},"citationItems":[{"id":284,"uris":["http://zotero.org/users/4161640/items/K9ARJ2KM"],"itemData":{"id":284,"type":"article-journal","container-title":"Toxicology","issue":"3","journalAbbreviation":"Toxicol.","note":"publisher: Elsevier","page":"207–214","title":"High-dose, short-term exposure of mice to perfluorooctanesulfonate (PFOS) or perfluorooctanoate (PFOA) affects the number of circulating neutrophils differently, but enhances the inflammatory responses of macrophages to lipopolysaccharide (LPS) in a similar fashion","volume":"262","author":[{"family":"Qazi","given":"Mousumi R"},{"family":"Bogdanska","given":"Jasna"},{"family":"Butenhoff","given":"John L"},{"family":"Nelson","given":"B Dean"},{"family":"DePierre","given":"Joseph W"},{"family":"Abedi-Valugerdi","given":"Manuchehr"}],"issued":{"date-parts":[["2009"]]}}}],"schema":"https://github.com/citation-style-language/schema/raw/master/csl-citation.json"} </w:instrText>
-      </w:r>
-      <w:r>
-        <w:rPr>
-          <w:rFonts w:ascii="Arial" w:eastAsia="Times New Roman" w:hAnsi="Arial" w:cs="Arial"/>
-          <w:color w:val="000000"/>
-          <w:kern w:val="0"/>
-          <w14:ligatures w14:val="none"/>
-        </w:rPr>
-        <w:fldChar w:fldCharType="separate"/>
-      </w:r>
-      <w:r>
-        <w:rPr>
-          <w:rFonts w:ascii="Arial" w:hAnsi="Arial" w:cs="Arial"/>
-          <w:color w:val="000000"/>
-          <w:kern w:val="0"/>
-        </w:rPr>
-        <w:t xml:space="preserve">(Qazi </w:t>
-      </w:r>
-      <w:r>
-        <w:rPr>
-          <w:rFonts w:ascii="Arial" w:hAnsi="Arial" w:cs="Arial"/>
-          <w:i/>
-          <w:iCs/>
-          <w:color w:val="000000"/>
-          <w:kern w:val="0"/>
-        </w:rPr>
-        <w:t>et al.</w:t>
-      </w:r>
-      <w:r>
-        <w:rPr>
-          <w:rFonts w:ascii="Arial" w:hAnsi="Arial" w:cs="Arial"/>
-          <w:color w:val="000000"/>
-          <w:kern w:val="0"/>
-        </w:rPr>
-        <w:t>, 2009)</w:t>
-      </w:r>
-      <w:r>
-        <w:rPr>
-          <w:rFonts w:ascii="Arial" w:eastAsia="Times New Roman" w:hAnsi="Arial" w:cs="Arial"/>
-          <w:color w:val="000000"/>
-          <w:kern w:val="0"/>
-          <w14:ligatures w14:val="none"/>
-        </w:rPr>
-        <w:fldChar w:fldCharType="end"/>
-      </w:r>
-      <w:r>
-        <w:rPr>
-          <w:rFonts w:ascii="Arial" w:eastAsia="Times New Roman" w:hAnsi="Arial" w:cs="Arial"/>
-          <w:color w:val="000000"/>
-          <w:kern w:val="0"/>
-          <w14:ligatures w14:val="none"/>
-        </w:rPr>
-        <w:t>, suggesting that contaminant-associated changes in leukocyte profiles may occur across diverse taxa</w:t>
+        <w:t>contaminant-associated changes in leukocyte profiles may occur across diverse taxa</w:t>
       </w:r>
       <w:r>
         <w:rPr>
@@ -30229,13 +31786,23 @@
                 <w:szCs w:val="20"/>
               </w:rPr>
             </w:pPr>
+            <w:proofErr w:type="spellStart"/>
             <w:r>
               <w:rPr>
                 <w:rFonts w:ascii="Arial" w:hAnsi="Arial" w:cs="Arial"/>
                 <w:sz w:val="20"/>
                 <w:szCs w:val="20"/>
               </w:rPr>
-              <w:t>PFPeA low</w:t>
+              <w:t>PFPeA</w:t>
+            </w:r>
+            <w:proofErr w:type="spellEnd"/>
+            <w:r>
+              <w:rPr>
+                <w:rFonts w:ascii="Arial" w:hAnsi="Arial" w:cs="Arial"/>
+                <w:sz w:val="20"/>
+                <w:szCs w:val="20"/>
+              </w:rPr>
+              <w:t xml:space="preserve"> low</w:t>
             </w:r>
           </w:p>
         </w:tc>
@@ -30370,13 +31937,23 @@
                 <w:szCs w:val="20"/>
               </w:rPr>
             </w:pPr>
+            <w:proofErr w:type="spellStart"/>
             <w:r>
               <w:rPr>
                 <w:rFonts w:ascii="Arial" w:hAnsi="Arial" w:cs="Arial"/>
                 <w:sz w:val="20"/>
                 <w:szCs w:val="20"/>
               </w:rPr>
-              <w:t>PFPeA high</w:t>
+              <w:t>PFPeA</w:t>
+            </w:r>
+            <w:proofErr w:type="spellEnd"/>
+            <w:r>
+              <w:rPr>
+                <w:rFonts w:ascii="Arial" w:hAnsi="Arial" w:cs="Arial"/>
+                <w:sz w:val="20"/>
+                <w:szCs w:val="20"/>
+              </w:rPr>
+              <w:t xml:space="preserve"> high</w:t>
             </w:r>
           </w:p>
         </w:tc>
@@ -31833,7 +33410,27 @@
           <w:kern w:val="0"/>
           <w14:ligatures w14:val="none"/>
         </w:rPr>
-        <w:t xml:space="preserve"> and perfluoropentanoic acid </w:t>
+        <w:t xml:space="preserve"> and </w:t>
+      </w:r>
+      <w:proofErr w:type="spellStart"/>
+      <w:r>
+        <w:rPr>
+          <w:rFonts w:ascii="Arial" w:eastAsia="Times New Roman" w:hAnsi="Arial" w:cs="Arial"/>
+          <w:color w:val="000000"/>
+          <w:kern w:val="0"/>
+          <w14:ligatures w14:val="none"/>
+        </w:rPr>
+        <w:t>perfluoropentanoic</w:t>
+      </w:r>
+      <w:proofErr w:type="spellEnd"/>
+      <w:r>
+        <w:rPr>
+          <w:rFonts w:ascii="Arial" w:eastAsia="Times New Roman" w:hAnsi="Arial" w:cs="Arial"/>
+          <w:color w:val="000000"/>
+          <w:kern w:val="0"/>
+          <w14:ligatures w14:val="none"/>
+        </w:rPr>
+        <w:t xml:space="preserve"> acid </w:t>
       </w:r>
       <w:r>
         <w:rPr>
@@ -31844,6 +33441,7 @@
         </w:rPr>
         <w:t>[</w:t>
       </w:r>
+      <w:proofErr w:type="spellStart"/>
       <w:r>
         <w:rPr>
           <w:rFonts w:ascii="Arial" w:eastAsia="Times New Roman" w:hAnsi="Arial" w:cs="Arial"/>
@@ -31853,6 +33451,7 @@
         </w:rPr>
         <w:t>PFPeA</w:t>
       </w:r>
+      <w:proofErr w:type="spellEnd"/>
       <w:r>
         <w:rPr>
           <w:rFonts w:ascii="Arial" w:eastAsia="Times New Roman" w:hAnsi="Arial" w:cs="Arial"/>
@@ -32580,6 +34179,7 @@
                 <w:szCs w:val="20"/>
               </w:rPr>
             </w:pPr>
+            <w:proofErr w:type="spellStart"/>
             <w:r>
               <w:rPr>
                 <w:rFonts w:ascii="Arial" w:hAnsi="Arial" w:cs="Arial"/>
@@ -32588,7 +34188,18 @@
                 <w:sz w:val="20"/>
                 <w:szCs w:val="20"/>
               </w:rPr>
-              <w:t>PFPeA Low</w:t>
+              <w:t>PFPeA</w:t>
+            </w:r>
+            <w:proofErr w:type="spellEnd"/>
+            <w:r>
+              <w:rPr>
+                <w:rFonts w:ascii="Arial" w:hAnsi="Arial" w:cs="Arial"/>
+                <w:b/>
+                <w:bCs/>
+                <w:sz w:val="20"/>
+                <w:szCs w:val="20"/>
+              </w:rPr>
+              <w:t xml:space="preserve"> Low</w:t>
             </w:r>
           </w:p>
         </w:tc>
@@ -32734,6 +34345,7 @@
                 <w:szCs w:val="20"/>
               </w:rPr>
             </w:pPr>
+            <w:proofErr w:type="spellStart"/>
             <w:r>
               <w:rPr>
                 <w:rFonts w:ascii="Arial" w:hAnsi="Arial" w:cs="Arial"/>
@@ -32742,7 +34354,18 @@
                 <w:sz w:val="20"/>
                 <w:szCs w:val="20"/>
               </w:rPr>
-              <w:t>PFPeA High</w:t>
+              <w:t>PFPeA</w:t>
+            </w:r>
+            <w:proofErr w:type="spellEnd"/>
+            <w:r>
+              <w:rPr>
+                <w:rFonts w:ascii="Arial" w:hAnsi="Arial" w:cs="Arial"/>
+                <w:b/>
+                <w:bCs/>
+                <w:sz w:val="20"/>
+                <w:szCs w:val="20"/>
+              </w:rPr>
+              <w:t xml:space="preserve"> High</w:t>
             </w:r>
           </w:p>
         </w:tc>
@@ -32986,7 +34609,27 @@
           <w:kern w:val="0"/>
           <w14:ligatures w14:val="none"/>
         </w:rPr>
-        <w:t xml:space="preserve"> and perfluoropentanoic acid </w:t>
+        <w:t xml:space="preserve"> and </w:t>
+      </w:r>
+      <w:proofErr w:type="spellStart"/>
+      <w:r>
+        <w:rPr>
+          <w:rFonts w:ascii="Arial" w:eastAsia="Times New Roman" w:hAnsi="Arial" w:cs="Arial"/>
+          <w:color w:val="000000"/>
+          <w:kern w:val="0"/>
+          <w14:ligatures w14:val="none"/>
+        </w:rPr>
+        <w:t>perfluoropentanoic</w:t>
+      </w:r>
+      <w:proofErr w:type="spellEnd"/>
+      <w:r>
+        <w:rPr>
+          <w:rFonts w:ascii="Arial" w:eastAsia="Times New Roman" w:hAnsi="Arial" w:cs="Arial"/>
+          <w:color w:val="000000"/>
+          <w:kern w:val="0"/>
+          <w14:ligatures w14:val="none"/>
+        </w:rPr>
+        <w:t xml:space="preserve"> acid </w:t>
       </w:r>
       <w:r>
         <w:rPr>
@@ -32997,6 +34640,7 @@
         </w:rPr>
         <w:t>[</w:t>
       </w:r>
+      <w:proofErr w:type="spellStart"/>
       <w:r>
         <w:rPr>
           <w:rFonts w:ascii="Arial" w:eastAsia="Times New Roman" w:hAnsi="Arial" w:cs="Arial"/>
@@ -33006,6 +34650,7 @@
         </w:rPr>
         <w:t>PFPeA</w:t>
       </w:r>
+      <w:proofErr w:type="spellEnd"/>
       <w:r>
         <w:rPr>
           <w:rFonts w:ascii="Arial" w:eastAsia="Times New Roman" w:hAnsi="Arial" w:cs="Arial"/>
@@ -33693,6 +35338,7 @@
                 <w:szCs w:val="20"/>
               </w:rPr>
             </w:pPr>
+            <w:proofErr w:type="spellStart"/>
             <w:r>
               <w:rPr>
                 <w:rFonts w:ascii="Arial" w:hAnsi="Arial" w:cs="Arial"/>
@@ -33701,7 +35347,18 @@
                 <w:sz w:val="20"/>
                 <w:szCs w:val="20"/>
               </w:rPr>
-              <w:t>PFPeA Low</w:t>
+              <w:t>PFPeA</w:t>
+            </w:r>
+            <w:proofErr w:type="spellEnd"/>
+            <w:r>
+              <w:rPr>
+                <w:rFonts w:ascii="Arial" w:hAnsi="Arial" w:cs="Arial"/>
+                <w:b/>
+                <w:bCs/>
+                <w:sz w:val="20"/>
+                <w:szCs w:val="20"/>
+              </w:rPr>
+              <w:t xml:space="preserve"> Low</w:t>
             </w:r>
           </w:p>
         </w:tc>
@@ -33845,13 +35502,23 @@
                 <w:szCs w:val="20"/>
               </w:rPr>
             </w:pPr>
+            <w:proofErr w:type="spellStart"/>
             <w:r>
               <w:rPr>
                 <w:rFonts w:ascii="Arial" w:hAnsi="Arial" w:cs="Arial"/>
                 <w:sz w:val="20"/>
                 <w:szCs w:val="20"/>
               </w:rPr>
-              <w:t>PFPeA High</w:t>
+              <w:t>PFPeA</w:t>
+            </w:r>
+            <w:proofErr w:type="spellEnd"/>
+            <w:r>
+              <w:rPr>
+                <w:rFonts w:ascii="Arial" w:hAnsi="Arial" w:cs="Arial"/>
+                <w:sz w:val="20"/>
+                <w:szCs w:val="20"/>
+              </w:rPr>
+              <w:t xml:space="preserve"> High</w:t>
             </w:r>
           </w:p>
         </w:tc>
@@ -34148,8 +35815,39 @@
           <w:kern w:val="0"/>
           <w14:ligatures w14:val="none"/>
         </w:rPr>
-        <w:t xml:space="preserve"> and perfluoropentanoic acid (PFPeA</w:t>
-      </w:r>
+        <w:t xml:space="preserve"> and </w:t>
+      </w:r>
+      <w:proofErr w:type="spellStart"/>
+      <w:r>
+        <w:rPr>
+          <w:rFonts w:ascii="Arial" w:eastAsia="Times New Roman" w:hAnsi="Arial" w:cs="Arial"/>
+          <w:color w:val="000000"/>
+          <w:kern w:val="0"/>
+          <w14:ligatures w14:val="none"/>
+        </w:rPr>
+        <w:t>perfluoropentanoic</w:t>
+      </w:r>
+      <w:proofErr w:type="spellEnd"/>
+      <w:r>
+        <w:rPr>
+          <w:rFonts w:ascii="Arial" w:eastAsia="Times New Roman" w:hAnsi="Arial" w:cs="Arial"/>
+          <w:color w:val="000000"/>
+          <w:kern w:val="0"/>
+          <w14:ligatures w14:val="none"/>
+        </w:rPr>
+        <w:t xml:space="preserve"> acid (</w:t>
+      </w:r>
+      <w:proofErr w:type="spellStart"/>
+      <w:r>
+        <w:rPr>
+          <w:rFonts w:ascii="Arial" w:eastAsia="Times New Roman" w:hAnsi="Arial" w:cs="Arial"/>
+          <w:color w:val="000000"/>
+          <w:kern w:val="0"/>
+          <w14:ligatures w14:val="none"/>
+        </w:rPr>
+        <w:t>PFPeA</w:t>
+      </w:r>
+      <w:proofErr w:type="spellEnd"/>
       <w:r>
         <w:rPr>
           <w:rFonts w:ascii="Arial" w:eastAsia="Times New Roman" w:hAnsi="Arial" w:cs="Arial"/>
@@ -34202,7 +35900,27 @@
           <w:kern w:val="0"/>
           <w14:ligatures w14:val="none"/>
         </w:rPr>
-        <w:t xml:space="preserve">. We anticipated that exposure to Cd or PFPeA, indicated by the dashed "Treatment" line between blood samples 1 and 2, would </w:t>
+        <w:t xml:space="preserve">. We anticipated that exposure to Cd or </w:t>
+      </w:r>
+      <w:proofErr w:type="spellStart"/>
+      <w:r>
+        <w:rPr>
+          <w:rFonts w:ascii="Arial" w:eastAsia="Times New Roman" w:hAnsi="Arial" w:cs="Arial"/>
+          <w:color w:val="000000"/>
+          <w:kern w:val="0"/>
+          <w14:ligatures w14:val="none"/>
+        </w:rPr>
+        <w:t>PFPeA</w:t>
+      </w:r>
+      <w:proofErr w:type="spellEnd"/>
+      <w:r>
+        <w:rPr>
+          <w:rFonts w:ascii="Arial" w:eastAsia="Times New Roman" w:hAnsi="Arial" w:cs="Arial"/>
+          <w:color w:val="000000"/>
+          <w:kern w:val="0"/>
+          <w14:ligatures w14:val="none"/>
+        </w:rPr>
+        <w:t xml:space="preserve">, indicated by the dashed "Treatment" line between blood samples 1 and 2, would </w:t>
       </w:r>
       <w:r>
         <w:rPr>
@@ -34779,7 +36497,27 @@
           <w:kern w:val="0"/>
           <w14:ligatures w14:val="none"/>
         </w:rPr>
-        <w:t xml:space="preserve"> and perfluoropentanoic acid </w:t>
+        <w:t xml:space="preserve"> and </w:t>
+      </w:r>
+      <w:proofErr w:type="spellStart"/>
+      <w:r>
+        <w:rPr>
+          <w:rFonts w:ascii="Arial" w:eastAsia="Times New Roman" w:hAnsi="Arial" w:cs="Arial"/>
+          <w:color w:val="000000"/>
+          <w:kern w:val="0"/>
+          <w14:ligatures w14:val="none"/>
+        </w:rPr>
+        <w:t>perfluoropentanoic</w:t>
+      </w:r>
+      <w:proofErr w:type="spellEnd"/>
+      <w:r>
+        <w:rPr>
+          <w:rFonts w:ascii="Arial" w:eastAsia="Times New Roman" w:hAnsi="Arial" w:cs="Arial"/>
+          <w:color w:val="000000"/>
+          <w:kern w:val="0"/>
+          <w14:ligatures w14:val="none"/>
+        </w:rPr>
+        <w:t xml:space="preserve"> acid </w:t>
       </w:r>
       <w:r>
         <w:rPr>
@@ -34790,6 +36528,7 @@
         </w:rPr>
         <w:t>[</w:t>
       </w:r>
+      <w:proofErr w:type="spellStart"/>
       <w:r>
         <w:rPr>
           <w:rFonts w:ascii="Arial" w:eastAsia="Times New Roman" w:hAnsi="Arial" w:cs="Arial"/>
@@ -34799,6 +36538,7 @@
         </w:rPr>
         <w:t>PFPeA</w:t>
       </w:r>
+      <w:proofErr w:type="spellEnd"/>
       <w:r>
         <w:rPr>
           <w:rFonts w:ascii="Arial" w:eastAsia="Times New Roman" w:hAnsi="Arial" w:cs="Arial"/>
@@ -35039,8 +36779,39 @@
           <w:kern w:val="0"/>
           <w14:ligatures w14:val="none"/>
         </w:rPr>
-        <w:t xml:space="preserve"> and perfluoropentanoic acid (PFPeA</w:t>
-      </w:r>
+        <w:t xml:space="preserve"> and </w:t>
+      </w:r>
+      <w:proofErr w:type="spellStart"/>
+      <w:r>
+        <w:rPr>
+          <w:rFonts w:ascii="Arial" w:eastAsia="Times New Roman" w:hAnsi="Arial" w:cs="Arial"/>
+          <w:color w:val="000000"/>
+          <w:kern w:val="0"/>
+          <w14:ligatures w14:val="none"/>
+        </w:rPr>
+        <w:t>perfluoropentanoic</w:t>
+      </w:r>
+      <w:proofErr w:type="spellEnd"/>
+      <w:r>
+        <w:rPr>
+          <w:rFonts w:ascii="Arial" w:eastAsia="Times New Roman" w:hAnsi="Arial" w:cs="Arial"/>
+          <w:color w:val="000000"/>
+          <w:kern w:val="0"/>
+          <w14:ligatures w14:val="none"/>
+        </w:rPr>
+        <w:t xml:space="preserve"> acid (</w:t>
+      </w:r>
+      <w:proofErr w:type="spellStart"/>
+      <w:r>
+        <w:rPr>
+          <w:rFonts w:ascii="Arial" w:eastAsia="Times New Roman" w:hAnsi="Arial" w:cs="Arial"/>
+          <w:color w:val="000000"/>
+          <w:kern w:val="0"/>
+          <w14:ligatures w14:val="none"/>
+        </w:rPr>
+        <w:t>PFPeA</w:t>
+      </w:r>
+      <w:proofErr w:type="spellEnd"/>
       <w:r>
         <w:rPr>
           <w:rFonts w:ascii="Arial" w:eastAsia="Times New Roman" w:hAnsi="Arial" w:cs="Arial"/>
@@ -35111,8 +36882,19 @@
           <w:kern w:val="0"/>
           <w14:ligatures w14:val="none"/>
         </w:rPr>
-        <w:t>xposure to Cd or PFPeA</w:t>
-      </w:r>
+        <w:t xml:space="preserve">xposure to Cd or </w:t>
+      </w:r>
+      <w:proofErr w:type="spellStart"/>
+      <w:r>
+        <w:rPr>
+          <w:rFonts w:ascii="Arial" w:eastAsia="Times New Roman" w:hAnsi="Arial" w:cs="Arial"/>
+          <w:color w:val="000000"/>
+          <w:kern w:val="0"/>
+          <w14:ligatures w14:val="none"/>
+        </w:rPr>
+        <w:t>PFPeA</w:t>
+      </w:r>
+      <w:proofErr w:type="spellEnd"/>
       <w:r>
         <w:rPr>
           <w:rFonts w:ascii="Arial" w:eastAsia="Times New Roman" w:hAnsi="Arial" w:cs="Arial"/>

--- a/writing/r1bass_ecotox_manuscript.docx
+++ b/writing/r1bass_ecotox_manuscript.docx
@@ -1,6 +1,6 @@
 
 <file path=word/document.xml><?xml version="1.0" encoding="utf-8"?>
-<w:document xmlns:wpc="http://schemas.microsoft.com/office/word/2010/wordprocessingCanvas" xmlns:cx="http://schemas.microsoft.com/office/drawing/2014/chartex" xmlns:cx1="http://schemas.microsoft.com/office/drawing/2015/9/8/chartex" xmlns:cx2="http://schemas.microsoft.com/office/drawing/2015/10/21/chartex" xmlns:cx3="http://schemas.microsoft.com/office/drawing/2016/5/9/chartex" xmlns:cx4="http://schemas.microsoft.com/office/drawing/2016/5/10/chartex" xmlns:cx5="http://schemas.microsoft.com/office/drawing/2016/5/11/chartex" xmlns:cx6="http://schemas.microsoft.com/office/drawing/2016/5/12/chartex" xmlns:cx7="http://schemas.microsoft.com/office/drawing/2016/5/13/chartex" xmlns:cx8="http://schemas.microsoft.com/office/drawing/2016/5/14/chartex" xmlns:mc="http://schemas.openxmlformats.org/markup-compatibility/2006" xmlns:aink="http://schemas.microsoft.com/office/drawing/2016/ink" xmlns:am3d="http://schemas.microsoft.com/office/drawing/2017/model3d" xmlns:o="urn:schemas-microsoft-com:office:office" xmlns:oel="http://schemas.microsoft.com/office/2019/extlst" xmlns:r="http://schemas.openxmlformats.org/officeDocument/2006/relationships" xmlns:m="http://schemas.openxmlformats.org/officeDocument/2006/math" xmlns:v="urn:schemas-microsoft-com:vml" xmlns:wp14="http://schemas.microsoft.com/office/word/2010/wordprocessingDrawing" xmlns:wp="http://schemas.openxmlformats.org/drawingml/2006/wordprocessingDrawing" xmlns:w10="urn:schemas-microsoft-com:office:word" xmlns:w="http://schemas.openxmlformats.org/wordprocessingml/2006/main" xmlns:w14="http://schemas.microsoft.com/office/word/2010/wordml" xmlns:w15="http://schemas.microsoft.com/office/word/2012/wordml" xmlns:w16cex="http://schemas.microsoft.com/office/word/2018/wordml/cex" xmlns:w16cid="http://schemas.microsoft.com/office/word/2016/wordml/cid" xmlns:w16="http://schemas.microsoft.com/office/word/2018/wordml" xmlns:w16du="http://schemas.microsoft.com/office/word/2023/wordml/word16du" xmlns:w16sdtdh="http://schemas.microsoft.com/office/word/2020/wordml/sdtdatahash" xmlns:w16sdtfl="http://schemas.microsoft.com/office/word/2024/wordml/sdtformatlock" xmlns:w16se="http://schemas.microsoft.com/office/word/2015/wordml/symex" xmlns:wpg="http://schemas.microsoft.com/office/word/2010/wordprocessingGroup" xmlns:wpi="http://schemas.microsoft.com/office/word/2010/wordprocessingInk" xmlns:wne="http://schemas.microsoft.com/office/word/2006/wordml" xmlns:wps="http://schemas.microsoft.com/office/word/2010/wordprocessingShape" mc:Ignorable="w14 w15 w16se w16cid w16 w16cex w16sdtdh w16sdtfl w16du wp14">
+<w:document xmlns:wpc="http://schemas.microsoft.com/office/word/2010/wordprocessingCanvas" xmlns:cx="http://schemas.microsoft.com/office/drawing/2014/chartex" xmlns:cx1="http://schemas.microsoft.com/office/drawing/2015/9/8/chartex" xmlns:cx2="http://schemas.microsoft.com/office/drawing/2015/10/21/chartex" xmlns:cx3="http://schemas.microsoft.com/office/drawing/2016/5/9/chartex" xmlns:cx4="http://schemas.microsoft.com/office/drawing/2016/5/10/chartex" xmlns:cx5="http://schemas.microsoft.com/office/drawing/2016/5/11/chartex" xmlns:cx6="http://schemas.microsoft.com/office/drawing/2016/5/12/chartex" xmlns:cx7="http://schemas.microsoft.com/office/drawing/2016/5/13/chartex" xmlns:cx8="http://schemas.microsoft.com/office/drawing/2016/5/14/chartex" xmlns:mc="http://schemas.openxmlformats.org/markup-compatibility/2006" xmlns:m="http://schemas.openxmlformats.org/officeDocument/2006/math" xmlns:aink="http://schemas.microsoft.com/office/drawing/2016/ink" xmlns:am3d="http://schemas.microsoft.com/office/drawing/2017/model3d" xmlns:oel="http://schemas.microsoft.com/office/2019/extlst" xmlns:r="http://schemas.openxmlformats.org/officeDocument/2006/relationships" xmlns:wp14="http://schemas.microsoft.com/office/word/2010/wordprocessingDrawing" xmlns:wp="http://schemas.openxmlformats.org/drawingml/2006/wordprocessingDrawing" xmlns:wpg="http://schemas.microsoft.com/office/word/2010/wordprocessingGroup" xmlns:wpi="http://schemas.microsoft.com/office/word/2010/wordprocessingInk" xmlns:wps="http://schemas.microsoft.com/office/word/2010/wordprocessingShape" xmlns:o="urn:schemas-microsoft-com:office:office" xmlns:v="urn:schemas-microsoft-com:vml" xmlns:w10="urn:schemas-microsoft-com:office:word" xmlns:w="http://schemas.openxmlformats.org/wordprocessingml/2006/main" xmlns:w14="http://schemas.microsoft.com/office/word/2010/wordml" xmlns:w15="http://schemas.microsoft.com/office/word/2012/wordml" xmlns:w16cex="http://schemas.microsoft.com/office/word/2018/wordml/cex" xmlns:w16cid="http://schemas.microsoft.com/office/word/2016/wordml/cid" xmlns:w16="http://schemas.microsoft.com/office/word/2018/wordml" xmlns:w16sdtdh="http://schemas.microsoft.com/office/word/2020/wordml/sdtdatahash" xmlns:w16sdtfl="http://schemas.microsoft.com/office/word/2024/wordml/sdtformatlock" xmlns:w16se="http://schemas.microsoft.com/office/word/2015/wordml/symex" xmlns:w16du="http://schemas.microsoft.com/office/word/2023/wordml/word16du" xmlns:wne="http://schemas.microsoft.com/office/word/2006/wordml" mc:Ignorable="w14 w15 w16se w16cid w16 w16cex w16sdtdh w16sdtfl w16du wp14">
   <w:body>
     <w:p>
       <w:pPr>
@@ -758,15 +758,7 @@
           <w:kern w:val="0"/>
           <w14:ligatures w14:val="none"/>
         </w:rPr>
-        <w:t>4,</w:t>
-      </w:r>
-      <w:r>
-        <w:rPr>
-          <w:rFonts w:ascii="Arial" w:eastAsia="Times New Roman" w:hAnsi="Arial" w:cs="Arial"/>
-          <w:kern w:val="0"/>
-          <w14:ligatures w14:val="none"/>
-        </w:rPr>
-        <w:t>640</w:t>
+        <w:t>5,048</w:t>
       </w:r>
     </w:p>
     <w:p>
@@ -1237,25 +1229,7 @@
           <w:kern w:val="0"/>
           <w14:ligatures w14:val="none"/>
         </w:rPr>
-        <w:t xml:space="preserve"> We examined whether exposure to cadmium (Cd) or </w:t>
-      </w:r>
-      <w:proofErr w:type="spellStart"/>
-      <w:r>
-        <w:rPr>
-          <w:rFonts w:ascii="Arial" w:eastAsia="Times New Roman" w:hAnsi="Arial" w:cs="Arial"/>
-          <w:kern w:val="0"/>
-          <w14:ligatures w14:val="none"/>
-        </w:rPr>
-        <w:t>perfluoropentanoic</w:t>
-      </w:r>
-      <w:proofErr w:type="spellEnd"/>
-      <w:r>
-        <w:rPr>
-          <w:rFonts w:ascii="Arial" w:eastAsia="Times New Roman" w:hAnsi="Arial" w:cs="Arial"/>
-          <w:kern w:val="0"/>
-          <w14:ligatures w14:val="none"/>
-        </w:rPr>
-        <w:t xml:space="preserve"> acid (</w:t>
+        <w:t xml:space="preserve"> We examined whether exposure to cadmium (Cd) or perfluoropentanoic acid (</w:t>
       </w:r>
       <w:proofErr w:type="spellStart"/>
       <w:r>
@@ -1931,27 +1905,7 @@
           <w:kern w:val="0"/>
           <w14:ligatures w14:val="none"/>
         </w:rPr>
-        <w:t xml:space="preserve">Leukocyte Profiles, </w:t>
-      </w:r>
-      <w:proofErr w:type="spellStart"/>
-      <w:r>
-        <w:rPr>
-          <w:rFonts w:ascii="Arial" w:eastAsia="Times New Roman" w:hAnsi="Arial" w:cs="Arial"/>
-          <w:color w:val="000000"/>
-          <w:kern w:val="0"/>
-          <w14:ligatures w14:val="none"/>
-        </w:rPr>
-        <w:t>Perfluoropentanoic</w:t>
-      </w:r>
-      <w:proofErr w:type="spellEnd"/>
-      <w:r>
-        <w:rPr>
-          <w:rFonts w:ascii="Arial" w:eastAsia="Times New Roman" w:hAnsi="Arial" w:cs="Arial"/>
-          <w:color w:val="000000"/>
-          <w:kern w:val="0"/>
-          <w14:ligatures w14:val="none"/>
-        </w:rPr>
-        <w:t xml:space="preserve"> Acid, Cadmium, Largemouth Bass, Per- Polyfluoroalkyl Substances, Stress</w:t>
+        <w:t>Leukocyte Profiles, Perfluoropentanoic Acid, Cadmium, Largemouth Bass, Per- Polyfluoroalkyl Substances, Stress</w:t>
       </w:r>
       <w:r>
         <w:rPr>
@@ -5731,27 +5685,7 @@
           <w:kern w:val="0"/>
           <w14:ligatures w14:val="none"/>
         </w:rPr>
-        <w:t xml:space="preserve"> and </w:t>
-      </w:r>
-      <w:proofErr w:type="spellStart"/>
-      <w:r>
-        <w:rPr>
-          <w:rFonts w:ascii="Arial" w:eastAsia="Times New Roman" w:hAnsi="Arial" w:cs="Arial"/>
-          <w:color w:val="000000"/>
-          <w:kern w:val="0"/>
-          <w14:ligatures w14:val="none"/>
-        </w:rPr>
-        <w:t>perfluoropentanoic</w:t>
-      </w:r>
-      <w:proofErr w:type="spellEnd"/>
-      <w:r>
-        <w:rPr>
-          <w:rFonts w:ascii="Arial" w:eastAsia="Times New Roman" w:hAnsi="Arial" w:cs="Arial"/>
-          <w:color w:val="000000"/>
-          <w:kern w:val="0"/>
-          <w14:ligatures w14:val="none"/>
-        </w:rPr>
-        <w:t xml:space="preserve"> acid (</w:t>
+        <w:t xml:space="preserve"> and perfluoropentanoic acid (</w:t>
       </w:r>
       <w:proofErr w:type="spellStart"/>
       <w:r>
@@ -7476,7 +7410,6 @@
         </w:rPr>
         <w:t xml:space="preserve"> (</w:t>
       </w:r>
-      <w:proofErr w:type="spellStart"/>
       <w:r>
         <w:rPr>
           <w:rFonts w:ascii="Arial" w:eastAsia="Times New Roman" w:hAnsi="Arial" w:cs="Arial"/>
@@ -7510,16 +7443,7 @@
           <w:color w:val="000000"/>
           <w:kern w:val="0"/>
         </w:rPr>
-        <w:t>Kurwadkar</w:t>
-      </w:r>
-      <w:proofErr w:type="spellEnd"/>
-      <w:r>
-        <w:rPr>
-          <w:rFonts w:ascii="Arial" w:hAnsi="Arial" w:cs="Arial"/>
-          <w:color w:val="000000"/>
-          <w:kern w:val="0"/>
-        </w:rPr>
-        <w:t xml:space="preserve"> </w:t>
+        <w:t xml:space="preserve">Kurwadkar </w:t>
       </w:r>
       <w:r>
         <w:rPr>
@@ -8319,7 +8243,70 @@
           <w:kern w:val="0"/>
           <w14:ligatures w14:val="none"/>
         </w:rPr>
-        <w:t xml:space="preserve"> aerated </w:t>
+        <w:t xml:space="preserve"> aerated livewell to Southeastern Louisiana University</w:t>
+      </w:r>
+      <w:r>
+        <w:rPr>
+          <w:rFonts w:ascii="Arial" w:eastAsia="Times New Roman" w:hAnsi="Arial" w:cs="Arial"/>
+          <w:color w:val="000000"/>
+          <w:kern w:val="0"/>
+          <w14:ligatures w14:val="none"/>
+        </w:rPr>
+        <w:t xml:space="preserve"> in</w:t>
+      </w:r>
+      <w:r>
+        <w:rPr>
+          <w:rFonts w:ascii="Arial" w:eastAsia="Times New Roman" w:hAnsi="Arial" w:cs="Arial"/>
+          <w:color w:val="000000"/>
+          <w:kern w:val="0"/>
+          <w14:ligatures w14:val="none"/>
+        </w:rPr>
+        <w:t xml:space="preserve"> Hammond, Louisiana, USA. </w:t>
+      </w:r>
+      <w:r>
+        <w:rPr>
+          <w:rFonts w:ascii="Arial" w:eastAsia="Times New Roman" w:hAnsi="Arial" w:cs="Arial"/>
+          <w:color w:val="000000"/>
+          <w:kern w:val="0"/>
+          <w14:ligatures w14:val="none"/>
+        </w:rPr>
+        <w:t>Upo</w:t>
+      </w:r>
+      <w:r>
+        <w:rPr>
+          <w:rFonts w:ascii="Arial" w:eastAsia="Times New Roman" w:hAnsi="Arial" w:cs="Arial"/>
+          <w:color w:val="000000"/>
+          <w:kern w:val="0"/>
+          <w14:ligatures w14:val="none"/>
+        </w:rPr>
+        <w:t>n arrival, we recorded</w:t>
+      </w:r>
+      <w:r>
+        <w:rPr>
+          <w:rFonts w:ascii="Arial" w:eastAsia="Times New Roman" w:hAnsi="Arial" w:cs="Arial"/>
+          <w:color w:val="000000"/>
+          <w:kern w:val="0"/>
+          <w14:ligatures w14:val="none"/>
+        </w:rPr>
+        <w:t xml:space="preserve"> </w:t>
+      </w:r>
+      <w:r>
+        <w:rPr>
+          <w:rFonts w:ascii="Arial" w:eastAsia="Times New Roman" w:hAnsi="Arial" w:cs="Arial"/>
+          <w:color w:val="000000"/>
+          <w:kern w:val="0"/>
+          <w14:ligatures w14:val="none"/>
+        </w:rPr>
+        <w:t xml:space="preserve">the </w:t>
+      </w:r>
+      <w:r>
+        <w:rPr>
+          <w:rFonts w:ascii="Arial" w:eastAsia="Times New Roman" w:hAnsi="Arial" w:cs="Arial"/>
+          <w:color w:val="000000"/>
+          <w:kern w:val="0"/>
+          <w14:ligatures w14:val="none"/>
+        </w:rPr>
+        <w:t>total length (TL) and weight (</w:t>
       </w:r>
       <w:proofErr w:type="spellStart"/>
       <w:r>
@@ -8329,7 +8316,7 @@
           <w:kern w:val="0"/>
           <w14:ligatures w14:val="none"/>
         </w:rPr>
-        <w:t>livewell</w:t>
+        <w:t>Wt</w:t>
       </w:r>
       <w:proofErr w:type="spellEnd"/>
       <w:r>
@@ -8339,89 +8326,6 @@
           <w:kern w:val="0"/>
           <w14:ligatures w14:val="none"/>
         </w:rPr>
-        <w:t xml:space="preserve"> to Southeastern Louisiana University</w:t>
-      </w:r>
-      <w:r>
-        <w:rPr>
-          <w:rFonts w:ascii="Arial" w:eastAsia="Times New Roman" w:hAnsi="Arial" w:cs="Arial"/>
-          <w:color w:val="000000"/>
-          <w:kern w:val="0"/>
-          <w14:ligatures w14:val="none"/>
-        </w:rPr>
-        <w:t xml:space="preserve"> in</w:t>
-      </w:r>
-      <w:r>
-        <w:rPr>
-          <w:rFonts w:ascii="Arial" w:eastAsia="Times New Roman" w:hAnsi="Arial" w:cs="Arial"/>
-          <w:color w:val="000000"/>
-          <w:kern w:val="0"/>
-          <w14:ligatures w14:val="none"/>
-        </w:rPr>
-        <w:t xml:space="preserve"> Hammond, Louisiana, USA. </w:t>
-      </w:r>
-      <w:r>
-        <w:rPr>
-          <w:rFonts w:ascii="Arial" w:eastAsia="Times New Roman" w:hAnsi="Arial" w:cs="Arial"/>
-          <w:color w:val="000000"/>
-          <w:kern w:val="0"/>
-          <w14:ligatures w14:val="none"/>
-        </w:rPr>
-        <w:t>Upo</w:t>
-      </w:r>
-      <w:r>
-        <w:rPr>
-          <w:rFonts w:ascii="Arial" w:eastAsia="Times New Roman" w:hAnsi="Arial" w:cs="Arial"/>
-          <w:color w:val="000000"/>
-          <w:kern w:val="0"/>
-          <w14:ligatures w14:val="none"/>
-        </w:rPr>
-        <w:t>n arrival, we recorded</w:t>
-      </w:r>
-      <w:r>
-        <w:rPr>
-          <w:rFonts w:ascii="Arial" w:eastAsia="Times New Roman" w:hAnsi="Arial" w:cs="Arial"/>
-          <w:color w:val="000000"/>
-          <w:kern w:val="0"/>
-          <w14:ligatures w14:val="none"/>
-        </w:rPr>
-        <w:t xml:space="preserve"> </w:t>
-      </w:r>
-      <w:r>
-        <w:rPr>
-          <w:rFonts w:ascii="Arial" w:eastAsia="Times New Roman" w:hAnsi="Arial" w:cs="Arial"/>
-          <w:color w:val="000000"/>
-          <w:kern w:val="0"/>
-          <w14:ligatures w14:val="none"/>
-        </w:rPr>
-        <w:t xml:space="preserve">the </w:t>
-      </w:r>
-      <w:r>
-        <w:rPr>
-          <w:rFonts w:ascii="Arial" w:eastAsia="Times New Roman" w:hAnsi="Arial" w:cs="Arial"/>
-          <w:color w:val="000000"/>
-          <w:kern w:val="0"/>
-          <w14:ligatures w14:val="none"/>
-        </w:rPr>
-        <w:t>total length (TL) and weight (</w:t>
-      </w:r>
-      <w:proofErr w:type="spellStart"/>
-      <w:r>
-        <w:rPr>
-          <w:rFonts w:ascii="Arial" w:eastAsia="Times New Roman" w:hAnsi="Arial" w:cs="Arial"/>
-          <w:color w:val="000000"/>
-          <w:kern w:val="0"/>
-          <w14:ligatures w14:val="none"/>
-        </w:rPr>
-        <w:t>Wt</w:t>
-      </w:r>
-      <w:proofErr w:type="spellEnd"/>
-      <w:r>
-        <w:rPr>
-          <w:rFonts w:ascii="Arial" w:eastAsia="Times New Roman" w:hAnsi="Arial" w:cs="Arial"/>
-          <w:color w:val="000000"/>
-          <w:kern w:val="0"/>
-          <w14:ligatures w14:val="none"/>
-        </w:rPr>
         <w:t>) of 15 bass</w:t>
       </w:r>
       <w:r>
@@ -8431,27 +8335,7 @@
           <w:kern w:val="0"/>
           <w14:ligatures w14:val="none"/>
         </w:rPr>
-        <w:t xml:space="preserve"> and placed </w:t>
-      </w:r>
-      <w:proofErr w:type="gramStart"/>
-      <w:r>
-        <w:rPr>
-          <w:rFonts w:ascii="Arial" w:eastAsia="Times New Roman" w:hAnsi="Arial" w:cs="Arial"/>
-          <w:color w:val="000000"/>
-          <w:kern w:val="0"/>
-          <w14:ligatures w14:val="none"/>
-        </w:rPr>
-        <w:t>each individual</w:t>
-      </w:r>
-      <w:proofErr w:type="gramEnd"/>
-      <w:r>
-        <w:rPr>
-          <w:rFonts w:ascii="Arial" w:eastAsia="Times New Roman" w:hAnsi="Arial" w:cs="Arial"/>
-          <w:color w:val="000000"/>
-          <w:kern w:val="0"/>
-          <w14:ligatures w14:val="none"/>
-        </w:rPr>
-        <w:t xml:space="preserve"> into </w:t>
+        <w:t xml:space="preserve"> and placed each individual into </w:t>
       </w:r>
       <w:r>
         <w:rPr>
@@ -9491,36 +9375,16 @@
           <w:kern w:val="0"/>
           <w14:ligatures w14:val="none"/>
         </w:rPr>
-        <w:t xml:space="preserve">across the </w:t>
-      </w:r>
-      <w:proofErr w:type="gramStart"/>
-      <w:r>
-        <w:rPr>
-          <w:rFonts w:ascii="Arial" w:eastAsia="Times New Roman" w:hAnsi="Arial" w:cs="Arial"/>
-          <w:color w:val="000000"/>
-          <w:kern w:val="0"/>
-          <w14:ligatures w14:val="none"/>
-        </w:rPr>
-        <w:t>tanks</w:t>
-      </w:r>
-      <w:r>
-        <w:rPr>
-          <w:rFonts w:ascii="Arial" w:eastAsia="Times New Roman" w:hAnsi="Arial" w:cs="Arial"/>
-          <w:color w:val="000000"/>
-          <w:kern w:val="0"/>
-          <w14:ligatures w14:val="none"/>
-        </w:rPr>
-        <w:t>, and</w:t>
-      </w:r>
-      <w:proofErr w:type="gramEnd"/>
-      <w:r>
-        <w:rPr>
-          <w:rFonts w:ascii="Arial" w:eastAsia="Times New Roman" w:hAnsi="Arial" w:cs="Arial"/>
-          <w:color w:val="000000"/>
-          <w:kern w:val="0"/>
-          <w14:ligatures w14:val="none"/>
-        </w:rPr>
-        <w:t xml:space="preserve"> verified salinity immediately after </w:t>
+        <w:t>across the tanks</w:t>
+      </w:r>
+      <w:r>
+        <w:rPr>
+          <w:rFonts w:ascii="Arial" w:eastAsia="Times New Roman" w:hAnsi="Arial" w:cs="Arial"/>
+          <w:color w:val="000000"/>
+          <w:kern w:val="0"/>
+          <w14:ligatures w14:val="none"/>
+        </w:rPr>
+        <w:t xml:space="preserve">, and verified salinity immediately after </w:t>
       </w:r>
       <w:r>
         <w:rPr>
@@ -15285,27 +15149,7 @@
           <w:kern w:val="0"/>
           <w14:ligatures w14:val="none"/>
         </w:rPr>
-        <w:t xml:space="preserve"> </w:t>
-      </w:r>
-      <w:proofErr w:type="spellStart"/>
-      <w:r>
-        <w:rPr>
-          <w:rFonts w:ascii="Arial" w:eastAsia="Times New Roman" w:hAnsi="Arial" w:cs="Arial"/>
-          <w:color w:val="000000"/>
-          <w:kern w:val="0"/>
-          <w14:ligatures w14:val="none"/>
-        </w:rPr>
-        <w:t>perfluoropentanoic</w:t>
-      </w:r>
-      <w:proofErr w:type="spellEnd"/>
-      <w:r>
-        <w:rPr>
-          <w:rFonts w:ascii="Arial" w:eastAsia="Times New Roman" w:hAnsi="Arial" w:cs="Arial"/>
-          <w:color w:val="000000"/>
-          <w:kern w:val="0"/>
-          <w14:ligatures w14:val="none"/>
-        </w:rPr>
-        <w:t xml:space="preserve"> acid</w:t>
+        <w:t xml:space="preserve"> perfluoropentanoic acid</w:t>
       </w:r>
       <w:r>
         <w:rPr>
@@ -23744,7 +23588,6 @@
         </w:rPr>
         <w:t>(</w:t>
       </w:r>
-      <w:proofErr w:type="spellStart"/>
       <w:r>
         <w:rPr>
           <w:rFonts w:ascii="Arial" w:eastAsia="Times New Roman" w:hAnsi="Arial" w:cs="Arial"/>
@@ -23778,16 +23621,7 @@
           <w:color w:val="000000"/>
           <w:kern w:val="0"/>
         </w:rPr>
-        <w:t>Viadero</w:t>
-      </w:r>
-      <w:proofErr w:type="spellEnd"/>
-      <w:r>
-        <w:rPr>
-          <w:rFonts w:ascii="Arial" w:hAnsi="Arial" w:cs="Arial"/>
-          <w:color w:val="000000"/>
-          <w:kern w:val="0"/>
-        </w:rPr>
-        <w:t xml:space="preserve"> </w:t>
+        <w:t xml:space="preserve">Viadero </w:t>
       </w:r>
       <w:r>
         <w:rPr>
@@ -24491,27 +24325,7 @@
           <w:kern w:val="0"/>
           <w14:ligatures w14:val="none"/>
         </w:rPr>
-        <w:t xml:space="preserve"> These mechanisms remain hypothetical in the context of our </w:t>
-      </w:r>
-      <w:proofErr w:type="gramStart"/>
-      <w:r>
-        <w:rPr>
-          <w:rFonts w:ascii="Arial" w:eastAsia="Times New Roman" w:hAnsi="Arial" w:cs="Arial"/>
-          <w:color w:val="000000"/>
-          <w:kern w:val="0"/>
-          <w14:ligatures w14:val="none"/>
-        </w:rPr>
-        <w:t>study, but</w:t>
-      </w:r>
-      <w:proofErr w:type="gramEnd"/>
-      <w:r>
-        <w:rPr>
-          <w:rFonts w:ascii="Arial" w:eastAsia="Times New Roman" w:hAnsi="Arial" w:cs="Arial"/>
-          <w:color w:val="000000"/>
-          <w:kern w:val="0"/>
-          <w14:ligatures w14:val="none"/>
-        </w:rPr>
-        <w:t xml:space="preserve"> provide biologically plausible explanations for our observed patterns.</w:t>
+        <w:t xml:space="preserve"> These mechanisms remain hypothetical in the context of our study, but provide biologically plausible explanations for our observed patterns.</w:t>
       </w:r>
       <w:r>
         <w:rPr>
@@ -33410,27 +33224,7 @@
           <w:kern w:val="0"/>
           <w14:ligatures w14:val="none"/>
         </w:rPr>
-        <w:t xml:space="preserve"> and </w:t>
-      </w:r>
-      <w:proofErr w:type="spellStart"/>
-      <w:r>
-        <w:rPr>
-          <w:rFonts w:ascii="Arial" w:eastAsia="Times New Roman" w:hAnsi="Arial" w:cs="Arial"/>
-          <w:color w:val="000000"/>
-          <w:kern w:val="0"/>
-          <w14:ligatures w14:val="none"/>
-        </w:rPr>
-        <w:t>perfluoropentanoic</w:t>
-      </w:r>
-      <w:proofErr w:type="spellEnd"/>
-      <w:r>
-        <w:rPr>
-          <w:rFonts w:ascii="Arial" w:eastAsia="Times New Roman" w:hAnsi="Arial" w:cs="Arial"/>
-          <w:color w:val="000000"/>
-          <w:kern w:val="0"/>
-          <w14:ligatures w14:val="none"/>
-        </w:rPr>
-        <w:t xml:space="preserve"> acid </w:t>
+        <w:t xml:space="preserve"> and perfluoropentanoic acid </w:t>
       </w:r>
       <w:r>
         <w:rPr>
@@ -34609,27 +34403,7 @@
           <w:kern w:val="0"/>
           <w14:ligatures w14:val="none"/>
         </w:rPr>
-        <w:t xml:space="preserve"> and </w:t>
-      </w:r>
-      <w:proofErr w:type="spellStart"/>
-      <w:r>
-        <w:rPr>
-          <w:rFonts w:ascii="Arial" w:eastAsia="Times New Roman" w:hAnsi="Arial" w:cs="Arial"/>
-          <w:color w:val="000000"/>
-          <w:kern w:val="0"/>
-          <w14:ligatures w14:val="none"/>
-        </w:rPr>
-        <w:t>perfluoropentanoic</w:t>
-      </w:r>
-      <w:proofErr w:type="spellEnd"/>
-      <w:r>
-        <w:rPr>
-          <w:rFonts w:ascii="Arial" w:eastAsia="Times New Roman" w:hAnsi="Arial" w:cs="Arial"/>
-          <w:color w:val="000000"/>
-          <w:kern w:val="0"/>
-          <w14:ligatures w14:val="none"/>
-        </w:rPr>
-        <w:t xml:space="preserve"> acid </w:t>
+        <w:t xml:space="preserve"> and perfluoropentanoic acid </w:t>
       </w:r>
       <w:r>
         <w:rPr>
@@ -35815,27 +35589,7 @@
           <w:kern w:val="0"/>
           <w14:ligatures w14:val="none"/>
         </w:rPr>
-        <w:t xml:space="preserve"> and </w:t>
-      </w:r>
-      <w:proofErr w:type="spellStart"/>
-      <w:r>
-        <w:rPr>
-          <w:rFonts w:ascii="Arial" w:eastAsia="Times New Roman" w:hAnsi="Arial" w:cs="Arial"/>
-          <w:color w:val="000000"/>
-          <w:kern w:val="0"/>
-          <w14:ligatures w14:val="none"/>
-        </w:rPr>
-        <w:t>perfluoropentanoic</w:t>
-      </w:r>
-      <w:proofErr w:type="spellEnd"/>
-      <w:r>
-        <w:rPr>
-          <w:rFonts w:ascii="Arial" w:eastAsia="Times New Roman" w:hAnsi="Arial" w:cs="Arial"/>
-          <w:color w:val="000000"/>
-          <w:kern w:val="0"/>
-          <w14:ligatures w14:val="none"/>
-        </w:rPr>
-        <w:t xml:space="preserve"> acid (</w:t>
+        <w:t xml:space="preserve"> and perfluoropentanoic acid (</w:t>
       </w:r>
       <w:proofErr w:type="spellStart"/>
       <w:r>
@@ -36497,27 +36251,7 @@
           <w:kern w:val="0"/>
           <w14:ligatures w14:val="none"/>
         </w:rPr>
-        <w:t xml:space="preserve"> and </w:t>
-      </w:r>
-      <w:proofErr w:type="spellStart"/>
-      <w:r>
-        <w:rPr>
-          <w:rFonts w:ascii="Arial" w:eastAsia="Times New Roman" w:hAnsi="Arial" w:cs="Arial"/>
-          <w:color w:val="000000"/>
-          <w:kern w:val="0"/>
-          <w14:ligatures w14:val="none"/>
-        </w:rPr>
-        <w:t>perfluoropentanoic</w:t>
-      </w:r>
-      <w:proofErr w:type="spellEnd"/>
-      <w:r>
-        <w:rPr>
-          <w:rFonts w:ascii="Arial" w:eastAsia="Times New Roman" w:hAnsi="Arial" w:cs="Arial"/>
-          <w:color w:val="000000"/>
-          <w:kern w:val="0"/>
-          <w14:ligatures w14:val="none"/>
-        </w:rPr>
-        <w:t xml:space="preserve"> acid </w:t>
+        <w:t xml:space="preserve"> and perfluoropentanoic acid </w:t>
       </w:r>
       <w:r>
         <w:rPr>
@@ -36779,27 +36513,7 @@
           <w:kern w:val="0"/>
           <w14:ligatures w14:val="none"/>
         </w:rPr>
-        <w:t xml:space="preserve"> and </w:t>
-      </w:r>
-      <w:proofErr w:type="spellStart"/>
-      <w:r>
-        <w:rPr>
-          <w:rFonts w:ascii="Arial" w:eastAsia="Times New Roman" w:hAnsi="Arial" w:cs="Arial"/>
-          <w:color w:val="000000"/>
-          <w:kern w:val="0"/>
-          <w14:ligatures w14:val="none"/>
-        </w:rPr>
-        <w:t>perfluoropentanoic</w:t>
-      </w:r>
-      <w:proofErr w:type="spellEnd"/>
-      <w:r>
-        <w:rPr>
-          <w:rFonts w:ascii="Arial" w:eastAsia="Times New Roman" w:hAnsi="Arial" w:cs="Arial"/>
-          <w:color w:val="000000"/>
-          <w:kern w:val="0"/>
-          <w14:ligatures w14:val="none"/>
-        </w:rPr>
-        <w:t xml:space="preserve"> acid (</w:t>
+        <w:t xml:space="preserve"> and perfluoropentanoic acid (</w:t>
       </w:r>
       <w:proofErr w:type="spellStart"/>
       <w:r>
@@ -37591,7 +37305,7 @@
 </file>
 
 <file path=word/endnotes.xml><?xml version="1.0" encoding="utf-8"?>
-<w:endnotes xmlns:wpc="http://schemas.microsoft.com/office/word/2010/wordprocessingCanvas" xmlns:cx="http://schemas.microsoft.com/office/drawing/2014/chartex" xmlns:cx1="http://schemas.microsoft.com/office/drawing/2015/9/8/chartex" xmlns:cx2="http://schemas.microsoft.com/office/drawing/2015/10/21/chartex" xmlns:cx3="http://schemas.microsoft.com/office/drawing/2016/5/9/chartex" xmlns:cx4="http://schemas.microsoft.com/office/drawing/2016/5/10/chartex" xmlns:cx5="http://schemas.microsoft.com/office/drawing/2016/5/11/chartex" xmlns:cx6="http://schemas.microsoft.com/office/drawing/2016/5/12/chartex" xmlns:cx7="http://schemas.microsoft.com/office/drawing/2016/5/13/chartex" xmlns:cx8="http://schemas.microsoft.com/office/drawing/2016/5/14/chartex" xmlns:mc="http://schemas.openxmlformats.org/markup-compatibility/2006" xmlns:aink="http://schemas.microsoft.com/office/drawing/2016/ink" xmlns:am3d="http://schemas.microsoft.com/office/drawing/2017/model3d" xmlns:o="urn:schemas-microsoft-com:office:office" xmlns:oel="http://schemas.microsoft.com/office/2019/extlst" xmlns:r="http://schemas.openxmlformats.org/officeDocument/2006/relationships" xmlns:m="http://schemas.openxmlformats.org/officeDocument/2006/math" xmlns:v="urn:schemas-microsoft-com:vml" xmlns:wp14="http://schemas.microsoft.com/office/word/2010/wordprocessingDrawing" xmlns:wp="http://schemas.openxmlformats.org/drawingml/2006/wordprocessingDrawing" xmlns:w10="urn:schemas-microsoft-com:office:word" xmlns:w="http://schemas.openxmlformats.org/wordprocessingml/2006/main" xmlns:w14="http://schemas.microsoft.com/office/word/2010/wordml" xmlns:w15="http://schemas.microsoft.com/office/word/2012/wordml" xmlns:w16cex="http://schemas.microsoft.com/office/word/2018/wordml/cex" xmlns:w16cid="http://schemas.microsoft.com/office/word/2016/wordml/cid" xmlns:w16="http://schemas.microsoft.com/office/word/2018/wordml" xmlns:w16du="http://schemas.microsoft.com/office/word/2023/wordml/word16du" xmlns:w16sdtdh="http://schemas.microsoft.com/office/word/2020/wordml/sdtdatahash" xmlns:w16sdtfl="http://schemas.microsoft.com/office/word/2024/wordml/sdtformatlock" xmlns:w16se="http://schemas.microsoft.com/office/word/2015/wordml/symex" xmlns:wpg="http://schemas.microsoft.com/office/word/2010/wordprocessingGroup" xmlns:wpi="http://schemas.microsoft.com/office/word/2010/wordprocessingInk" xmlns:wne="http://schemas.microsoft.com/office/word/2006/wordml" xmlns:wps="http://schemas.microsoft.com/office/word/2010/wordprocessingShape" mc:Ignorable="w14 w15 w16se w16cid w16 w16cex w16sdtdh w16sdtfl w16du wp14">
+<w:endnotes xmlns:wpc="http://schemas.microsoft.com/office/word/2010/wordprocessingCanvas" xmlns:cx="http://schemas.microsoft.com/office/drawing/2014/chartex" xmlns:cx1="http://schemas.microsoft.com/office/drawing/2015/9/8/chartex" xmlns:cx2="http://schemas.microsoft.com/office/drawing/2015/10/21/chartex" xmlns:cx3="http://schemas.microsoft.com/office/drawing/2016/5/9/chartex" xmlns:cx4="http://schemas.microsoft.com/office/drawing/2016/5/10/chartex" xmlns:cx5="http://schemas.microsoft.com/office/drawing/2016/5/11/chartex" xmlns:cx6="http://schemas.microsoft.com/office/drawing/2016/5/12/chartex" xmlns:cx7="http://schemas.microsoft.com/office/drawing/2016/5/13/chartex" xmlns:cx8="http://schemas.microsoft.com/office/drawing/2016/5/14/chartex" xmlns:mc="http://schemas.openxmlformats.org/markup-compatibility/2006" xmlns:m="http://schemas.openxmlformats.org/officeDocument/2006/math" xmlns:aink="http://schemas.microsoft.com/office/drawing/2016/ink" xmlns:am3d="http://schemas.microsoft.com/office/drawing/2017/model3d" xmlns:oel="http://schemas.microsoft.com/office/2019/extlst" xmlns:r="http://schemas.openxmlformats.org/officeDocument/2006/relationships" xmlns:wp14="http://schemas.microsoft.com/office/word/2010/wordprocessingDrawing" xmlns:wp="http://schemas.openxmlformats.org/drawingml/2006/wordprocessingDrawing" xmlns:wpg="http://schemas.microsoft.com/office/word/2010/wordprocessingGroup" xmlns:wpi="http://schemas.microsoft.com/office/word/2010/wordprocessingInk" xmlns:wps="http://schemas.microsoft.com/office/word/2010/wordprocessingShape" xmlns:o="urn:schemas-microsoft-com:office:office" xmlns:v="urn:schemas-microsoft-com:vml" xmlns:w10="urn:schemas-microsoft-com:office:word" xmlns:w="http://schemas.openxmlformats.org/wordprocessingml/2006/main" xmlns:w14="http://schemas.microsoft.com/office/word/2010/wordml" xmlns:w15="http://schemas.microsoft.com/office/word/2012/wordml" xmlns:w16cex="http://schemas.microsoft.com/office/word/2018/wordml/cex" xmlns:w16cid="http://schemas.microsoft.com/office/word/2016/wordml/cid" xmlns:w16="http://schemas.microsoft.com/office/word/2018/wordml" xmlns:w16sdtdh="http://schemas.microsoft.com/office/word/2020/wordml/sdtdatahash" xmlns:w16sdtfl="http://schemas.microsoft.com/office/word/2024/wordml/sdtformatlock" xmlns:w16se="http://schemas.microsoft.com/office/word/2015/wordml/symex" xmlns:w16du="http://schemas.microsoft.com/office/word/2023/wordml/word16du" xmlns:wne="http://schemas.microsoft.com/office/word/2006/wordml" mc:Ignorable="w14 w15 w16se w16cid w16 w16cex w16sdtdh w16sdtfl w16du wp14">
   <w:endnote w:type="separator" w:id="-1">
     <w:p>
       <w:r>
@@ -37610,7 +37324,7 @@
 </file>
 
 <file path=word/footer1.xml><?xml version="1.0" encoding="utf-8"?>
-<w:ftr xmlns:wpc="http://schemas.microsoft.com/office/word/2010/wordprocessingCanvas" xmlns:cx="http://schemas.microsoft.com/office/drawing/2014/chartex" xmlns:cx1="http://schemas.microsoft.com/office/drawing/2015/9/8/chartex" xmlns:cx2="http://schemas.microsoft.com/office/drawing/2015/10/21/chartex" xmlns:cx3="http://schemas.microsoft.com/office/drawing/2016/5/9/chartex" xmlns:cx4="http://schemas.microsoft.com/office/drawing/2016/5/10/chartex" xmlns:cx5="http://schemas.microsoft.com/office/drawing/2016/5/11/chartex" xmlns:cx6="http://schemas.microsoft.com/office/drawing/2016/5/12/chartex" xmlns:cx7="http://schemas.microsoft.com/office/drawing/2016/5/13/chartex" xmlns:cx8="http://schemas.microsoft.com/office/drawing/2016/5/14/chartex" xmlns:mc="http://schemas.openxmlformats.org/markup-compatibility/2006" xmlns:aink="http://schemas.microsoft.com/office/drawing/2016/ink" xmlns:am3d="http://schemas.microsoft.com/office/drawing/2017/model3d" xmlns:o="urn:schemas-microsoft-com:office:office" xmlns:oel="http://schemas.microsoft.com/office/2019/extlst" xmlns:r="http://schemas.openxmlformats.org/officeDocument/2006/relationships" xmlns:m="http://schemas.openxmlformats.org/officeDocument/2006/math" xmlns:v="urn:schemas-microsoft-com:vml" xmlns:wp14="http://schemas.microsoft.com/office/word/2010/wordprocessingDrawing" xmlns:wp="http://schemas.openxmlformats.org/drawingml/2006/wordprocessingDrawing" xmlns:w10="urn:schemas-microsoft-com:office:word" xmlns:w="http://schemas.openxmlformats.org/wordprocessingml/2006/main" xmlns:w14="http://schemas.microsoft.com/office/word/2010/wordml" xmlns:w15="http://schemas.microsoft.com/office/word/2012/wordml" xmlns:w16cex="http://schemas.microsoft.com/office/word/2018/wordml/cex" xmlns:w16cid="http://schemas.microsoft.com/office/word/2016/wordml/cid" xmlns:w16="http://schemas.microsoft.com/office/word/2018/wordml" xmlns:w16du="http://schemas.microsoft.com/office/word/2023/wordml/word16du" xmlns:w16sdtdh="http://schemas.microsoft.com/office/word/2020/wordml/sdtdatahash" xmlns:w16sdtfl="http://schemas.microsoft.com/office/word/2024/wordml/sdtformatlock" xmlns:w16se="http://schemas.microsoft.com/office/word/2015/wordml/symex" xmlns:wpg="http://schemas.microsoft.com/office/word/2010/wordprocessingGroup" xmlns:wpi="http://schemas.microsoft.com/office/word/2010/wordprocessingInk" xmlns:wne="http://schemas.microsoft.com/office/word/2006/wordml" xmlns:wps="http://schemas.microsoft.com/office/word/2010/wordprocessingShape" mc:Ignorable="w14 w15 w16se w16cid w16 w16cex w16sdtdh w16sdtfl w16du wp14">
+<w:ftr xmlns:wpc="http://schemas.microsoft.com/office/word/2010/wordprocessingCanvas" xmlns:cx="http://schemas.microsoft.com/office/drawing/2014/chartex" xmlns:cx1="http://schemas.microsoft.com/office/drawing/2015/9/8/chartex" xmlns:cx2="http://schemas.microsoft.com/office/drawing/2015/10/21/chartex" xmlns:cx3="http://schemas.microsoft.com/office/drawing/2016/5/9/chartex" xmlns:cx4="http://schemas.microsoft.com/office/drawing/2016/5/10/chartex" xmlns:cx5="http://schemas.microsoft.com/office/drawing/2016/5/11/chartex" xmlns:cx6="http://schemas.microsoft.com/office/drawing/2016/5/12/chartex" xmlns:cx7="http://schemas.microsoft.com/office/drawing/2016/5/13/chartex" xmlns:cx8="http://schemas.microsoft.com/office/drawing/2016/5/14/chartex" xmlns:mc="http://schemas.openxmlformats.org/markup-compatibility/2006" xmlns:m="http://schemas.openxmlformats.org/officeDocument/2006/math" xmlns:aink="http://schemas.microsoft.com/office/drawing/2016/ink" xmlns:am3d="http://schemas.microsoft.com/office/drawing/2017/model3d" xmlns:oel="http://schemas.microsoft.com/office/2019/extlst" xmlns:r="http://schemas.openxmlformats.org/officeDocument/2006/relationships" xmlns:wp14="http://schemas.microsoft.com/office/word/2010/wordprocessingDrawing" xmlns:wp="http://schemas.openxmlformats.org/drawingml/2006/wordprocessingDrawing" xmlns:wpg="http://schemas.microsoft.com/office/word/2010/wordprocessingGroup" xmlns:wpi="http://schemas.microsoft.com/office/word/2010/wordprocessingInk" xmlns:wps="http://schemas.microsoft.com/office/word/2010/wordprocessingShape" xmlns:o="urn:schemas-microsoft-com:office:office" xmlns:v="urn:schemas-microsoft-com:vml" xmlns:w10="urn:schemas-microsoft-com:office:word" xmlns:w="http://schemas.openxmlformats.org/wordprocessingml/2006/main" xmlns:w14="http://schemas.microsoft.com/office/word/2010/wordml" xmlns:w15="http://schemas.microsoft.com/office/word/2012/wordml" xmlns:w16cex="http://schemas.microsoft.com/office/word/2018/wordml/cex" xmlns:w16cid="http://schemas.microsoft.com/office/word/2016/wordml/cid" xmlns:w16="http://schemas.microsoft.com/office/word/2018/wordml" xmlns:w16sdtdh="http://schemas.microsoft.com/office/word/2020/wordml/sdtdatahash" xmlns:w16sdtfl="http://schemas.microsoft.com/office/word/2024/wordml/sdtformatlock" xmlns:w16se="http://schemas.microsoft.com/office/word/2015/wordml/symex" xmlns:w16du="http://schemas.microsoft.com/office/word/2023/wordml/word16du" xmlns:wne="http://schemas.microsoft.com/office/word/2006/wordml" mc:Ignorable="w14 w15 w16se w16cid w16 w16cex w16sdtdh w16sdtfl w16du wp14">
   <w:sdt>
     <w:sdtPr>
       <w:rPr>
@@ -37667,7 +37381,7 @@
 </file>
 
 <file path=word/footer2.xml><?xml version="1.0" encoding="utf-8"?>
-<w:ftr xmlns:wpc="http://schemas.microsoft.com/office/word/2010/wordprocessingCanvas" xmlns:cx="http://schemas.microsoft.com/office/drawing/2014/chartex" xmlns:cx1="http://schemas.microsoft.com/office/drawing/2015/9/8/chartex" xmlns:cx2="http://schemas.microsoft.com/office/drawing/2015/10/21/chartex" xmlns:cx3="http://schemas.microsoft.com/office/drawing/2016/5/9/chartex" xmlns:cx4="http://schemas.microsoft.com/office/drawing/2016/5/10/chartex" xmlns:cx5="http://schemas.microsoft.com/office/drawing/2016/5/11/chartex" xmlns:cx6="http://schemas.microsoft.com/office/drawing/2016/5/12/chartex" xmlns:cx7="http://schemas.microsoft.com/office/drawing/2016/5/13/chartex" xmlns:cx8="http://schemas.microsoft.com/office/drawing/2016/5/14/chartex" xmlns:mc="http://schemas.openxmlformats.org/markup-compatibility/2006" xmlns:aink="http://schemas.microsoft.com/office/drawing/2016/ink" xmlns:am3d="http://schemas.microsoft.com/office/drawing/2017/model3d" xmlns:o="urn:schemas-microsoft-com:office:office" xmlns:oel="http://schemas.microsoft.com/office/2019/extlst" xmlns:r="http://schemas.openxmlformats.org/officeDocument/2006/relationships" xmlns:m="http://schemas.openxmlformats.org/officeDocument/2006/math" xmlns:v="urn:schemas-microsoft-com:vml" xmlns:wp14="http://schemas.microsoft.com/office/word/2010/wordprocessingDrawing" xmlns:wp="http://schemas.openxmlformats.org/drawingml/2006/wordprocessingDrawing" xmlns:w10="urn:schemas-microsoft-com:office:word" xmlns:w="http://schemas.openxmlformats.org/wordprocessingml/2006/main" xmlns:w14="http://schemas.microsoft.com/office/word/2010/wordml" xmlns:w15="http://schemas.microsoft.com/office/word/2012/wordml" xmlns:w16cex="http://schemas.microsoft.com/office/word/2018/wordml/cex" xmlns:w16cid="http://schemas.microsoft.com/office/word/2016/wordml/cid" xmlns:w16="http://schemas.microsoft.com/office/word/2018/wordml" xmlns:w16du="http://schemas.microsoft.com/office/word/2023/wordml/word16du" xmlns:w16sdtdh="http://schemas.microsoft.com/office/word/2020/wordml/sdtdatahash" xmlns:w16sdtfl="http://schemas.microsoft.com/office/word/2024/wordml/sdtformatlock" xmlns:w16se="http://schemas.microsoft.com/office/word/2015/wordml/symex" xmlns:wpg="http://schemas.microsoft.com/office/word/2010/wordprocessingGroup" xmlns:wpi="http://schemas.microsoft.com/office/word/2010/wordprocessingInk" xmlns:wne="http://schemas.microsoft.com/office/word/2006/wordml" xmlns:wps="http://schemas.microsoft.com/office/word/2010/wordprocessingShape" mc:Ignorable="w14 w15 w16se w16cid w16 w16cex w16sdtdh w16sdtfl w16du wp14">
+<w:ftr xmlns:wpc="http://schemas.microsoft.com/office/word/2010/wordprocessingCanvas" xmlns:cx="http://schemas.microsoft.com/office/drawing/2014/chartex" xmlns:cx1="http://schemas.microsoft.com/office/drawing/2015/9/8/chartex" xmlns:cx2="http://schemas.microsoft.com/office/drawing/2015/10/21/chartex" xmlns:cx3="http://schemas.microsoft.com/office/drawing/2016/5/9/chartex" xmlns:cx4="http://schemas.microsoft.com/office/drawing/2016/5/10/chartex" xmlns:cx5="http://schemas.microsoft.com/office/drawing/2016/5/11/chartex" xmlns:cx6="http://schemas.microsoft.com/office/drawing/2016/5/12/chartex" xmlns:cx7="http://schemas.microsoft.com/office/drawing/2016/5/13/chartex" xmlns:cx8="http://schemas.microsoft.com/office/drawing/2016/5/14/chartex" xmlns:mc="http://schemas.openxmlformats.org/markup-compatibility/2006" xmlns:m="http://schemas.openxmlformats.org/officeDocument/2006/math" xmlns:aink="http://schemas.microsoft.com/office/drawing/2016/ink" xmlns:am3d="http://schemas.microsoft.com/office/drawing/2017/model3d" xmlns:oel="http://schemas.microsoft.com/office/2019/extlst" xmlns:r="http://schemas.openxmlformats.org/officeDocument/2006/relationships" xmlns:wp14="http://schemas.microsoft.com/office/word/2010/wordprocessingDrawing" xmlns:wp="http://schemas.openxmlformats.org/drawingml/2006/wordprocessingDrawing" xmlns:wpg="http://schemas.microsoft.com/office/word/2010/wordprocessingGroup" xmlns:wpi="http://schemas.microsoft.com/office/word/2010/wordprocessingInk" xmlns:wps="http://schemas.microsoft.com/office/word/2010/wordprocessingShape" xmlns:o="urn:schemas-microsoft-com:office:office" xmlns:v="urn:schemas-microsoft-com:vml" xmlns:w10="urn:schemas-microsoft-com:office:word" xmlns:w="http://schemas.openxmlformats.org/wordprocessingml/2006/main" xmlns:w14="http://schemas.microsoft.com/office/word/2010/wordml" xmlns:w15="http://schemas.microsoft.com/office/word/2012/wordml" xmlns:w16cex="http://schemas.microsoft.com/office/word/2018/wordml/cex" xmlns:w16cid="http://schemas.microsoft.com/office/word/2016/wordml/cid" xmlns:w16="http://schemas.microsoft.com/office/word/2018/wordml" xmlns:w16sdtdh="http://schemas.microsoft.com/office/word/2020/wordml/sdtdatahash" xmlns:w16sdtfl="http://schemas.microsoft.com/office/word/2024/wordml/sdtformatlock" xmlns:w16se="http://schemas.microsoft.com/office/word/2015/wordml/symex" xmlns:w16du="http://schemas.microsoft.com/office/word/2023/wordml/word16du" xmlns:wne="http://schemas.microsoft.com/office/word/2006/wordml" mc:Ignorable="w14 w15 w16se w16cid w16 w16cex w16sdtdh w16sdtfl w16du wp14">
   <w:sdt>
     <w:sdtPr>
       <w:rPr>
@@ -37731,7 +37445,7 @@
 </file>
 
 <file path=word/footnotes.xml><?xml version="1.0" encoding="utf-8"?>
-<w:footnotes xmlns:wpc="http://schemas.microsoft.com/office/word/2010/wordprocessingCanvas" xmlns:cx="http://schemas.microsoft.com/office/drawing/2014/chartex" xmlns:cx1="http://schemas.microsoft.com/office/drawing/2015/9/8/chartex" xmlns:cx2="http://schemas.microsoft.com/office/drawing/2015/10/21/chartex" xmlns:cx3="http://schemas.microsoft.com/office/drawing/2016/5/9/chartex" xmlns:cx4="http://schemas.microsoft.com/office/drawing/2016/5/10/chartex" xmlns:cx5="http://schemas.microsoft.com/office/drawing/2016/5/11/chartex" xmlns:cx6="http://schemas.microsoft.com/office/drawing/2016/5/12/chartex" xmlns:cx7="http://schemas.microsoft.com/office/drawing/2016/5/13/chartex" xmlns:cx8="http://schemas.microsoft.com/office/drawing/2016/5/14/chartex" xmlns:mc="http://schemas.openxmlformats.org/markup-compatibility/2006" xmlns:aink="http://schemas.microsoft.com/office/drawing/2016/ink" xmlns:am3d="http://schemas.microsoft.com/office/drawing/2017/model3d" xmlns:o="urn:schemas-microsoft-com:office:office" xmlns:oel="http://schemas.microsoft.com/office/2019/extlst" xmlns:r="http://schemas.openxmlformats.org/officeDocument/2006/relationships" xmlns:m="http://schemas.openxmlformats.org/officeDocument/2006/math" xmlns:v="urn:schemas-microsoft-com:vml" xmlns:wp14="http://schemas.microsoft.com/office/word/2010/wordprocessingDrawing" xmlns:wp="http://schemas.openxmlformats.org/drawingml/2006/wordprocessingDrawing" xmlns:w10="urn:schemas-microsoft-com:office:word" xmlns:w="http://schemas.openxmlformats.org/wordprocessingml/2006/main" xmlns:w14="http://schemas.microsoft.com/office/word/2010/wordml" xmlns:w15="http://schemas.microsoft.com/office/word/2012/wordml" xmlns:w16cex="http://schemas.microsoft.com/office/word/2018/wordml/cex" xmlns:w16cid="http://schemas.microsoft.com/office/word/2016/wordml/cid" xmlns:w16="http://schemas.microsoft.com/office/word/2018/wordml" xmlns:w16du="http://schemas.microsoft.com/office/word/2023/wordml/word16du" xmlns:w16sdtdh="http://schemas.microsoft.com/office/word/2020/wordml/sdtdatahash" xmlns:w16sdtfl="http://schemas.microsoft.com/office/word/2024/wordml/sdtformatlock" xmlns:w16se="http://schemas.microsoft.com/office/word/2015/wordml/symex" xmlns:wpg="http://schemas.microsoft.com/office/word/2010/wordprocessingGroup" xmlns:wpi="http://schemas.microsoft.com/office/word/2010/wordprocessingInk" xmlns:wne="http://schemas.microsoft.com/office/word/2006/wordml" xmlns:wps="http://schemas.microsoft.com/office/word/2010/wordprocessingShape" mc:Ignorable="w14 w15 w16se w16cid w16 w16cex w16sdtdh w16sdtfl w16du wp14">
+<w:footnotes xmlns:wpc="http://schemas.microsoft.com/office/word/2010/wordprocessingCanvas" xmlns:cx="http://schemas.microsoft.com/office/drawing/2014/chartex" xmlns:cx1="http://schemas.microsoft.com/office/drawing/2015/9/8/chartex" xmlns:cx2="http://schemas.microsoft.com/office/drawing/2015/10/21/chartex" xmlns:cx3="http://schemas.microsoft.com/office/drawing/2016/5/9/chartex" xmlns:cx4="http://schemas.microsoft.com/office/drawing/2016/5/10/chartex" xmlns:cx5="http://schemas.microsoft.com/office/drawing/2016/5/11/chartex" xmlns:cx6="http://schemas.microsoft.com/office/drawing/2016/5/12/chartex" xmlns:cx7="http://schemas.microsoft.com/office/drawing/2016/5/13/chartex" xmlns:cx8="http://schemas.microsoft.com/office/drawing/2016/5/14/chartex" xmlns:mc="http://schemas.openxmlformats.org/markup-compatibility/2006" xmlns:m="http://schemas.openxmlformats.org/officeDocument/2006/math" xmlns:aink="http://schemas.microsoft.com/office/drawing/2016/ink" xmlns:am3d="http://schemas.microsoft.com/office/drawing/2017/model3d" xmlns:oel="http://schemas.microsoft.com/office/2019/extlst" xmlns:r="http://schemas.openxmlformats.org/officeDocument/2006/relationships" xmlns:wp14="http://schemas.microsoft.com/office/word/2010/wordprocessingDrawing" xmlns:wp="http://schemas.openxmlformats.org/drawingml/2006/wordprocessingDrawing" xmlns:wpg="http://schemas.microsoft.com/office/word/2010/wordprocessingGroup" xmlns:wpi="http://schemas.microsoft.com/office/word/2010/wordprocessingInk" xmlns:wps="http://schemas.microsoft.com/office/word/2010/wordprocessingShape" xmlns:o="urn:schemas-microsoft-com:office:office" xmlns:v="urn:schemas-microsoft-com:vml" xmlns:w10="urn:schemas-microsoft-com:office:word" xmlns:w="http://schemas.openxmlformats.org/wordprocessingml/2006/main" xmlns:w14="http://schemas.microsoft.com/office/word/2010/wordml" xmlns:w15="http://schemas.microsoft.com/office/word/2012/wordml" xmlns:w16cex="http://schemas.microsoft.com/office/word/2018/wordml/cex" xmlns:w16cid="http://schemas.microsoft.com/office/word/2016/wordml/cid" xmlns:w16="http://schemas.microsoft.com/office/word/2018/wordml" xmlns:w16sdtdh="http://schemas.microsoft.com/office/word/2020/wordml/sdtdatahash" xmlns:w16sdtfl="http://schemas.microsoft.com/office/word/2024/wordml/sdtformatlock" xmlns:w16se="http://schemas.microsoft.com/office/word/2015/wordml/symex" xmlns:w16du="http://schemas.microsoft.com/office/word/2023/wordml/word16du" xmlns:wne="http://schemas.microsoft.com/office/word/2006/wordml" mc:Ignorable="w14 w15 w16se w16cid w16 w16cex w16sdtdh w16sdtfl w16du wp14">
   <w:footnote w:type="separator" w:id="-1">
     <w:p>
       <w:r>
@@ -37750,7 +37464,7 @@
 </file>
 
 <file path=word/styles.xml><?xml version="1.0" encoding="utf-8"?>
-<w:styles xmlns:mc="http://schemas.openxmlformats.org/markup-compatibility/2006" xmlns:r="http://schemas.openxmlformats.org/officeDocument/2006/relationships" xmlns:w="http://schemas.openxmlformats.org/wordprocessingml/2006/main" xmlns:w14="http://schemas.microsoft.com/office/word/2010/wordml" xmlns:w15="http://schemas.microsoft.com/office/word/2012/wordml" xmlns:w16cex="http://schemas.microsoft.com/office/word/2018/wordml/cex" xmlns:w16cid="http://schemas.microsoft.com/office/word/2016/wordml/cid" xmlns:w16="http://schemas.microsoft.com/office/word/2018/wordml" xmlns:w16du="http://schemas.microsoft.com/office/word/2023/wordml/word16du" xmlns:w16sdtdh="http://schemas.microsoft.com/office/word/2020/wordml/sdtdatahash" xmlns:w16sdtfl="http://schemas.microsoft.com/office/word/2024/wordml/sdtformatlock" xmlns:w16se="http://schemas.microsoft.com/office/word/2015/wordml/symex" mc:Ignorable="w14 w15 w16se w16cid w16 w16cex w16sdtdh w16sdtfl w16du">
+<w:styles xmlns:mc="http://schemas.openxmlformats.org/markup-compatibility/2006" xmlns:r="http://schemas.openxmlformats.org/officeDocument/2006/relationships" xmlns:w="http://schemas.openxmlformats.org/wordprocessingml/2006/main" xmlns:w14="http://schemas.microsoft.com/office/word/2010/wordml" xmlns:w15="http://schemas.microsoft.com/office/word/2012/wordml" xmlns:w16cex="http://schemas.microsoft.com/office/word/2018/wordml/cex" xmlns:w16cid="http://schemas.microsoft.com/office/word/2016/wordml/cid" xmlns:w16="http://schemas.microsoft.com/office/word/2018/wordml" xmlns:w16sdtdh="http://schemas.microsoft.com/office/word/2020/wordml/sdtdatahash" xmlns:w16sdtfl="http://schemas.microsoft.com/office/word/2024/wordml/sdtformatlock" xmlns:w16se="http://schemas.microsoft.com/office/word/2015/wordml/symex" xmlns:w16du="http://schemas.microsoft.com/office/word/2023/wordml/word16du" mc:Ignorable="w14 w15 w16se w16cid w16 w16cex w16sdtdh w16sdtfl w16du">
   <w:docDefaults>
     <w:rPrDefault>
       <w:rPr>
